--- a/Engineering-Mathematics/Modul-Word/Modul-11-Penerapan-Laplace-pada-PD.docx
+++ b/Engineering-Mathematics/Modul-Word/Modul-11-Penerapan-Laplace-pada-PD.docx
@@ -10483,9 +10483,11 @@
     <w:sectPr>
       <w:headerReference w:type="default" r:id="rId15"/>
       <w:footerReference w:type="default" r:id="rId16"/>
+      <w:footerReference w:type="first" r:id="rId29"/>
       <w:pgSz w:w="11906" w:h="16838" w:code="9"/>
       <w:pgMar w:top="1701" w:right="1418" w:bottom="1418" w:left="1701" w:header="709" w:footer="709" w:gutter="0"/>
       <w:cols w:space="708"/>
+      <w:titlePg/>
       <w:docGrid w:linePitch="360"/>
     </w:sectPr>
   </w:body>
@@ -11040,6 +11042,16 @@
         </mc:Fallback>
       </mc:AlternateContent>
     </w:r>
+  </w:p>
+</w:ftr>
+</file>
+
+<file path=word/footer2.xml><?xml version="1.0" encoding="utf-8"?>
+<w:ftr xmlns:m="http://schemas.openxmlformats.org/officeDocument/2006/math" xmlns:mc="http://schemas.openxmlformats.org/markup-compatibility/2006" xmlns:mo="http://schemas.microsoft.com/office/mac/office/2008/main" xmlns:mv="urn:schemas-microsoft-com:mac:vml" xmlns:o="urn:schemas-microsoft-com:office:office" xmlns:r="http://schemas.openxmlformats.org/officeDocument/2006/relationships" xmlns:v="urn:schemas-microsoft-com:vml" xmlns:w10="urn:schemas-microsoft-com:office:word" xmlns:w14="http://schemas.microsoft.com/office/word/2010/wordml" xmlns:w="http://schemas.openxmlformats.org/wordprocessingml/2006/main" xmlns:wne="http://schemas.microsoft.com/office/word/2006/wordml" xmlns:wp14="http://schemas.microsoft.com/office/word/2010/wordprocessingDrawing" xmlns:wp="http://schemas.openxmlformats.org/drawingml/2006/wordprocessingDrawing" xmlns:wpc="http://schemas.microsoft.com/office/word/2010/wordprocessingCanvas" xmlns:wpg="http://schemas.microsoft.com/office/word/2010/wordprocessingGroup" xmlns:wpi="http://schemas.microsoft.com/office/word/2010/wordprocessingInk" xmlns:wps="http://schemas.microsoft.com/office/word/2010/wordprocessingShape" mc:Ignorable="w14 wp14">
+  <w:p>
+    <w:pPr>
+      <w:pStyle w:val="Footer"/>
+    </w:pPr>
   </w:p>
 </w:ftr>
 </file>

--- a/Engineering-Mathematics/Modul-Word/Modul-11-Penerapan-Laplace-pada-PD.docx
+++ b/Engineering-Mathematics/Modul-Word/Modul-11-Penerapan-Laplace-pada-PD.docx
@@ -7268,7 +7268,7 @@
           <w:color w:val="444444"/>
           <w:sz w:val="20"/>
         </w:rPr>
-        <w:t>Gambar 8. Cuplikan Cell 1: transformasi Heaviside dan Dirac delta via sp.laplace_transform(), serta solve PD dengan input impulse via sp.dsolve() dengan ics.</w:t>
+        <w:t xml:space="preserve">Gambar 8. Potongan Cell 1: transformasi Heaviside dan Dirac delta via sp.laplace_transform(), serta solve PD dengan input impulse via sp.dsolve() dengan ics.</w:t>
       </w:r>
     </w:p>
     <w:p>

--- a/Engineering-Mathematics/Modul-Word/Modul-11-Penerapan-Laplace-pada-PD.docx
+++ b/Engineering-Mathematics/Modul-Word/Modul-11-Penerapan-Laplace-pada-PD.docx
@@ -724,7 +724,7 @@
                                 <w:szCs w:val="20"/>
                                 <w:lang w:val="fi-FI"/>
                               </w:rPr>
-                              <w:t>Pertemuan ini membahas lima perangkat aplikasi lanjut Transformasi Laplace untuk menyelesaikan Persamaan Diferensial: Heaviside step H(t-a) dan Dirac delta δ(t-a) untuk memodelkan input diskontinu (saklar, hammer test), transfer function H(s)=Y(s)/U(s) sebagai representasi sistem dinamis, teorema konvolusi L{f*g}=F(s)G(s) untuk menghitung respons terhadap input arbitrary, serta workflow Laplace untuk PD orde tinggi dan sistem PD coupled multi-output, dilengkapi studi kasus modal analysis, kontroler PID, dan robot lengan coupled</w:t>
+                              <w:t xml:space="preserve">Pertemuan ini membahas lima perangkat aplikasi lanjut Transformasi Laplace untuk menyelesaikan Persamaan Diferensial: Heaviside step H(t-a) dan Dirac δ δ(t-a) untuk memodelkan input diskontinu (saklar, hammer test), transfer function H(s)=Y(s)/U(s) sebagai representasi sistem dinamis, teorema konvolusi L{f·g}=F(s)G(s) untuk menghitung respons terhadap input arbitrary, serta workflow Laplace untuk PD orde tinggi dan sistem PD coupled multi-output, dilengkapi studi kasus modal analysis, kontroler PID, dan robot lengan coupled</w:t>
                             </w:r>
                           </w:p>
                         </w:txbxContent>
@@ -770,7 +770,7 @@
                           <w:szCs w:val="20"/>
                           <w:lang w:val="fi-FI"/>
                         </w:rPr>
-                        <w:t>Pertemuan ini membahas lima perangkat aplikasi lanjut Transformasi Laplace untuk menyelesaikan Persamaan Diferensial: Heaviside step H(t-a) dan Dirac delta δ(t-a) untuk memodelkan input diskontinu (saklar, hammer test), transfer function H(s)=Y(s)/U(s) sebagai representasi sistem dinamis, teorema konvolusi L{f*g}=F(s)G(s) untuk menghitung respons terhadap input arbitrary, serta workflow Laplace untuk PD orde tinggi dan sistem PD coupled multi-output, dilengkapi studi kasus modal analysis, kontroler PID, dan robot lengan coupled</w:t>
+                        <w:t xml:space="preserve">Pertemuan ini membahas lima perangkat aplikasi lanjut Transformasi Laplace untuk menyelesaikan Persamaan Diferensial: Heaviside step H(t-a) dan Dirac δ δ(t-a) untuk memodelkan input diskontinu (saklar, hammer test), transfer function H(s)=Y(s)/U(s) sebagai representasi sistem dinamis, teorema konvolusi L{f·g}=F(s)G(s) untuk menghitung respons terhadap input arbitrary, serta workflow Laplace untuk PD orde tinggi dan sistem PD coupled multi-output, dilengkapi studi kasus modal analysis, kontroler PID, dan robot lengan coupled</w:t>
                       </w:r>
                     </w:p>
                   </w:txbxContent>
@@ -1379,7 +1379,7 @@
                                 <w:szCs w:val="20"/>
                                 <w:lang w:val="en-US"/>
                               </w:rPr>
-                              <w:t>myclass.mercubuana.ac.id</w:t>
+                              <w:t xml:space="preserve">myclass.mercubuana.ac·id</w:t>
                             </w:r>
                           </w:p>
                         </w:txbxContent>
@@ -1426,7 +1426,7 @@
                           <w:szCs w:val="20"/>
                           <w:lang w:val="en-US"/>
                         </w:rPr>
-                        <w:t>myclass.mercubuana.ac.id</w:t>
+                        <w:t xml:space="preserve">myclass.mercubuana.ac·id</w:t>
                       </w:r>
                     </w:p>
                   </w:txbxContent>
@@ -2512,7 +2512,7 @@
                                 <w:sz w:val="20"/>
                                 <w:szCs w:val="20"/>
                               </w:rPr>
-                              <w:t>www.mercubuana.ac.id</w:t>
+                              <w:t xml:space="preserve">www.mercubuana.ac·id</w:t>
                             </w:r>
                           </w:p>
                         </w:txbxContent>
@@ -2558,7 +2558,7 @@
                           <w:sz w:val="20"/>
                           <w:szCs w:val="20"/>
                         </w:rPr>
-                        <w:t>www.mercubuana.ac.id</w:t>
+                        <w:t xml:space="preserve">www.mercubuana.ac·id</w:t>
                       </w:r>
                     </w:p>
                   </w:txbxContent>
@@ -2655,7 +2655,7 @@
           <w:i w:val="0"/>
           <w:sz w:val="22"/>
         </w:rPr>
-        <w:t>Pertemuan 11 mengenalkan dasar Transformasi Laplace: definisi, tabel fungsi dasar, sifat-sifat linieritas dan shift, transformasi turunan, serta workflow solve PD sederhana. Pertemuan 12 ini melengkapi toolkit dengan lima konsep aplikasi inti yang membuat Laplace tak tergantikan di engineering modern. Pertama, Heaviside step H(t-a), representasi matematis dari sinyal yang mendadak menyala (saklar, beban tiba-tiba, kontrol on/off). Kedua, Dirac delta δ(t-a), representasi impulse instan (hammer test, lightning strike, momentum impact). Ketiga, transfer function H(s) = Y(s)/U(s), representasi sistem dinamis di domain frekuensi yang menjadi jantung teori kendali. Keempat, teorema konvolusi L{f*g} = F(s)·G(s), yang memungkinkan penghitungan respons sistem terhadap input arbitrary tanpa solve PD ulang. Kelima, workflow Laplace untuk PD orde tinggi dan sistem PD coupled multi-output, yang menunjukkan skalabilitas Laplace dibanding UC/VoP.</w:t>
+        <w:t xml:space="preserve">Pertemuan 11 mengenalkan dasar Transformasi Laplace: definisi, tabel fungsi dasar, sifat-sifat linieritas dan shift, transformasi turunan, serta workflow solve PD sederhana. Pertemuan 12 ini melengkapi toolkit dengan lima konsep aplikasi inti yang membuat Laplace tak tergantikan di engineering modern. Pertama, Heaviside step H(t-a), representasi matematis dari sinyal yang mendadak menyala (saklar, beban tiba-tiba, kontrol on/off). Kedua, Dirac δ δ(t-a), representasi impulse instan (hammer test, lightning strike, momentum impact). Ketiga, transfer function H(s) = Y(s)/U(s), representasi sistem dinamis di domain frekuensi yang menjadi jantung teori kendali. Keempat, teorema konvolusi L{f·g} = F(s)·G(s), yang memungkinkan penghitungan respons sistem terhadap input arbitrary tanpa solve PD ulang. Kelima, workflow Laplace untuk PD orde tinggi dan sistem PD coupled multi-output, yang menunjukkan skalabilitas Laplace dibanding UC/VoP.</w:t>
       </w:r>
     </w:p>
     <w:p>
@@ -2679,7 +2679,7 @@
           <w:i w:val="0"/>
           <w:sz w:val="22"/>
         </w:rPr>
-        <w:t>Kelima konsep Pertemuan 12 memiliki akar historis yang saling terkait meski lahir di era berbeda. Fungsi step diperkenalkan insinyur-fisikawan Inggris Oliver Heaviside pada akhir abad ke-19 sebagai bagian dari kalkulus operasional untuk menganalisis transien pada rangkaian telegraf, jauh sebelum transformasi Laplace modern diformalkan secara rigorus. Dirac delta, sebaliknya, diperkenalkan fisikawan Paul Dirac pada tahun 1930 dalam notasi bra-ket mekanika kuantum sebagai objek matematis yang "bernilai tak hingga di satu titik namun berintegral satu", sebuah gagasan yang saat itu dianggap tidak sah secara matematis ketat hingga akhirnya diformalkan sebagai teori distribusi (generalized function) oleh matematikawan Prancis Laurent Schwartz pada akhir dekade 1940-an. Konsep transfer function berkembang paralel di ranah teknik kendali dan komunikasi pada dekade 1930-1940-an lewat kerja Harry Nyquist dan Hendrik Bode di Bell Labs, yang memakai representasi H(s) untuk menganalisis stabilitas penguat umpan balik (feedback amplifier) pada sistem telepon jarak jauh. Teorema konvolusi sendiri berakar dari analisis Fourier abad ke-19, kemudian diadaptasi penuh ke kerangka Laplace pertengahan abad ke-20 seiring matangnya teori sistem linier tak-berubah waktu (LTI). Pola yang berulang di sini menarik untuk direnungkan: intuisi fisika dan kebutuhan rekayasa praktis kerap mendahului pembenaran matematis yang ketat selama puluhan tahun, sebelum akhirnya kedua sisi bertemu dan saling memperkuat menjadi fondasi teori kendali modern, pemrosesan sinyal digital, dan robotika yang dipelajari mahasiswa Teknik Mesin hari ini.</w:t>
+        <w:t xml:space="preserve">Kelima konsep Pertemuan 12 memiliki akar historis yang saling terkait meski lahir di era berbeda. Fungsi step diperkenalkan insinyur-fisikawan Inggris Oliver Heaviside pada akhir abad ke-19 sebagai bagian dari kalkulus operasional untuk menganalisis transien pada rangkaian telegraf, jauh sebelum transformasi Laplace modern diformalkan secara rigorus. Dirac δ, sebaliknya, diperkenalkan fisikawan Paul Dirac pada tahun 1930 dalam notasi bra-ket mekanika kuantum sebagai objek matematis yang "bernilai tak hingga di satu titik namun berintegral satu", sebuah gagasan yang saat itu dianggap tidak sah secara matematis ketat hingga akhirnya diformalkan sebagai teori distribusi (generalized function) oleh matematikawan Prancis Laurent Schwartz pada akhir dekade 1940-an. Konsep transfer function berkembang paralel di ranah teknik kendali dan komunikasi pada dekade 1930-1940-an lewat kerja Harry Nyquist dan Hendrik Bode di Bell Labs, yang memakai representasi H(s) untuk menganalisis stabilitas penguat umpan balik (feedback amplifier) pada sistem telepon jarak jauh. Teorema konvolusi sendiri berakar dari analisis Fourier abad ke-19, kemudian diadaptasi penuh ke kerangka Laplace pertengahan abad ke-20 seiring matangnya teori sistem linier tak-berubah waktu (LTI). Pola yang berulang di sini menarik untuk direnungkan: intuisi fisika dan kebutuhan rekayasa praktis kerap mendahului pembenaran matematis yang ketat selama puluhan tahun, sebelum akhirnya kedua sisi bertemu dan saling memperkuat menjadi fondasi teori kendali modern, pemrosesan sinyal digital, dan robotika yang dipelajari mahasiswa Teknik Mesin hari ini.</w:t>
       </w:r>
     </w:p>
     <w:p>
@@ -2760,7 +2760,7 @@
           <w:i w:val="0"/>
           <w:sz w:val="22"/>
         </w:rPr>
-        <w:t>Gambar 1 memperlihatkan bahwa Pertemuan 12 adalah titik puncak dari rangkaian Pertemuan 9-11 (PD Non-Homogen, Reduksi Orde, Invers Operator, dan Transformasi Laplace dasar) sekaligus jembatan menuju aplikasi lanjut di berbagai bidang rekayasa. Materi mencakup definisi dan transformasi Heaviside step beserta second shift theorem, sifat sifting Dirac delta dan impulse response, definisi transfer function beserta klasifikasi pole-zero, teorema dan aplikasi praktis konvolusi, workflow lengkap PD orde tinggi (orde 3, 4, n), serta sistem PD coupled dengan pendekatan matriks. Modul ditutup dengan analogi kehidupan sehari-hari, studi kasus aplikasi industri, implementasi Python di Jupyter Notebook, dan tugas terstruktur.</w:t>
+        <w:t xml:space="preserve">Gambar 1 memperlihatkan bahwa Pertemuan 12 adalah titik puncak dari rangkaian Pertemuan 9-11 (PD Non-Homogen, Reduksi Orde, Invers Operator, dan Transformasi Laplace dasar) sekaligus jembatan menuju aplikasi lanjut di berbagai bidang rekayasa. Materi mencakup definisi dan transformasi Heaviside step beserta second shift theorem, sifat sifting Dirac δ dan impulse response, definisi transfer function beserta klasifikasi pole-zero, teorema dan aplikasi praktis konvolusi, workflow lengkap PD orde tinggi (orde 3, 4, n), serta sistem PD coupled dengan pendekatan matriks. Modul ditutup dengan analogi kehidupan sehari-hari, studi kasus aplikasi industri, implementasi Python di Jupyter Notebook, dan tugas terstruktur.</w:t>
       </w:r>
     </w:p>
     <w:p>
@@ -2833,7 +2833,7 @@
           <w:i w:val="0"/>
           <w:sz w:val="22"/>
         </w:rPr>
-        <w:t>Setelah pertemuan ini mahasiswa dapat: menuliskan sinyal diskontinu memakai Heaviside step dan menerapkan second shift theorem; menghitung transformasi Laplace Dirac delta dan impulse response sistem; mendefinisikan dan menganalisis stabilitas sistem lewat transfer function H(s); menerapkan teorema konvolusi untuk respons ke input arbitrary; serta menyelesaikan PD orde tinggi dan sistem PD coupled via Laplace dengan bantuan Python (SymPy, SciPy).</w:t>
+        <w:t xml:space="preserve">Setelah pertemuan ini mahasiswa dapat: menuliskan sinyal diskontinu memakai Heaviside step dan menerapkan second shift theorem; menghitung transformasi Laplace Dirac δ dan impulse response sistem; mendefinisikan dan menganalisis stabilitas sistem lewat transfer function H(s); menerapkan teorema konvolusi untuk respons ke input arbitrary; serta menyelesaikan PD orde tinggi dan sistem PD coupled via Laplace dengan bantuan Python (SymPy, SciPy).</w:t>
       </w:r>
     </w:p>
     <w:p>
@@ -2880,7 +2880,7 @@
           <w:i w:val="0"/>
           <w:sz w:val="22"/>
         </w:rPr>
-        <w:t>Tabel dasar Transformasi Laplace pada Pertemuan 11 hanya mencakup fungsi kontinu dan smooth: eksponensial, sinus/cosinus, polinomial. Namun input nyata di engineering sering diskontinu: saklar listrik dinyalakan mendadak, palu instrumented memukul struktur dalam waktu sangat singkat, beban tiba-tiba diterapkan pada balok. UC dan VoP gagal total untuk input semacam ini, sedangkan Laplace tetap dapat menanganinya lewat dua fungsi khusus: Heaviside step H(t-a) untuk sinyal yang menyala mendadak dan bertahan, serta Dirac delta δ(t-a) untuk sinyal impulse sesaat dengan luas terhingga.</w:t>
+        <w:t xml:space="preserve">Tabel dasar Transformasi Laplace pada Pertemuan 11 hanya mencakup fungsi kontinu dan smooth: eksponensial, sinus/cosinus, polinomial. Namun input nyata di engineering sering diskontinu: saklar listrik dinyalakan mendadak, palu instrumented memukul struktur dalam waktu sangat singkat, beban tiba-tiba diterapkan pada balok. UC dan VoP gagal total untuk input semacam ini, sedangkan Laplace tetap dapat menanganinya lewat dua fungsi khusus: Heaviside step H(t-a) untuk sinyal yang menyala mendadak dan bertahan, serta Dirac δ δ(t-a) untuk sinyal impulse sesaat dengan luas terhingga.</w:t>
       </w:r>
     </w:p>
     <w:p>
@@ -2911,7 +2911,35 @@
           <w:i w:val="0"/>
           <w:sz w:val="22"/>
         </w:rPr>
-        <w:t>Heaviside step H(t-a) adalah fungsi tangga yang bernilai 0 untuk t &lt; a dan 1 untuk t ≥ a, merepresentasikan sinyal yang mendadak menyala pada saat t = a dan bertahan pada nilai tersebut selamanya. Transformasi Laplace-nya diturunkan langsung dari definisi integral, dan hasilnya sangat sederhana: faktor e^(-as) berperan sebagai delay operator di domain s.</w:t>
+        <w:t xml:space="preserve">Heaviside step H(t-a) adalah fungsi tangga yang bernilai 0 untuk t &lt; a dan 1 untuk t ≥ a, merepresentasikan sinyal yang mendadak menyala pada saat t = a dan bertahan pada nilai tersebut selamanya. Transformasi Laplace-nya diturunkan langsung dari definisi integral, dan hasilnya sangat sederhana: faktor e</w:t>
+      </w:r>
+      <w:r>
+        <w:rPr>
+          <w:rFonts w:ascii="Arial" w:hAnsi="Arial" w:cs="Arial"/>
+          <w:b w:val="0"/>
+          <w:i w:val="0"/>
+          <w:sz w:val="22"/>
+          <w:vertAlign w:val="superscript"/>
+        </w:rPr>
+        <w:t xml:space="preserve">-as</w:t>
+      </w:r>
+      <w:r>
+        <w:rPr>
+          <w:rFonts w:ascii="Arial" w:hAnsi="Arial" w:cs="Arial"/>
+          <w:b w:val="0"/>
+          <w:i w:val="0"/>
+          <w:sz w:val="22"/>
+        </w:rPr>
+        <w:t xml:space="preserve"> berperan sebagai delay operator di domain s.</w:t>
+      </w:r>
+      <w:r>
+        <w:rPr>
+          <w:rFonts w:ascii="Arial" w:hAnsi="Arial" w:cs="Arial"/>
+          <w:b w:val="0"/>
+          <w:i w:val="0"/>
+          <w:sz w:val="22"/>
+        </w:rPr>
+        <w:t xml:space="preserve"> Hubungan ini dirangkum dalam Persamaan (1).</w:t>
       </w:r>
     </w:p>
     <w:p>
@@ -2927,7 +2955,38 @@
           <w:color w:val="305496"/>
           <w:sz w:val="22"/>
         </w:rPr>
-        <w:t>H(t-a) = 0 (t&lt;a), 1 (t≥a)  ⟹  L{H(t-a)} = e^(-as)/s</w:t>
+        <w:t xml:space="preserve">H(t-a) = 0 (t&lt;a), 1 (t≥a)  ⟹  L{H(t-a)} = e</w:t>
+      </w:r>
+      <w:r>
+        <w:rPr>
+          <w:rFonts w:ascii="Arial" w:hAnsi="Arial" w:cs="Arial"/>
+          <w:b/>
+          <w:i/>
+          <w:color w:val="305496"/>
+          <w:sz w:val="22"/>
+          <w:vertAlign w:val="superscript"/>
+        </w:rPr>
+        <w:t xml:space="preserve">-as</w:t>
+      </w:r>
+      <w:r>
+        <w:rPr>
+          <w:rFonts w:ascii="Arial" w:hAnsi="Arial" w:cs="Arial"/>
+          <w:b/>
+          <w:i/>
+          <w:color w:val="305496"/>
+          <w:sz w:val="22"/>
+        </w:rPr>
+        <w:t xml:space="preserve">/s</w:t>
+      </w:r>
+      <w:r>
+        <w:rPr>
+          <w:rFonts w:ascii="Arial" w:hAnsi="Arial" w:cs="Arial"/>
+          <w:b/>
+          <w:i/>
+          <w:color w:val="305496"/>
+          <w:sz w:val="22"/>
+        </w:rPr>
+        <w:t xml:space="preserve">   (1)</w:t>
       </w:r>
     </w:p>
     <w:p>
@@ -2951,7 +3010,35 @@
           <w:i w:val="0"/>
           <w:sz w:val="22"/>
         </w:rPr>
-        <w:t>Teorema kedua yang jauh lebih powerful adalah second shift theorem: bila fungsi f(t-a) (bentuknya juga digeser, bukan hanya aktifnya yang tertunda) dikalikan H(t-a), transformasinya adalah e^(-as) dikalikan F(s), yaitu transformasi Laplace f(t) yang sudah dihitung sebelumnya tanpa delay.</w:t>
+        <w:t xml:space="preserve">Teorema kedua yang jauh lebih powerful adalah second shift theorem: bila fungsi f(t-a) (bentuknya juga digeser, bukan hanya aktifnya yang tertunda) dikalikan H(t-a), transformasinya adalah e</w:t>
+      </w:r>
+      <w:r>
+        <w:rPr>
+          <w:rFonts w:ascii="Arial" w:hAnsi="Arial" w:cs="Arial"/>
+          <w:b w:val="0"/>
+          <w:i w:val="0"/>
+          <w:sz w:val="22"/>
+          <w:vertAlign w:val="superscript"/>
+        </w:rPr>
+        <w:t xml:space="preserve">-as</w:t>
+      </w:r>
+      <w:r>
+        <w:rPr>
+          <w:rFonts w:ascii="Arial" w:hAnsi="Arial" w:cs="Arial"/>
+          <w:b w:val="0"/>
+          <w:i w:val="0"/>
+          <w:sz w:val="22"/>
+        </w:rPr>
+        <w:t xml:space="preserve"> dikalikan F(s), yaitu transformasi Laplace f(t) yang sudah dihitung sebelumnya tanpa delay.</w:t>
+      </w:r>
+      <w:r>
+        <w:rPr>
+          <w:rFonts w:ascii="Arial" w:hAnsi="Arial" w:cs="Arial"/>
+          <w:b w:val="0"/>
+          <w:i w:val="0"/>
+          <w:sz w:val="22"/>
+        </w:rPr>
+        <w:t xml:space="preserve"> Bentuk ringkasnya dituliskan pada Persamaan (2).</w:t>
       </w:r>
     </w:p>
     <w:p>
@@ -2967,7 +3054,38 @@
           <w:color w:val="305496"/>
           <w:sz w:val="22"/>
         </w:rPr>
-        <w:t>L{f(t-a)·H(t-a)} = e^(-as)·F(s)</w:t>
+        <w:t xml:space="preserve">L{f(t-a)·H(t-a)} = e</w:t>
+      </w:r>
+      <w:r>
+        <w:rPr>
+          <w:rFonts w:ascii="Arial" w:hAnsi="Arial" w:cs="Arial"/>
+          <w:b/>
+          <w:i/>
+          <w:color w:val="305496"/>
+          <w:sz w:val="22"/>
+          <w:vertAlign w:val="superscript"/>
+        </w:rPr>
+        <w:t xml:space="preserve">-as</w:t>
+      </w:r>
+      <w:r>
+        <w:rPr>
+          <w:rFonts w:ascii="Arial" w:hAnsi="Arial" w:cs="Arial"/>
+          <w:b/>
+          <w:i/>
+          <w:color w:val="305496"/>
+          <w:sz w:val="22"/>
+        </w:rPr>
+        <w:t xml:space="preserve">·F(s)</w:t>
+      </w:r>
+      <w:r>
+        <w:rPr>
+          <w:rFonts w:ascii="Arial" w:hAnsi="Arial" w:cs="Arial"/>
+          <w:b/>
+          <w:i/>
+          <w:color w:val="305496"/>
+          <w:sz w:val="22"/>
+        </w:rPr>
+        <w:t xml:space="preserve">   (2)</w:t>
       </w:r>
     </w:p>
     <w:p>
@@ -2991,7 +3109,121 @@
           <w:i w:val="0"/>
           <w:sz w:val="22"/>
         </w:rPr>
-        <w:t>Turunan rumus L{H(t-a)} langsung dari definisi integral Laplace memperjelas mengapa hasilnya sesederhana itu. Karena H(t-a) bernilai 0 pada rentang 0≤t&lt;a, batas bawah integral efektif bergeser ke a: L{H(t-a)} = ∫₀^∞ e^(-st)·H(t-a)dt = ∫ₐ^∞ e^(-st)dt = [-e^(-st)/s] dari a sampai ∞ = e^(-as)/s, dengan syarat Re(s)&gt;0 agar integral konvergen di batas atas. Kasus khusus a=0 memberi L{H(t)} = 1/s, identik dengan L{1} karena untuk t&gt;0, H(t) memang bernilai 1; inilah alasan tabel dasar Pertemuan 11 sesungguhnya adalah kasus khusus a=0 dari Heaviside step.</w:t>
+        <w:t xml:space="preserve">Turunan rumus L{H(t-a)} langsung dari definisi integral Laplace memperjelas mengapa hasilnya sesederhana itu. Karena H(t-a) bernilai 0 pada rentang 0≤t&lt;a, batas bawah integral efektif bergeser ke a: L{H(t-a)} = ∫₀</w:t>
+      </w:r>
+      <w:r>
+        <w:rPr>
+          <w:rFonts w:ascii="Arial" w:hAnsi="Arial" w:cs="Arial"/>
+          <w:b w:val="0"/>
+          <w:i w:val="0"/>
+          <w:sz w:val="22"/>
+          <w:vertAlign w:val="superscript"/>
+        </w:rPr>
+        <w:t xml:space="preserve">∞</w:t>
+      </w:r>
+      <w:r>
+        <w:rPr>
+          <w:rFonts w:ascii="Arial" w:hAnsi="Arial" w:cs="Arial"/>
+          <w:b w:val="0"/>
+          <w:i w:val="0"/>
+          <w:sz w:val="22"/>
+        </w:rPr>
+        <w:t xml:space="preserve"> e</w:t>
+      </w:r>
+      <w:r>
+        <w:rPr>
+          <w:rFonts w:ascii="Arial" w:hAnsi="Arial" w:cs="Arial"/>
+          <w:b w:val="0"/>
+          <w:i w:val="0"/>
+          <w:sz w:val="22"/>
+          <w:vertAlign w:val="superscript"/>
+        </w:rPr>
+        <w:t xml:space="preserve">-st</w:t>
+      </w:r>
+      <w:r>
+        <w:rPr>
+          <w:rFonts w:ascii="Arial" w:hAnsi="Arial" w:cs="Arial"/>
+          <w:b w:val="0"/>
+          <w:i w:val="0"/>
+          <w:sz w:val="22"/>
+        </w:rPr>
+        <w:t xml:space="preserve">·H(t-a)dt = ∫ₐ</w:t>
+      </w:r>
+      <w:r>
+        <w:rPr>
+          <w:rFonts w:ascii="Arial" w:hAnsi="Arial" w:cs="Arial"/>
+          <w:b w:val="0"/>
+          <w:i w:val="0"/>
+          <w:sz w:val="22"/>
+          <w:vertAlign w:val="superscript"/>
+        </w:rPr>
+        <w:t xml:space="preserve">∞</w:t>
+      </w:r>
+      <w:r>
+        <w:rPr>
+          <w:rFonts w:ascii="Arial" w:hAnsi="Arial" w:cs="Arial"/>
+          <w:b w:val="0"/>
+          <w:i w:val="0"/>
+          <w:sz w:val="22"/>
+        </w:rPr>
+        <w:t xml:space="preserve"> e</w:t>
+      </w:r>
+      <w:r>
+        <w:rPr>
+          <w:rFonts w:ascii="Arial" w:hAnsi="Arial" w:cs="Arial"/>
+          <w:b w:val="0"/>
+          <w:i w:val="0"/>
+          <w:sz w:val="22"/>
+          <w:vertAlign w:val="superscript"/>
+        </w:rPr>
+        <w:t xml:space="preserve">-st</w:t>
+      </w:r>
+      <w:r>
+        <w:rPr>
+          <w:rFonts w:ascii="Arial" w:hAnsi="Arial" w:cs="Arial"/>
+          <w:b w:val="0"/>
+          <w:i w:val="0"/>
+          <w:sz w:val="22"/>
+        </w:rPr>
+        <w:t xml:space="preserve">dt = [-e</w:t>
+      </w:r>
+      <w:r>
+        <w:rPr>
+          <w:rFonts w:ascii="Arial" w:hAnsi="Arial" w:cs="Arial"/>
+          <w:b w:val="0"/>
+          <w:i w:val="0"/>
+          <w:sz w:val="22"/>
+          <w:vertAlign w:val="superscript"/>
+        </w:rPr>
+        <w:t xml:space="preserve">-st</w:t>
+      </w:r>
+      <w:r>
+        <w:rPr>
+          <w:rFonts w:ascii="Arial" w:hAnsi="Arial" w:cs="Arial"/>
+          <w:b w:val="0"/>
+          <w:i w:val="0"/>
+          <w:sz w:val="22"/>
+        </w:rPr>
+        <w:t xml:space="preserve">/s] dari a sampai ∞ = e</w:t>
+      </w:r>
+      <w:r>
+        <w:rPr>
+          <w:rFonts w:ascii="Arial" w:hAnsi="Arial" w:cs="Arial"/>
+          <w:b w:val="0"/>
+          <w:i w:val="0"/>
+          <w:sz w:val="22"/>
+          <w:vertAlign w:val="superscript"/>
+        </w:rPr>
+        <w:t xml:space="preserve">-as</w:t>
+      </w:r>
+      <w:r>
+        <w:rPr>
+          <w:rFonts w:ascii="Arial" w:hAnsi="Arial" w:cs="Arial"/>
+          <w:b w:val="0"/>
+          <w:i w:val="0"/>
+          <w:sz w:val="22"/>
+        </w:rPr>
+        <w:t xml:space="preserve">/s, dengan syarat Re(s)&gt;0 agar integral konvergen di batas atas. Kasus khusus a=0 memberi L{H(t)} = 1/s, identik dengan L{1} karena untuk t&gt;0, H(t) memang bernilai 1; inilah alasan tabel dasar Pertemuan 11 sesungguhnya adalah kasus khusus a=0 dari Heaviside step.</w:t>
       </w:r>
     </w:p>
     <w:p>
@@ -3063,7 +3295,45 @@
           <w:i w:val="0"/>
           <w:sz w:val="22"/>
         </w:rPr>
-        <w:t>Gambar 2 memperlihatkan bahwa Heaviside step adalah building block: kombinasi dua step yang dikurangkan menghasilkan rectangular pulse, kombinasi lebih banyak step menghasilkan gigi gergaji, square wave, atau sinyal digital sembarang. Panel kanan menunjukkan pulse magnitudo 3 yang aktif hanya pada interval t∈[1,4], dengan transformasi Laplace (3/s)·(e^(-s) - e^(-4s)) diperoleh dari mengurangkan dua transformasi Heaviside sesuai linieritas.</w:t>
+        <w:t xml:space="preserve">Gambar 2 memperlihatkan bahwa Heaviside step adalah building block: kombinasi dua step yang dikurangkan menghasilkan rectangular pulse, kombinasi lebih banyak step menghasilkan gigi gergaji, square wave, atau sinyal digital sembarang. Panel kanan menunjukkan pulse magnitudo 3 yang aktif hanya pada interval t∈[1,4], dengan transformasi Laplace (3/s)·(e</w:t>
+      </w:r>
+      <w:r>
+        <w:rPr>
+          <w:rFonts w:ascii="Arial" w:hAnsi="Arial" w:cs="Arial"/>
+          <w:b w:val="0"/>
+          <w:i w:val="0"/>
+          <w:sz w:val="22"/>
+          <w:vertAlign w:val="superscript"/>
+        </w:rPr>
+        <w:t xml:space="preserve">-s</w:t>
+      </w:r>
+      <w:r>
+        <w:rPr>
+          <w:rFonts w:ascii="Arial" w:hAnsi="Arial" w:cs="Arial"/>
+          <w:b w:val="0"/>
+          <w:i w:val="0"/>
+          <w:sz w:val="22"/>
+        </w:rPr>
+        <w:t xml:space="preserve"> - e</w:t>
+      </w:r>
+      <w:r>
+        <w:rPr>
+          <w:rFonts w:ascii="Arial" w:hAnsi="Arial" w:cs="Arial"/>
+          <w:b w:val="0"/>
+          <w:i w:val="0"/>
+          <w:sz w:val="22"/>
+          <w:vertAlign w:val="superscript"/>
+        </w:rPr>
+        <w:t xml:space="preserve">-4s</w:t>
+      </w:r>
+      <w:r>
+        <w:rPr>
+          <w:rFonts w:ascii="Arial" w:hAnsi="Arial" w:cs="Arial"/>
+          <w:b w:val="0"/>
+          <w:i w:val="0"/>
+          <w:sz w:val="22"/>
+        </w:rPr>
+        <w:t xml:space="preserve">) diperoleh dari mengurangkan dua transformasi Heaviside sesuai linieritas.</w:t>
       </w:r>
     </w:p>
     <w:p>
@@ -3087,7 +3357,45 @@
           <w:i w:val="0"/>
           <w:sz w:val="22"/>
         </w:rPr>
-        <w:t>Hitung L{5·H(t-3)}. Pakai linieritas: L{5·H(t-3)} = 5·L{H(t-3)} = 5·e^(-3s)/s. Faktor 5 adalah magnitude step, e^(-3s) adalah delay 3 detik di domain s.</w:t>
+        <w:t xml:space="preserve">Hitung L{5·H(t-3)}. Pakai linieritas: L{5·H(t-3)} = 5·L{H(t-3)} = 5·e</w:t>
+      </w:r>
+      <w:r>
+        <w:rPr>
+          <w:rFonts w:ascii="Arial" w:hAnsi="Arial" w:cs="Arial"/>
+          <w:b w:val="0"/>
+          <w:i w:val="0"/>
+          <w:sz w:val="22"/>
+          <w:vertAlign w:val="superscript"/>
+        </w:rPr>
+        <w:t xml:space="preserve">-3s</w:t>
+      </w:r>
+      <w:r>
+        <w:rPr>
+          <w:rFonts w:ascii="Arial" w:hAnsi="Arial" w:cs="Arial"/>
+          <w:b w:val="0"/>
+          <w:i w:val="0"/>
+          <w:sz w:val="22"/>
+        </w:rPr>
+        <w:t xml:space="preserve">/s. Faktor 5 adalah magnitude step, e</w:t>
+      </w:r>
+      <w:r>
+        <w:rPr>
+          <w:rFonts w:ascii="Arial" w:hAnsi="Arial" w:cs="Arial"/>
+          <w:b w:val="0"/>
+          <w:i w:val="0"/>
+          <w:sz w:val="22"/>
+          <w:vertAlign w:val="superscript"/>
+        </w:rPr>
+        <w:t xml:space="preserve">-3s</w:t>
+      </w:r>
+      <w:r>
+        <w:rPr>
+          <w:rFonts w:ascii="Arial" w:hAnsi="Arial" w:cs="Arial"/>
+          <w:b w:val="0"/>
+          <w:i w:val="0"/>
+          <w:sz w:val="22"/>
+        </w:rPr>
+        <w:t xml:space="preserve"> adalah delay 3 detik di domain s.</w:t>
       </w:r>
     </w:p>
     <w:p>
@@ -3111,7 +3419,45 @@
           <w:i w:val="0"/>
           <w:sz w:val="22"/>
         </w:rPr>
-        <w:t>Hitung L{2·[H(t) − H(t-4)]}. Sesuai linieritas: = 2·(1/s − e^(-4s)/s) = (2/s)·(1 − e^(-4s)). Pulse magnitudo 2 yang aktif selama 4 detik.</w:t>
+        <w:t xml:space="preserve">Hitung L{2·[H(t) − H(t-4)]}. Sesuai linieritas: = 2·(1/s − e</w:t>
+      </w:r>
+      <w:r>
+        <w:rPr>
+          <w:rFonts w:ascii="Arial" w:hAnsi="Arial" w:cs="Arial"/>
+          <w:b w:val="0"/>
+          <w:i w:val="0"/>
+          <w:sz w:val="22"/>
+          <w:vertAlign w:val="superscript"/>
+        </w:rPr>
+        <w:t xml:space="preserve">-4s</w:t>
+      </w:r>
+      <w:r>
+        <w:rPr>
+          <w:rFonts w:ascii="Arial" w:hAnsi="Arial" w:cs="Arial"/>
+          <w:b w:val="0"/>
+          <w:i w:val="0"/>
+          <w:sz w:val="22"/>
+        </w:rPr>
+        <w:t xml:space="preserve">/s) = (2/s)·(1 − e</w:t>
+      </w:r>
+      <w:r>
+        <w:rPr>
+          <w:rFonts w:ascii="Arial" w:hAnsi="Arial" w:cs="Arial"/>
+          <w:b w:val="0"/>
+          <w:i w:val="0"/>
+          <w:sz w:val="22"/>
+          <w:vertAlign w:val="superscript"/>
+        </w:rPr>
+        <w:t xml:space="preserve">-4s</w:t>
+      </w:r>
+      <w:r>
+        <w:rPr>
+          <w:rFonts w:ascii="Arial" w:hAnsi="Arial" w:cs="Arial"/>
+          <w:b w:val="0"/>
+          <w:i w:val="0"/>
+          <w:sz w:val="22"/>
+        </w:rPr>
+        <w:t xml:space="preserve">). Pulse magnitudo 2 yang aktif selama 4 detik.</w:t>
       </w:r>
     </w:p>
     <w:p>
@@ -3135,7 +3481,26 @@
           <w:i w:val="0"/>
           <w:sz w:val="22"/>
         </w:rPr>
-        <w:t>Hitung L{(t-2)²·H(t-2)}. Bentuk ini sudah f(t-a)·H(t-a), langsung pakai second shift theorem dengan F(s) = L{t²} = 2/s³, sehingga hasilnya L{(t-2)²·H(t-2)} = e^(-2s)·2/s³.</w:t>
+        <w:t xml:space="preserve">Hitung L{(t-2)²·H(t-2)}. Bentuk ini sudah f(t-a)·H(t-a), langsung pakai second shift theorem dengan F(s) = L{t²} = 2/s³, sehingga hasilnya L{(t-2)²·H(t-2)} = e</w:t>
+      </w:r>
+      <w:r>
+        <w:rPr>
+          <w:rFonts w:ascii="Arial" w:hAnsi="Arial" w:cs="Arial"/>
+          <w:b w:val="0"/>
+          <w:i w:val="0"/>
+          <w:sz w:val="22"/>
+          <w:vertAlign w:val="superscript"/>
+        </w:rPr>
+        <w:t xml:space="preserve">-2s</w:t>
+      </w:r>
+      <w:r>
+        <w:rPr>
+          <w:rFonts w:ascii="Arial" w:hAnsi="Arial" w:cs="Arial"/>
+          <w:b w:val="0"/>
+          <w:i w:val="0"/>
+          <w:sz w:val="22"/>
+        </w:rPr>
+        <w:t xml:space="preserve">·2/s³.</w:t>
       </w:r>
     </w:p>
     <w:p>
@@ -3638,7 +4003,7 @@
           <w:color w:val="2E4A7A"/>
           <w:sz w:val="24"/>
         </w:rPr>
-        <w:t>Dirac Delta δ(t-a) dan Impulse Response</w:t>
+        <w:t xml:space="preserve">Dirac Δ δ(t-a) dan Impulse Response</w:t>
       </w:r>
     </w:p>
     <w:p>
@@ -3653,7 +4018,16 @@
           <w:i w:val="0"/>
           <w:sz w:val="22"/>
         </w:rPr>
-        <w:t>Dirac delta δ(t-a) adalah "spike" instantan di t = a dengan luas integral sama dengan 1, secara matematis bukan fungsi biasa melainkan distribusi (generalized function), didefinisikan sebagai limit dari rectangular pulse yang tingginya menuju tak hingga sementara lebarnya menuju nol. Sifat paling penting adalah sifting property: ∫f(t)·δ(t-a)dt = f(a), yaitu δ "menyaring" nilai f tepat di titik a. Transformasi Laplace-nya, diturunkan langsung dari sifting, adalah yang paling sederhana di antara semua transformasi.</w:t>
+        <w:t xml:space="preserve">Dirac δ δ(t-a) adalah "spike" instantan di t = a dengan luas integral sama dengan 1, secara matematis bukan fungsi biasa melainkan distribusi (generalized function), didefinisikan sebagai limit dari rectangular pulse yang tingginya menuju tak hingga sementara lebarnya menuju nol. Sifat paling penting adalah sifting property: ∫f(t)·δ(t-a)dt = f(a), yaitu δ "menyaring" nilai f tepat di titik a. Transformasi Laplace-nya, diturunkan langsung dari sifting, adalah yang paling sederhana di antara semua transformasi.</w:t>
+      </w:r>
+      <w:r>
+        <w:rPr>
+          <w:rFonts w:ascii="Arial" w:hAnsi="Arial" w:cs="Arial"/>
+          <w:b w:val="0"/>
+          <w:i w:val="0"/>
+          <w:sz w:val="22"/>
+        </w:rPr>
+        <w:t xml:space="preserve"> Persamaan (3) memadatkan aturan tersebut.</w:t>
       </w:r>
     </w:p>
     <w:p>
@@ -3669,7 +4043,38 @@
           <w:color w:val="305496"/>
           <w:sz w:val="22"/>
         </w:rPr>
-        <w:t>∫f(t)·δ(t-a)dt = f(a) (sifting)  ⟹  L{δ(t-a)} = e^(-as);  L{δ(t)} = 1</w:t>
+        <w:t xml:space="preserve">∫f(t)·δ(t-a)dt = f(a) (sifting)  ⟹  L{δ(t-a)} = e</w:t>
+      </w:r>
+      <w:r>
+        <w:rPr>
+          <w:rFonts w:ascii="Arial" w:hAnsi="Arial" w:cs="Arial"/>
+          <w:b/>
+          <w:i/>
+          <w:color w:val="305496"/>
+          <w:sz w:val="22"/>
+          <w:vertAlign w:val="superscript"/>
+        </w:rPr>
+        <w:t xml:space="preserve">-as</w:t>
+      </w:r>
+      <w:r>
+        <w:rPr>
+          <w:rFonts w:ascii="Arial" w:hAnsi="Arial" w:cs="Arial"/>
+          <w:b/>
+          <w:i/>
+          <w:color w:val="305496"/>
+          <w:sz w:val="22"/>
+        </w:rPr>
+        <w:t xml:space="preserve">;  L{δ(t)} = 1</w:t>
+      </w:r>
+      <w:r>
+        <w:rPr>
+          <w:rFonts w:ascii="Arial" w:hAnsi="Arial" w:cs="Arial"/>
+          <w:b/>
+          <w:i/>
+          <w:color w:val="305496"/>
+          <w:sz w:val="22"/>
+        </w:rPr>
+        <w:t xml:space="preserve">   (3)</w:t>
       </w:r>
     </w:p>
     <w:p>
@@ -3726,157 +4131,8 @@
           <w:color w:val="444444"/>
           <w:sz w:val="20"/>
         </w:rPr>
-        <w:t>Gambar 3. Dirac delta δ(t-1,5) sebagai limit rectangular pulse yang menyempit dengan luas tetap 1 (kiri) dan impulse response h(t)=(1/3)e^(-2t)sin(3t) hasil hammer test pada sistem underdamped (kanan).</w:t>
-      </w:r>
-    </w:p>
-    <w:p>
-      <w:pPr>
-        <w:spacing w:line="360" w:lineRule="auto" w:after="120"/>
-        <w:jc w:val="both"/>
-      </w:pPr>
-      <w:r>
-        <w:rPr>
-          <w:rFonts w:ascii="Arial" w:hAnsi="Arial" w:cs="Arial"/>
-          <w:b/>
-          <w:i w:val="0"/>
-          <w:sz w:val="22"/>
-        </w:rPr>
-        <w:t xml:space="preserve">Membaca Kedua Panel: </w:t>
-      </w:r>
-      <w:r>
-        <w:rPr>
-          <w:rFonts w:ascii="Arial" w:hAnsi="Arial" w:cs="Arial"/>
-          <w:b w:val="0"/>
-          <w:i w:val="0"/>
-          <w:sz w:val="22"/>
-        </w:rPr>
-        <w:t>Gambar 3 kiri memvisualisasikan Dirac delta sebagai limit tiga rectangular pulse yang lebarnya semakin sempit sementara tingginya (1/lebar) semakin besar, dengan luas tetap konstan 1. Gambar kanan menunjukkan impulse response h(t) hasil hammer test, ringing osilasi teredam yang menjadi fingerprint dinamis sistem tersebut.</w:t>
-      </w:r>
-    </w:p>
-    <w:p>
-      <w:pPr>
-        <w:spacing w:line="360" w:lineRule="auto" w:after="120"/>
-        <w:jc w:val="both"/>
-      </w:pPr>
-      <w:r>
-        <w:rPr>
-          <w:rFonts w:ascii="Arial" w:hAnsi="Arial" w:cs="Arial"/>
-          <w:b/>
-          <w:i w:val="0"/>
-          <w:sz w:val="22"/>
-        </w:rPr>
-        <w:t xml:space="preserve">Enam Sifat Fundamental Dirac Delta: </w:t>
-      </w:r>
-      <w:r>
-        <w:rPr>
-          <w:rFonts w:ascii="Arial" w:hAnsi="Arial" w:cs="Arial"/>
-          <w:b w:val="0"/>
-          <w:i w:val="0"/>
-          <w:sz w:val="22"/>
-        </w:rPr>
-        <w:t>Enam sifat berikut wajib dihafal karena menjadi dasar seluruh manipulasi Dirac delta. Pertama, sifting: ∫f(t)·δ(t-a)dt = f(a). Kedua, symmetry: δ(-t) = δ(t), fungsi genap. Ketiga, scaling: δ(at) = δ(t)/|a| untuk a≠0. Keempat, hubungan dengan Heaviside: δ(t) = dH(t)/dt, Dirac delta adalah turunan dari step function. Kelima, konvolusi dengan delta: f(t)*δ(t-a) = f(t-a), konvolusi dengan delta sama dengan pergeseran waktu. Keenam, multiplikasi: f(t)·δ(t-a) = f(a)·δ(t-a), sifting menjadi koefisien konstan.</w:t>
-      </w:r>
-    </w:p>
-    <w:p>
-      <w:pPr>
-        <w:spacing w:line="360" w:lineRule="auto" w:after="120"/>
-        <w:jc w:val="both"/>
-      </w:pPr>
-      <w:r>
-        <w:rPr>
-          <w:rFonts w:ascii="Arial" w:hAnsi="Arial" w:cs="Arial"/>
-          <w:b/>
-          <w:i w:val="0"/>
-          <w:sz w:val="22"/>
-        </w:rPr>
-        <w:t xml:space="preserve">Contoh 1, Solve PD dengan Input Impulse. </w:t>
-      </w:r>
-      <w:r>
-        <w:rPr>
-          <w:rFonts w:ascii="Arial" w:hAnsi="Arial" w:cs="Arial"/>
-          <w:b w:val="0"/>
-          <w:i w:val="0"/>
-          <w:sz w:val="22"/>
-        </w:rPr>
-        <w:t>Selesaikan y'' + 4y' + 13y = δ(t) dengan y(0) = 0, y'(0) = 0. Transformasi Laplace (IVP nol): (s² + 4s + 13)·Y(s) = 1 (karena L{δ(t)} = 1). Solve: Y(s) = 1/(s² + 4s + 13). Lengkapi kuadrat: 1/[(s+2)² + 9]. Invers Laplace via tabel dan first shift, L⁻¹{ω/[(s-a)²+ω²]} = e^(at)·sin(ωt), setelah menyesuaikan faktor 1/[(s+2)²+9] = (1/3)·3/[(s+2)²+9].</w:t>
-      </w:r>
-    </w:p>
-    <w:p>
-      <w:pPr>
-        <w:spacing w:before="40" w:after="120"/>
-        <w:jc w:val="center"/>
-      </w:pPr>
-      <w:r>
-        <w:rPr>
-          <w:rFonts w:ascii="Arial" w:hAnsi="Arial" w:cs="Arial"/>
-          <w:b/>
-          <w:i/>
-          <w:color w:val="305496"/>
-          <w:sz w:val="22"/>
-        </w:rPr>
-        <w:t>✓ Impulse Response:   h(t) = (1/3)·e^(-2t)·sin(3t)</w:t>
-      </w:r>
-    </w:p>
-    <w:p>
-      <w:pPr>
-        <w:spacing w:line="360" w:lineRule="auto" w:after="120"/>
-        <w:jc w:val="both"/>
-      </w:pPr>
-      <w:r>
-        <w:rPr>
-          <w:rFonts w:ascii="Arial" w:hAnsi="Arial" w:cs="Arial"/>
-          <w:b/>
-          <w:i w:val="0"/>
-          <w:sz w:val="22"/>
-        </w:rPr>
-        <w:t xml:space="preserve">Contoh 2, Impulse di t = 2 Detik. </w:t>
-      </w:r>
-      <w:r>
-        <w:rPr>
-          <w:rFonts w:ascii="Arial" w:hAnsi="Arial" w:cs="Arial"/>
-          <w:b w:val="0"/>
-          <w:i w:val="0"/>
-          <w:sz w:val="22"/>
-        </w:rPr>
-        <w:t>Selesaikan y'' + 9y = δ(t-2) dengan IVP nol. Transformasi: (s²+9)·Y = e^(-2s), sehingga Y(s) = e^(-2s)/(s²+9). Pakai second shift theorem inversnya, L⁻¹{e^(-as)·F(s)} = f(t-a)·H(t-a), dengan F(s) = 1/(s²+9) = (1/3)·3/(s²+9) → f(t) = (1/3)·sin(3t).</w:t>
-      </w:r>
-    </w:p>
-    <w:p>
-      <w:pPr>
-        <w:spacing w:before="40" w:after="120"/>
-        <w:jc w:val="center"/>
-      </w:pPr>
-      <w:r>
-        <w:rPr>
-          <w:rFonts w:ascii="Arial" w:hAnsi="Arial" w:cs="Arial"/>
-          <w:b/>
-          <w:i/>
-          <w:color w:val="305496"/>
-          <w:sz w:val="22"/>
-        </w:rPr>
-        <w:t>✓ Solusi:   y(t) = (1/3)·sin(3(t-2))·H(t-2)</w:t>
-      </w:r>
-    </w:p>
-    <w:p>
-      <w:pPr>
-        <w:spacing w:line="360" w:lineRule="auto" w:after="120"/>
-        <w:jc w:val="both"/>
-      </w:pPr>
-      <w:r>
-        <w:rPr>
-          <w:rFonts w:ascii="Arial" w:hAnsi="Arial" w:cs="Arial"/>
-          <w:b w:val="0"/>
-          <w:i w:val="0"/>
-          <w:sz w:val="22"/>
-        </w:rPr>
-        <w:t>Tabel 2 membandingkan Heaviside step dan Dirac delta dari lima aspek kunci: transformasi Laplace, interpretasi fisik, hubungan turunan/integral, dan aplikasi utama masing-masing.</w:t>
-      </w:r>
-    </w:p>
-    <w:p>
-      <w:pPr>
-        <w:keepNext/>
-        <w:spacing w:before="160" w:after="80"/>
-      </w:pPr>
+        <w:t xml:space="preserve">Gambar 3. Dirac δ δ(t-1,5) sebagai limit rectangular pulse yang menyempit dengan luas tetap 1 (kiri) dan impulse response h(t)=(1/3)e</w:t>
+      </w:r>
       <w:r>
         <w:rPr>
           <w:rFonts w:ascii="Arial" w:hAnsi="Arial" w:cs="Arial"/>
@@ -3884,8 +4140,313 @@
           <w:i/>
           <w:color w:val="444444"/>
           <w:sz w:val="20"/>
-        </w:rPr>
-        <w:t>Tabel 2. Perbandingan Heaviside step dan Dirac delta dari transformasi, interpretasi fisik, dan aplikasi.</w:t>
+          <w:vertAlign w:val="superscript"/>
+        </w:rPr>
+        <w:t xml:space="preserve">-2t</w:t>
+      </w:r>
+      <w:r>
+        <w:rPr>
+          <w:rFonts w:ascii="Arial" w:hAnsi="Arial" w:cs="Arial"/>
+          <w:b w:val="0"/>
+          <w:i/>
+          <w:color w:val="444444"/>
+          <w:sz w:val="20"/>
+        </w:rPr>
+        <w:t xml:space="preserve">sin(3t) hasil hammer test pada sistem underdamped (kanan).</w:t>
+      </w:r>
+    </w:p>
+    <w:p>
+      <w:pPr>
+        <w:spacing w:line="360" w:lineRule="auto" w:after="120"/>
+        <w:jc w:val="both"/>
+      </w:pPr>
+      <w:r>
+        <w:rPr>
+          <w:rFonts w:ascii="Arial" w:hAnsi="Arial" w:cs="Arial"/>
+          <w:b/>
+          <w:i w:val="0"/>
+          <w:sz w:val="22"/>
+        </w:rPr>
+        <w:t xml:space="preserve">Membaca Kedua Panel: </w:t>
+      </w:r>
+      <w:r>
+        <w:rPr>
+          <w:rFonts w:ascii="Arial" w:hAnsi="Arial" w:cs="Arial"/>
+          <w:b w:val="0"/>
+          <w:i w:val="0"/>
+          <w:sz w:val="22"/>
+        </w:rPr>
+        <w:t xml:space="preserve">Gambar 3 kiri memvisualisasikan Dirac δ sebagai limit tiga rectangular pulse yang lebarnya semakin sempit sementara tingginya (1/lebar) semakin besar, dengan luas tetap konstan 1. Gambar kanan menunjukkan impulse response h(t) hasil hammer test, ringing osilasi teredam yang menjadi fingerprint dinamis sistem tersebut.</w:t>
+      </w:r>
+    </w:p>
+    <w:p>
+      <w:pPr>
+        <w:spacing w:line="360" w:lineRule="auto" w:after="120"/>
+        <w:jc w:val="both"/>
+      </w:pPr>
+      <w:r>
+        <w:rPr>
+          <w:rFonts w:ascii="Arial" w:hAnsi="Arial" w:cs="Arial"/>
+          <w:b/>
+          <w:i w:val="0"/>
+          <w:sz w:val="22"/>
+        </w:rPr>
+        <w:t xml:space="preserve">Enam Sifat Fundamental Dirac Δ: </w:t>
+      </w:r>
+      <w:r>
+        <w:rPr>
+          <w:rFonts w:ascii="Arial" w:hAnsi="Arial" w:cs="Arial"/>
+          <w:b w:val="0"/>
+          <w:i w:val="0"/>
+          <w:sz w:val="22"/>
+        </w:rPr>
+        <w:t xml:space="preserve">Enam sifat berikut wajib dihafal karena menjadi dasar seluruh manipulasi Dirac δ. Pertama, sifting: ∫f(t)·δ(t-a)dt = f(a). Kedua, symmetry: δ(-t) = δ(t), fungsi genap. Ketiga, scaling: δ(at) = δ(t)/|a| untuk a≠0. Keempat, hubungan dengan Heaviside: δ(t) = dH(t)/dt, Dirac δ adalah turunan dari step function. Kelima, konvolusi dengan δ: f(t)·δ(t-a) = f(t-a), konvolusi dengan δ sama dengan pergeseran waktu. Keenam, multiplikasi: f(t)·δ(t-a) = f(a)·δ(t-a), sifting menjadi koefisien konstan.</w:t>
+      </w:r>
+    </w:p>
+    <w:p>
+      <w:pPr>
+        <w:spacing w:line="360" w:lineRule="auto" w:after="120"/>
+        <w:jc w:val="both"/>
+      </w:pPr>
+      <w:r>
+        <w:rPr>
+          <w:rFonts w:ascii="Arial" w:hAnsi="Arial" w:cs="Arial"/>
+          <w:b/>
+          <w:i w:val="0"/>
+          <w:sz w:val="22"/>
+        </w:rPr>
+        <w:t xml:space="preserve">Contoh 1, Solve PD dengan Input Impulse. </w:t>
+      </w:r>
+      <w:r>
+        <w:rPr>
+          <w:rFonts w:ascii="Arial" w:hAnsi="Arial" w:cs="Arial"/>
+          <w:b w:val="0"/>
+          <w:i w:val="0"/>
+          <w:sz w:val="22"/>
+        </w:rPr>
+        <w:t xml:space="preserve">Selesaikan y'' + 4y' + 13y = δ(t) dengan y(0) = 0, y'(0) = 0. Transformasi Laplace (IVP nol): (s² + 4s + 13)·Y(s) = 1 (karena L{δ(t)} = 1). Solve: Y(s) = 1/(s² + 4s + 13). Lengkapi kuadrat: 1/[(s+2)² + 9]. Invers Laplace via tabel dan first shift, L⁻¹{ω/[(s-a)²+ω²]} = e</w:t>
+      </w:r>
+      <w:r>
+        <w:rPr>
+          <w:rFonts w:ascii="Arial" w:hAnsi="Arial" w:cs="Arial"/>
+          <w:b w:val="0"/>
+          <w:i w:val="0"/>
+          <w:sz w:val="22"/>
+          <w:vertAlign w:val="superscript"/>
+        </w:rPr>
+        <w:t xml:space="preserve">at</w:t>
+      </w:r>
+      <w:r>
+        <w:rPr>
+          <w:rFonts w:ascii="Arial" w:hAnsi="Arial" w:cs="Arial"/>
+          <w:b w:val="0"/>
+          <w:i w:val="0"/>
+          <w:sz w:val="22"/>
+        </w:rPr>
+        <w:t xml:space="preserve">·sin(ωt), setelah menyesuaikan faktor 1/[(s+2)²+9] = (1/3)·3/[(s+2)²+9].</w:t>
+      </w:r>
+      <w:r>
+        <w:rPr>
+          <w:rFonts w:ascii="Arial" w:hAnsi="Arial" w:cs="Arial"/>
+          <w:b w:val="0"/>
+          <w:i w:val="0"/>
+          <w:sz w:val="22"/>
+        </w:rPr>
+        <w:t xml:space="preserve"> Rangkuman kuantitatifnya tertulis pada Persamaan (4).</w:t>
+      </w:r>
+    </w:p>
+    <w:p>
+      <w:pPr>
+        <w:spacing w:before="40" w:after="120"/>
+        <w:jc w:val="center"/>
+      </w:pPr>
+      <w:r>
+        <w:rPr>
+          <w:rFonts w:ascii="Arial" w:hAnsi="Arial" w:cs="Arial"/>
+          <w:b/>
+          <w:i/>
+          <w:color w:val="305496"/>
+          <w:sz w:val="22"/>
+        </w:rPr>
+        <w:t xml:space="preserve">✓ Impulse Response:   h(t) = (1/3)·e</w:t>
+      </w:r>
+      <w:r>
+        <w:rPr>
+          <w:rFonts w:ascii="Arial" w:hAnsi="Arial" w:cs="Arial"/>
+          <w:b/>
+          <w:i/>
+          <w:color w:val="305496"/>
+          <w:sz w:val="22"/>
+          <w:vertAlign w:val="superscript"/>
+        </w:rPr>
+        <w:t xml:space="preserve">-2t</w:t>
+      </w:r>
+      <w:r>
+        <w:rPr>
+          <w:rFonts w:ascii="Arial" w:hAnsi="Arial" w:cs="Arial"/>
+          <w:b/>
+          <w:i/>
+          <w:color w:val="305496"/>
+          <w:sz w:val="22"/>
+        </w:rPr>
+        <w:t xml:space="preserve">·sin(3t)</w:t>
+      </w:r>
+      <w:r>
+        <w:rPr>
+          <w:rFonts w:ascii="Arial" w:hAnsi="Arial" w:cs="Arial"/>
+          <w:b/>
+          <w:i/>
+          <w:color w:val="305496"/>
+          <w:sz w:val="22"/>
+        </w:rPr>
+        <w:t xml:space="preserve">   (4)</w:t>
+      </w:r>
+    </w:p>
+    <w:p>
+      <w:pPr>
+        <w:spacing w:line="360" w:lineRule="auto" w:after="120"/>
+        <w:jc w:val="both"/>
+      </w:pPr>
+      <w:r>
+        <w:rPr>
+          <w:rFonts w:ascii="Arial" w:hAnsi="Arial" w:cs="Arial"/>
+          <w:b/>
+          <w:i w:val="0"/>
+          <w:sz w:val="22"/>
+        </w:rPr>
+        <w:t xml:space="preserve">Contoh 2, Impulse di t = 2 Detik. </w:t>
+      </w:r>
+      <w:r>
+        <w:rPr>
+          <w:rFonts w:ascii="Arial" w:hAnsi="Arial" w:cs="Arial"/>
+          <w:b w:val="0"/>
+          <w:i w:val="0"/>
+          <w:sz w:val="22"/>
+        </w:rPr>
+        <w:t xml:space="preserve">Selesaikan y'' + 9y = δ(t-2) dengan IVP nol. Transformasi: (s²+9)·Y = e</w:t>
+      </w:r>
+      <w:r>
+        <w:rPr>
+          <w:rFonts w:ascii="Arial" w:hAnsi="Arial" w:cs="Arial"/>
+          <w:b w:val="0"/>
+          <w:i w:val="0"/>
+          <w:sz w:val="22"/>
+          <w:vertAlign w:val="superscript"/>
+        </w:rPr>
+        <w:t xml:space="preserve">-2s</w:t>
+      </w:r>
+      <w:r>
+        <w:rPr>
+          <w:rFonts w:ascii="Arial" w:hAnsi="Arial" w:cs="Arial"/>
+          <w:b w:val="0"/>
+          <w:i w:val="0"/>
+          <w:sz w:val="22"/>
+        </w:rPr>
+        <w:t xml:space="preserve">, sehingga Y(s) = e</w:t>
+      </w:r>
+      <w:r>
+        <w:rPr>
+          <w:rFonts w:ascii="Arial" w:hAnsi="Arial" w:cs="Arial"/>
+          <w:b w:val="0"/>
+          <w:i w:val="0"/>
+          <w:sz w:val="22"/>
+          <w:vertAlign w:val="superscript"/>
+        </w:rPr>
+        <w:t xml:space="preserve">-2s</w:t>
+      </w:r>
+      <w:r>
+        <w:rPr>
+          <w:rFonts w:ascii="Arial" w:hAnsi="Arial" w:cs="Arial"/>
+          <w:b w:val="0"/>
+          <w:i w:val="0"/>
+          <w:sz w:val="22"/>
+        </w:rPr>
+        <w:t xml:space="preserve">/(s²+9). Pakai second shift theorem inversnya, L⁻¹{e</w:t>
+      </w:r>
+      <w:r>
+        <w:rPr>
+          <w:rFonts w:ascii="Arial" w:hAnsi="Arial" w:cs="Arial"/>
+          <w:b w:val="0"/>
+          <w:i w:val="0"/>
+          <w:sz w:val="22"/>
+          <w:vertAlign w:val="superscript"/>
+        </w:rPr>
+        <w:t xml:space="preserve">-as</w:t>
+      </w:r>
+      <w:r>
+        <w:rPr>
+          <w:rFonts w:ascii="Arial" w:hAnsi="Arial" w:cs="Arial"/>
+          <w:b w:val="0"/>
+          <w:i w:val="0"/>
+          <w:sz w:val="22"/>
+        </w:rPr>
+        <w:t xml:space="preserve">·F(s)} = f(t-a)·H(t-a), dengan F(s) = 1/(s²+9) = (1/3)·3/(s²+9) → f(t) = (1/3)·sin(3t).</w:t>
+      </w:r>
+      <w:r>
+        <w:rPr>
+          <w:rFonts w:ascii="Arial" w:hAnsi="Arial" w:cs="Arial"/>
+          <w:b w:val="0"/>
+          <w:i w:val="0"/>
+          <w:sz w:val="22"/>
+        </w:rPr>
+        <w:t xml:space="preserve"> Hubungan ini dirangkum dalam Persamaan (5).</w:t>
+      </w:r>
+    </w:p>
+    <w:p>
+      <w:pPr>
+        <w:spacing w:before="40" w:after="120"/>
+        <w:jc w:val="center"/>
+      </w:pPr>
+      <w:r>
+        <w:rPr>
+          <w:rFonts w:ascii="Arial" w:hAnsi="Arial" w:cs="Arial"/>
+          <w:b/>
+          <w:i/>
+          <w:color w:val="305496"/>
+          <w:sz w:val="22"/>
+        </w:rPr>
+        <w:t>✓ Solusi:   y(t) = (1/3)·sin(3(t-2))·H(t-2)</w:t>
+      </w:r>
+      <w:r>
+        <w:rPr>
+          <w:rFonts w:ascii="Arial" w:hAnsi="Arial" w:cs="Arial"/>
+          <w:b/>
+          <w:i/>
+          <w:color w:val="305496"/>
+          <w:sz w:val="22"/>
+        </w:rPr>
+        <w:t xml:space="preserve">   (5)</w:t>
+      </w:r>
+    </w:p>
+    <w:p>
+      <w:pPr>
+        <w:spacing w:line="360" w:lineRule="auto" w:after="120"/>
+        <w:jc w:val="both"/>
+      </w:pPr>
+      <w:r>
+        <w:rPr>
+          <w:rFonts w:ascii="Arial" w:hAnsi="Arial" w:cs="Arial"/>
+          <w:b w:val="0"/>
+          <w:i w:val="0"/>
+          <w:sz w:val="22"/>
+        </w:rPr>
+        <w:t xml:space="preserve">Tabel 2 membandingkan Heaviside step dan Dirac δ dari lima aspek kunci: transformasi Laplace, interpretasi fisik, hubungan turunan/integral, dan aplikasi utama masing-masing.</w:t>
+      </w:r>
+    </w:p>
+    <w:p>
+      <w:pPr>
+        <w:keepNext/>
+        <w:spacing w:before="160" w:after="80"/>
+      </w:pPr>
+      <w:r>
+        <w:rPr>
+          <w:rFonts w:ascii="Arial" w:hAnsi="Arial" w:cs="Arial"/>
+          <w:b w:val="0"/>
+          <w:i/>
+          <w:color w:val="444444"/>
+          <w:sz w:val="20"/>
+        </w:rPr>
+        <w:t xml:space="preserve">Tabel 2. Perbandingan Heaviside step dan Dirac δ dari transformasi, interpretasi fisik, dan aplikasi.</w:t>
       </w:r>
     </w:p>
     <w:tbl>
@@ -3980,7 +4541,7 @@
                 <w:i w:val="0"/>
                 <w:sz w:val="19"/>
               </w:rPr>
-              <w:t>Dirac Delta δ(t-a)</w:t>
+              <w:t xml:space="preserve">Dirac Δ δ(t-a)</w:t>
             </w:r>
           </w:p>
         </w:tc>
@@ -4037,7 +4598,26 @@
                 <w:i w:val="0"/>
                 <w:sz w:val="19"/>
               </w:rPr>
-              <w:t>e^(-as)/s</w:t>
+              <w:t xml:space="preserve">e</w:t>
+            </w:r>
+            <w:r>
+              <w:rPr>
+                <w:rFonts w:ascii="Arial" w:hAnsi="Arial" w:cs="Arial"/>
+                <w:b w:val="0"/>
+                <w:i w:val="0"/>
+                <w:sz w:val="19"/>
+                <w:vertAlign w:val="superscript"/>
+              </w:rPr>
+              <w:t xml:space="preserve">-as</w:t>
+            </w:r>
+            <w:r>
+              <w:rPr>
+                <w:rFonts w:ascii="Arial" w:hAnsi="Arial" w:cs="Arial"/>
+                <w:b w:val="0"/>
+                <w:i w:val="0"/>
+                <w:sz w:val="19"/>
+              </w:rPr>
+              <w:t xml:space="preserve">/s</w:t>
             </w:r>
           </w:p>
         </w:tc>
@@ -4063,7 +4643,17 @@
                 <w:i w:val="0"/>
                 <w:sz w:val="19"/>
               </w:rPr>
-              <w:t>e^(-as)</w:t>
+              <w:t xml:space="preserve">e</w:t>
+            </w:r>
+            <w:r>
+              <w:rPr>
+                <w:rFonts w:ascii="Arial" w:hAnsi="Arial" w:cs="Arial"/>
+                <w:b w:val="0"/>
+                <w:i w:val="0"/>
+                <w:sz w:val="19"/>
+                <w:vertAlign w:val="superscript"/>
+              </w:rPr>
+              <w:t xml:space="preserve">-as</w:t>
             </w:r>
           </w:p>
         </w:tc>
@@ -4415,16 +5005,16 @@
           <w:i w:val="0"/>
           <w:sz w:val="22"/>
         </w:rPr>
-        <w:t xml:space="preserve">Peringatan Interpretasi Dirac Delta: </w:t>
-      </w:r>
-      <w:r>
-        <w:rPr>
-          <w:rFonts w:ascii="Arial" w:hAnsi="Arial" w:cs="Arial"/>
-          <w:b w:val="0"/>
-          <w:i w:val="0"/>
-          <w:sz w:val="22"/>
-        </w:rPr>
-        <w:t>Dirac delta bukan fungsi biasa, sehingga tidak boleh dievaluasi di titik tertentu seolah punya nilai numerik ("tak hingga" di t=a, "nol" di tempat lain); yang bermakna secara matematis hanya integralnya. Untuk numerik, δ dapat diaproksimasi dengan narrow rectangular pulse atau distribusi Gaussian dengan simpangan baku σ→0. Impulse response h(t) bersifat unik untuk tiap sistem, sehingga dua sistem dengan h(t) identik dapat dianggap ekuivalen secara dinamis meskipun parameter fisiknya berbeda.</w:t>
+        <w:t xml:space="preserve">Peringatan Interpretasi Dirac Δ: </w:t>
+      </w:r>
+      <w:r>
+        <w:rPr>
+          <w:rFonts w:ascii="Arial" w:hAnsi="Arial" w:cs="Arial"/>
+          <w:b w:val="0"/>
+          <w:i w:val="0"/>
+          <w:sz w:val="22"/>
+        </w:rPr>
+        <w:t xml:space="preserve">Dirac δ bukan fungsi biasa, sehingga tidak boleh dievaluasi di titik tertentu seolah punya nilai numerik ("tak hingga" di t=a, "nol" di tempat lain); yang bermakna secara matematis hanya integralnya. Untuk numerik, δ dapat diaproksimasi dengan narrow rectangular pulse atau distribusi Gaussian dengan simpangan baku σ→0. Impulse response h(t) bersifat unik untuk tiap sistem, sehingga dua sistem dengan h(t) identik dapat dianggap ekuivalen secara dinamis meskipun parameter fisiknya berbeda.</w:t>
       </w:r>
     </w:p>
     <w:p>
@@ -5224,7 +5814,16 @@
           <w:i w:val="0"/>
           <w:sz w:val="22"/>
         </w:rPr>
-        <w:t>Teorema konvolusi adalah permata kedua Laplace setelah transformasi turunan: perkalian sederhana F(s)·G(s) di domain s setara dengan konvolusi (integral yang jauh lebih rumit) di domain t. Konsekuensinya sangat besar: untuk sistem dengan transfer function H(s), respons terhadap input arbitrary u(t) apapun dapat dihitung sebagai y(t) = h(t)*u(t), konvolusi impulse response dengan input, tanpa perlu solve PD ulang untuk setiap bentuk input baru.</w:t>
+        <w:t xml:space="preserve">Teorema konvolusi adalah permata kedua Laplace setelah transformasi turunan: perkalian sederhana F(s)·G(s) di domain s setara dengan konvolusi (integral yang jauh lebih rumit) di domain t. Konsekuensinya sangat besar: untuk sistem dengan transfer function H(s), respons terhadap input arbitrary u(t) apapun dapat dihitung sebagai y(t) = h(t)·u(t), konvolusi impulse response dengan input, tanpa perlu solve PD ulang untuk setiap bentuk input baru.</w:t>
+      </w:r>
+      <w:r>
+        <w:rPr>
+          <w:rFonts w:ascii="Arial" w:hAnsi="Arial" w:cs="Arial"/>
+          <w:b w:val="0"/>
+          <w:i w:val="0"/>
+          <w:sz w:val="22"/>
+        </w:rPr>
+        <w:t xml:space="preserve"> Bentuk ringkasnya dituliskan pada Persamaan (6).</w:t>
       </w:r>
     </w:p>
     <w:p>
@@ -5240,7 +5839,17 @@
           <w:color w:val="305496"/>
           <w:sz w:val="22"/>
         </w:rPr>
-        <w:t>(f*g)(t) = ∫₀ᵗ f(τ)·g(t-τ)·dτ;   L{f*g} = F(s)·G(s);   y(t) = h(t)*u(t)</w:t>
+        <w:t xml:space="preserve">(f·g)(t) = ∫₀ᵗ f(τ)·g(t-τ)·dτ;   L{f·g} = F(s)·G(s);   y(t) = h(t)·u(t)</w:t>
+      </w:r>
+      <w:r>
+        <w:rPr>
+          <w:rFonts w:ascii="Arial" w:hAnsi="Arial" w:cs="Arial"/>
+          <w:b/>
+          <w:i/>
+          <w:color w:val="305496"/>
+          <w:sz w:val="22"/>
+        </w:rPr>
+        <w:t xml:space="preserve">   (6)</w:t>
       </w:r>
     </w:p>
     <w:p>
@@ -5297,7 +5906,49 @@
           <w:color w:val="444444"/>
           <w:sz w:val="20"/>
         </w:rPr>
-        <w:t>Gambar 5. Ilustrasi sliding integral konvolusi: h(τ)=e^-τ (kiri), u(t₀-τ) di-flip dan digeser dengan area overlap = y(t₀) (tengah), dan hasil y(t)=h(t)*u(t)=1-e^-t sebagai step response (kanan).</w:t>
+        <w:t xml:space="preserve">Gambar 5. Ilustrasi sliding integral konvolusi: h(τ)=e</w:t>
+      </w:r>
+      <w:r>
+        <w:rPr>
+          <w:rFonts w:ascii="Arial" w:hAnsi="Arial" w:cs="Arial"/>
+          <w:b w:val="0"/>
+          <w:i/>
+          <w:color w:val="444444"/>
+          <w:sz w:val="20"/>
+          <w:vertAlign w:val="superscript"/>
+        </w:rPr>
+        <w:t xml:space="preserve">-τ</w:t>
+      </w:r>
+      <w:r>
+        <w:rPr>
+          <w:rFonts w:ascii="Arial" w:hAnsi="Arial" w:cs="Arial"/>
+          <w:b w:val="0"/>
+          <w:i/>
+          <w:color w:val="444444"/>
+          <w:sz w:val="20"/>
+        </w:rPr>
+        <w:t xml:space="preserve"> (kiri), u(t₀-τ) di-flip dan digeser dengan area overlap = y(t₀) (tengah), dan hasil y(t)=h(t)·u(t)=1-e</w:t>
+      </w:r>
+      <w:r>
+        <w:rPr>
+          <w:rFonts w:ascii="Arial" w:hAnsi="Arial" w:cs="Arial"/>
+          <w:b w:val="0"/>
+          <w:i/>
+          <w:color w:val="444444"/>
+          <w:sz w:val="20"/>
+          <w:vertAlign w:val="superscript"/>
+        </w:rPr>
+        <w:t xml:space="preserve">-t</w:t>
+      </w:r>
+      <w:r>
+        <w:rPr>
+          <w:rFonts w:ascii="Arial" w:hAnsi="Arial" w:cs="Arial"/>
+          <w:b w:val="0"/>
+          <w:i/>
+          <w:color w:val="444444"/>
+          <w:sz w:val="20"/>
+        </w:rPr>
+        <w:t xml:space="preserve"> sebagai step response (kanan).</w:t>
       </w:r>
     </w:p>
     <w:p>
@@ -5321,7 +5972,26 @@
           <w:i w:val="0"/>
           <w:sz w:val="22"/>
         </w:rPr>
-        <w:t>Gambar 5 menampilkan visualisasi klasik konvolusi: fungsi h(τ) tetap di posisinya, sementara u(t-τ) di-flip (dibalik) dan digeser sepanjang sumbu τ; integral dari hasil kali kedua fungsi pada tiap posisi geser t memberi nilai y(t). Pada t₀=2, area overlap (hijau) menghasilkan y(2)=0,865, sesuai formula analitik y(t)=1-e^(-t).</w:t>
+        <w:t xml:space="preserve">Gambar 5 menampilkan visualisasi klasik konvolusi: fungsi h(τ) tetap di posisinya, sementara u(t-τ) di-flip (dibalik) dan digeser sepanjang sumbu τ; integral dari hasil kali kedua fungsi pada tiap posisi geser t memberi nilai y(t). Pada t₀=2, area overlap (hijau) menghasilkan y(2)=0,865, sesuai formula analitik y(t)=1-e</w:t>
+      </w:r>
+      <w:r>
+        <w:rPr>
+          <w:rFonts w:ascii="Arial" w:hAnsi="Arial" w:cs="Arial"/>
+          <w:b w:val="0"/>
+          <w:i w:val="0"/>
+          <w:sz w:val="22"/>
+          <w:vertAlign w:val="superscript"/>
+        </w:rPr>
+        <w:t xml:space="preserve">-t</w:t>
+      </w:r>
+      <w:r>
+        <w:rPr>
+          <w:rFonts w:ascii="Arial" w:hAnsi="Arial" w:cs="Arial"/>
+          <w:b w:val="0"/>
+          <w:i w:val="0"/>
+          <w:sz w:val="22"/>
+        </w:rPr>
+        <w:t xml:space="preserve">.</w:t>
       </w:r>
     </w:p>
     <w:p>
@@ -5345,7 +6015,178 @@
           <w:i w:val="0"/>
           <w:sz w:val="22"/>
         </w:rPr>
-        <w:t>Hitung L⁻¹{1/(s·(s+2))} lewat dua cara. Cara pecahan parsial: 1/(s(s+2)) = (1/2)/s - (1/2)/(s+2) → (1/2)·(1-e^(-2t)). Cara konvolusi: tulis sebagai produk (1/s)·(1/(s+2)); L⁻¹{1/s}=1 dan L⁻¹{1/(s+2)}=e^(-2t); konvolusi 1*e^(-2t) = ∫₀ᵗ 1·e^(-2(t-τ))dτ = e^(-2t)·∫₀ᵗe^(2τ)dτ = e^(-2t)·[e^(2t)-1]/2 = (1-e^(-2t))/2. Kedua cara konsisten.</w:t>
+        <w:t xml:space="preserve">Hitung L⁻¹{1/(s·(s+2))} lewat dua cara. Cara pecahan parsial: 1/(s(s+2)) = (1/2)/s - (1/2)/(s+2) → (1/2)·(1-e</w:t>
+      </w:r>
+      <w:r>
+        <w:rPr>
+          <w:rFonts w:ascii="Arial" w:hAnsi="Arial" w:cs="Arial"/>
+          <w:b w:val="0"/>
+          <w:i w:val="0"/>
+          <w:sz w:val="22"/>
+          <w:vertAlign w:val="superscript"/>
+        </w:rPr>
+        <w:t xml:space="preserve">-2t</w:t>
+      </w:r>
+      <w:r>
+        <w:rPr>
+          <w:rFonts w:ascii="Arial" w:hAnsi="Arial" w:cs="Arial"/>
+          <w:b w:val="0"/>
+          <w:i w:val="0"/>
+          <w:sz w:val="22"/>
+        </w:rPr>
+        <w:t xml:space="preserve">). Cara konvolusi: tulis sebagai produk (1/s)·(1/(s+2)); L⁻¹{1/s}=1 dan L⁻¹{1/(s+2)}=e</w:t>
+      </w:r>
+      <w:r>
+        <w:rPr>
+          <w:rFonts w:ascii="Arial" w:hAnsi="Arial" w:cs="Arial"/>
+          <w:b w:val="0"/>
+          <w:i w:val="0"/>
+          <w:sz w:val="22"/>
+          <w:vertAlign w:val="superscript"/>
+        </w:rPr>
+        <w:t xml:space="preserve">-2t</w:t>
+      </w:r>
+      <w:r>
+        <w:rPr>
+          <w:rFonts w:ascii="Arial" w:hAnsi="Arial" w:cs="Arial"/>
+          <w:b w:val="0"/>
+          <w:i w:val="0"/>
+          <w:sz w:val="22"/>
+        </w:rPr>
+        <w:t xml:space="preserve">; konvolusi 1·e</w:t>
+      </w:r>
+      <w:r>
+        <w:rPr>
+          <w:rFonts w:ascii="Arial" w:hAnsi="Arial" w:cs="Arial"/>
+          <w:b w:val="0"/>
+          <w:i w:val="0"/>
+          <w:sz w:val="22"/>
+          <w:vertAlign w:val="superscript"/>
+        </w:rPr>
+        <w:t xml:space="preserve">-2t</w:t>
+      </w:r>
+      <w:r>
+        <w:rPr>
+          <w:rFonts w:ascii="Arial" w:hAnsi="Arial" w:cs="Arial"/>
+          <w:b w:val="0"/>
+          <w:i w:val="0"/>
+          <w:sz w:val="22"/>
+        </w:rPr>
+        <w:t xml:space="preserve"> = ∫₀ᵗ 1·e</w:t>
+      </w:r>
+      <w:r>
+        <w:rPr>
+          <w:rFonts w:ascii="Arial" w:hAnsi="Arial" w:cs="Arial"/>
+          <w:b w:val="0"/>
+          <w:i w:val="0"/>
+          <w:sz w:val="22"/>
+          <w:vertAlign w:val="superscript"/>
+        </w:rPr>
+        <w:t xml:space="preserve">-2(t-τ)</w:t>
+      </w:r>
+      <w:r>
+        <w:rPr>
+          <w:rFonts w:ascii="Arial" w:hAnsi="Arial" w:cs="Arial"/>
+          <w:b w:val="0"/>
+          <w:i w:val="0"/>
+          <w:sz w:val="22"/>
+        </w:rPr>
+        <w:t xml:space="preserve">dτ = e</w:t>
+      </w:r>
+      <w:r>
+        <w:rPr>
+          <w:rFonts w:ascii="Arial" w:hAnsi="Arial" w:cs="Arial"/>
+          <w:b w:val="0"/>
+          <w:i w:val="0"/>
+          <w:sz w:val="22"/>
+          <w:vertAlign w:val="superscript"/>
+        </w:rPr>
+        <w:t xml:space="preserve">-2t</w:t>
+      </w:r>
+      <w:r>
+        <w:rPr>
+          <w:rFonts w:ascii="Arial" w:hAnsi="Arial" w:cs="Arial"/>
+          <w:b w:val="0"/>
+          <w:i w:val="0"/>
+          <w:sz w:val="22"/>
+        </w:rPr>
+        <w:t xml:space="preserve">·∫₀ᵗe</w:t>
+      </w:r>
+      <w:r>
+        <w:rPr>
+          <w:rFonts w:ascii="Arial" w:hAnsi="Arial" w:cs="Arial"/>
+          <w:b w:val="0"/>
+          <w:i w:val="0"/>
+          <w:sz w:val="22"/>
+          <w:vertAlign w:val="superscript"/>
+        </w:rPr>
+        <w:t xml:space="preserve">2τ</w:t>
+      </w:r>
+      <w:r>
+        <w:rPr>
+          <w:rFonts w:ascii="Arial" w:hAnsi="Arial" w:cs="Arial"/>
+          <w:b w:val="0"/>
+          <w:i w:val="0"/>
+          <w:sz w:val="22"/>
+        </w:rPr>
+        <w:t xml:space="preserve">dτ = e</w:t>
+      </w:r>
+      <w:r>
+        <w:rPr>
+          <w:rFonts w:ascii="Arial" w:hAnsi="Arial" w:cs="Arial"/>
+          <w:b w:val="0"/>
+          <w:i w:val="0"/>
+          <w:sz w:val="22"/>
+          <w:vertAlign w:val="superscript"/>
+        </w:rPr>
+        <w:t xml:space="preserve">-2t</w:t>
+      </w:r>
+      <w:r>
+        <w:rPr>
+          <w:rFonts w:ascii="Arial" w:hAnsi="Arial" w:cs="Arial"/>
+          <w:b w:val="0"/>
+          <w:i w:val="0"/>
+          <w:sz w:val="22"/>
+        </w:rPr>
+        <w:t xml:space="preserve">·[e</w:t>
+      </w:r>
+      <w:r>
+        <w:rPr>
+          <w:rFonts w:ascii="Arial" w:hAnsi="Arial" w:cs="Arial"/>
+          <w:b w:val="0"/>
+          <w:i w:val="0"/>
+          <w:sz w:val="22"/>
+          <w:vertAlign w:val="superscript"/>
+        </w:rPr>
+        <w:t xml:space="preserve">2t</w:t>
+      </w:r>
+      <w:r>
+        <w:rPr>
+          <w:rFonts w:ascii="Arial" w:hAnsi="Arial" w:cs="Arial"/>
+          <w:b w:val="0"/>
+          <w:i w:val="0"/>
+          <w:sz w:val="22"/>
+        </w:rPr>
+        <w:t xml:space="preserve">-1]/2 = (1-e</w:t>
+      </w:r>
+      <w:r>
+        <w:rPr>
+          <w:rFonts w:ascii="Arial" w:hAnsi="Arial" w:cs="Arial"/>
+          <w:b w:val="0"/>
+          <w:i w:val="0"/>
+          <w:sz w:val="22"/>
+          <w:vertAlign w:val="superscript"/>
+        </w:rPr>
+        <w:t xml:space="preserve">-2t</w:t>
+      </w:r>
+      <w:r>
+        <w:rPr>
+          <w:rFonts w:ascii="Arial" w:hAnsi="Arial" w:cs="Arial"/>
+          <w:b w:val="0"/>
+          <w:i w:val="0"/>
+          <w:sz w:val="22"/>
+        </w:rPr>
+        <w:t xml:space="preserve">)/2. Kedua cara konsisten.</w:t>
       </w:r>
     </w:p>
     <w:p>
@@ -5369,7 +6210,83 @@
           <w:i w:val="0"/>
           <w:sz w:val="22"/>
         </w:rPr>
-        <w:t>Sistem dengan h(t) = e^(-t)·H(t) menerima input ramp u(t) = t·H(t). Output y(t) = h(t)*u(t) = ∫₀ᵗe^(-τ)·(t-τ)dτ, yang setelah integrasi parsial memberi y(t) = e^(-t) + t - 1. Verifikasi via Laplace: H(s)=1/(s+1), U(s)=1/s², Y(s)=1/[s²(s+1)]; pecahan parsial memberi 1/s² - 1/s + 1/(s+1), yang invers Laplace-nya y(t) = t - 1 + e^(-t), cocok dengan hasil konvolusi langsung.</w:t>
+        <w:t xml:space="preserve">Sistem dengan h(t) = e</w:t>
+      </w:r>
+      <w:r>
+        <w:rPr>
+          <w:rFonts w:ascii="Arial" w:hAnsi="Arial" w:cs="Arial"/>
+          <w:b w:val="0"/>
+          <w:i w:val="0"/>
+          <w:sz w:val="22"/>
+          <w:vertAlign w:val="superscript"/>
+        </w:rPr>
+        <w:t xml:space="preserve">-t</w:t>
+      </w:r>
+      <w:r>
+        <w:rPr>
+          <w:rFonts w:ascii="Arial" w:hAnsi="Arial" w:cs="Arial"/>
+          <w:b w:val="0"/>
+          <w:i w:val="0"/>
+          <w:sz w:val="22"/>
+        </w:rPr>
+        <w:t xml:space="preserve">·H(t) menerima input ramp u(t) = t·H(t). Output y(t) = h(t)·u(t) = ∫₀ᵗe</w:t>
+      </w:r>
+      <w:r>
+        <w:rPr>
+          <w:rFonts w:ascii="Arial" w:hAnsi="Arial" w:cs="Arial"/>
+          <w:b w:val="0"/>
+          <w:i w:val="0"/>
+          <w:sz w:val="22"/>
+          <w:vertAlign w:val="superscript"/>
+        </w:rPr>
+        <w:t xml:space="preserve">-τ</w:t>
+      </w:r>
+      <w:r>
+        <w:rPr>
+          <w:rFonts w:ascii="Arial" w:hAnsi="Arial" w:cs="Arial"/>
+          <w:b w:val="0"/>
+          <w:i w:val="0"/>
+          <w:sz w:val="22"/>
+        </w:rPr>
+        <w:t xml:space="preserve">·(t-τ)dτ, yang setelah integrasi parsial memberi y(t) = e</w:t>
+      </w:r>
+      <w:r>
+        <w:rPr>
+          <w:rFonts w:ascii="Arial" w:hAnsi="Arial" w:cs="Arial"/>
+          <w:b w:val="0"/>
+          <w:i w:val="0"/>
+          <w:sz w:val="22"/>
+          <w:vertAlign w:val="superscript"/>
+        </w:rPr>
+        <w:t xml:space="preserve">-t</w:t>
+      </w:r>
+      <w:r>
+        <w:rPr>
+          <w:rFonts w:ascii="Arial" w:hAnsi="Arial" w:cs="Arial"/>
+          <w:b w:val="0"/>
+          <w:i w:val="0"/>
+          <w:sz w:val="22"/>
+        </w:rPr>
+        <w:t xml:space="preserve"> + t - 1. Verifikasi via Laplace: H(s)=1/(s+1), U(s)=1/s², Y(s)=1/[s²(s+1)]; pecahan parsial memberi 1/s² - 1/s + 1/(s+1), yang invers Laplace-nya y(t) = t - 1 + e</w:t>
+      </w:r>
+      <w:r>
+        <w:rPr>
+          <w:rFonts w:ascii="Arial" w:hAnsi="Arial" w:cs="Arial"/>
+          <w:b w:val="0"/>
+          <w:i w:val="0"/>
+          <w:sz w:val="22"/>
+          <w:vertAlign w:val="superscript"/>
+        </w:rPr>
+        <w:t xml:space="preserve">-t</w:t>
+      </w:r>
+      <w:r>
+        <w:rPr>
+          <w:rFonts w:ascii="Arial" w:hAnsi="Arial" w:cs="Arial"/>
+          <w:b w:val="0"/>
+          <w:i w:val="0"/>
+          <w:sz w:val="22"/>
+        </w:rPr>
+        <w:t xml:space="preserve">, cocok dengan hasil konvolusi langsung.</w:t>
       </w:r>
     </w:p>
     <w:p>
@@ -5393,7 +6310,7 @@
           <w:i w:val="0"/>
           <w:sz w:val="22"/>
         </w:rPr>
-        <w:t>Sifat konvolusi meliputi komutatif (f*g = g*f), asosiatif, dan distributif terhadap penjumlahan, sehingga manipulasi aljabar tetap berlaku seperti perkalian biasa. Konvolusi dengan Dirac delta menghasilkan identitas: f*δ = f. Untuk data diskrit (time series), scipy.signal.convolve(h_array, u_array, mode='full') menghitung konvolusi numerik; mode 'full' memberi panjang N+M-1, sementara mode 'same' memberi panjang sama dengan input pertama. Untuk sinyal kontinu, dt harus dikalikan pada hasil konvolusi diskret agar skala integral tetap benar.</w:t>
+        <w:t xml:space="preserve">Sifat konvolusi meliputi komutatif (f·g = g·f), asosiatif, dan distributif terhadap penjumlahan, sehingga manipulasi aljabar tetap berlaku seperti perkalian biasa. Konvolusi dengan Dirac δ menghasilkan identitas: f·δ = f. Untuk data diskrit (time series), scipy.signal.convolve(h_array, u_array, mode='full') menghitung konvolusi numerik; mode 'full' memberi panjang N+M-1, sementara mode 'same' memberi panjang sama dengan input pertama. Untuk sinyal kontinu, dt harus dikalikan pada hasil konvolusi diskret agar skala integral tetap benar.</w:t>
       </w:r>
     </w:p>
     <w:p>
@@ -5473,6 +6390,15 @@
         </w:rPr>
         <w:t>Untuk PD orde n, transformasi turunan menghasilkan polinomial dalam s berpangkat n, ditambah n syarat awal yang harus diketahui. Solve aljabar memberi Y(s) sebagai rasio polinomial, lalu pecahan parsial mendekomposisi denominator orde n menjadi term-term sederhana yang masing-masing dapat diinvers via tabel.</w:t>
       </w:r>
+      <w:r>
+        <w:rPr>
+          <w:rFonts w:ascii="Arial" w:hAnsi="Arial" w:cs="Arial"/>
+          <w:b w:val="0"/>
+          <w:i w:val="0"/>
+          <w:sz w:val="22"/>
+        </w:rPr>
+        <w:t xml:space="preserve"> Persamaan (7) memadatkan aturan tersebut.</w:t>
+      </w:r>
     </w:p>
     <w:p>
       <w:pPr>
@@ -5487,7 +6413,59 @@
           <w:color w:val="305496"/>
           <w:sz w:val="22"/>
         </w:rPr>
-        <w:t>L{f^(n)}(t) = sⁿF(s) - sⁿ⁻¹f(0) - sⁿ⁻²f'(0) - ... - f^(n-1)(0);   n syarat awal dibutuhkan</w:t>
+        <w:t xml:space="preserve">L{f</w:t>
+      </w:r>
+      <w:r>
+        <w:rPr>
+          <w:rFonts w:ascii="Arial" w:hAnsi="Arial" w:cs="Arial"/>
+          <w:b/>
+          <w:i/>
+          <w:color w:val="305496"/>
+          <w:sz w:val="22"/>
+          <w:vertAlign w:val="superscript"/>
+        </w:rPr>
+        <w:t xml:space="preserve">n</w:t>
+      </w:r>
+      <w:r>
+        <w:rPr>
+          <w:rFonts w:ascii="Arial" w:hAnsi="Arial" w:cs="Arial"/>
+          <w:b/>
+          <w:i/>
+          <w:color w:val="305496"/>
+          <w:sz w:val="22"/>
+        </w:rPr>
+        <w:t xml:space="preserve">}(t) = sⁿF(s) - sⁿ⁻¹f(0) - sⁿ⁻²f'(0) - ... - f</w:t>
+      </w:r>
+      <w:r>
+        <w:rPr>
+          <w:rFonts w:ascii="Arial" w:hAnsi="Arial" w:cs="Arial"/>
+          <w:b/>
+          <w:i/>
+          <w:color w:val="305496"/>
+          <w:sz w:val="22"/>
+          <w:vertAlign w:val="superscript"/>
+        </w:rPr>
+        <w:t xml:space="preserve">n-1</w:t>
+      </w:r>
+      <w:r>
+        <w:rPr>
+          <w:rFonts w:ascii="Arial" w:hAnsi="Arial" w:cs="Arial"/>
+          <w:b/>
+          <w:i/>
+          <w:color w:val="305496"/>
+          <w:sz w:val="22"/>
+        </w:rPr>
+        <w:t xml:space="preserve">(0);   n syarat awal dibutuhkan</w:t>
+      </w:r>
+      <w:r>
+        <w:rPr>
+          <w:rFonts w:ascii="Arial" w:hAnsi="Arial" w:cs="Arial"/>
+          <w:b/>
+          <w:i/>
+          <w:color w:val="305496"/>
+          <w:sz w:val="22"/>
+        </w:rPr>
+        <w:t xml:space="preserve">   (7)</w:t>
       </w:r>
     </w:p>
     <w:p>
@@ -5544,7 +6522,49 @@
           <w:color w:val="444444"/>
           <w:sz w:val="20"/>
         </w:rPr>
-        <w:t>Gambar 6. Pole PD orde 3 y'''-6y''+11y'-6y=0 di s=1,2,3 (kiri) dan kurva pertumbuhan y(t)=e^2t+e^3t dalam skala log (kanan); koefisien akar s=1 kebetulan nol sehingga tak muncul di solusi akhir.</w:t>
+        <w:t xml:space="preserve">Gambar 6. Pole PD orde 3 y'''-6y''+11y'-6y=0 di s=1,2,3 (kiri) dan kurva pertumbuhan y(t)=e</w:t>
+      </w:r>
+      <w:r>
+        <w:rPr>
+          <w:rFonts w:ascii="Arial" w:hAnsi="Arial" w:cs="Arial"/>
+          <w:b w:val="0"/>
+          <w:i/>
+          <w:color w:val="444444"/>
+          <w:sz w:val="20"/>
+          <w:vertAlign w:val="superscript"/>
+        </w:rPr>
+        <w:t xml:space="preserve">2t</w:t>
+      </w:r>
+      <w:r>
+        <w:rPr>
+          <w:rFonts w:ascii="Arial" w:hAnsi="Arial" w:cs="Arial"/>
+          <w:b w:val="0"/>
+          <w:i/>
+          <w:color w:val="444444"/>
+          <w:sz w:val="20"/>
+        </w:rPr>
+        <w:t xml:space="preserve">+e</w:t>
+      </w:r>
+      <w:r>
+        <w:rPr>
+          <w:rFonts w:ascii="Arial" w:hAnsi="Arial" w:cs="Arial"/>
+          <w:b w:val="0"/>
+          <w:i/>
+          <w:color w:val="444444"/>
+          <w:sz w:val="20"/>
+          <w:vertAlign w:val="superscript"/>
+        </w:rPr>
+        <w:t xml:space="preserve">3t</w:t>
+      </w:r>
+      <w:r>
+        <w:rPr>
+          <w:rFonts w:ascii="Arial" w:hAnsi="Arial" w:cs="Arial"/>
+          <w:b w:val="0"/>
+          <w:i/>
+          <w:color w:val="444444"/>
+          <w:sz w:val="20"/>
+        </w:rPr>
+        <w:t xml:space="preserve"> dalam skala log (kanan); koefisien akar s=1 kebetulan nol sehingga tak muncul di solusi akhir.</w:t>
       </w:r>
     </w:p>
     <w:p>
@@ -5568,7 +6588,26 @@
           <w:i w:val="0"/>
           <w:sz w:val="22"/>
         </w:rPr>
-        <w:t>Workflow umum PD orde n terdiri atas lima langkah baku. Pertama, transformasikan semua turunan memakai rumus L{f^(k)}. Kedua, susun bentuk D(s)·Y(s) = N(s) dengan D polinomial karakteristik pangkat n dan N numerator dari syarat awal ditambah L{f(t)}. Ketiga, faktorkan D(s), cari semua akarnya (numpy.roots untuk numerik). Keempat, lakukan pecahan parsial, pakai sp.apart untuk orde tinggi karena manual sudah terlalu rumit. Kelima, inverskan Laplace tiap term via tabel. Kelima langkah ini identik untuk orde 2, 3, 4, atau lebih tinggi, itulah sebabnya Laplace disebut skalabel.</w:t>
+        <w:t xml:space="preserve">Workflow umum PD orde n terdiri atas lima langkah baku. Pertama, transformasikan semua turunan memakai rumus L{f</w:t>
+      </w:r>
+      <w:r>
+        <w:rPr>
+          <w:rFonts w:ascii="Arial" w:hAnsi="Arial" w:cs="Arial"/>
+          <w:b w:val="0"/>
+          <w:i w:val="0"/>
+          <w:sz w:val="22"/>
+          <w:vertAlign w:val="superscript"/>
+        </w:rPr>
+        <w:t xml:space="preserve">k</w:t>
+      </w:r>
+      <w:r>
+        <w:rPr>
+          <w:rFonts w:ascii="Arial" w:hAnsi="Arial" w:cs="Arial"/>
+          <w:b w:val="0"/>
+          <w:i w:val="0"/>
+          <w:sz w:val="22"/>
+        </w:rPr>
+        <w:t xml:space="preserve">}. Kedua, susun bentuk D(s)·Y(s) = N(s) dengan D polinomial karakteristik pangkat n dan N numerator dari syarat awal ditambah L{f(t)}. Ketiga, faktorkan D(s), cari semua akarnya (numpy.roots untuk numerik). Keempat, lakukan pecahan parsial, pakai sp.apart untuk orde tinggi karena manual sudah terlalu rumit. Kelima, inverskan Laplace tiap term via tabel. Kelima langkah ini identik untuk orde 2, 3, 4, atau lebih tinggi, itulah sebabnya Laplace disebut skalabel.</w:t>
       </w:r>
     </w:p>
     <w:p>
@@ -5594,6 +6633,15 @@
         </w:rPr>
         <w:t>Selesaikan y''' - 6y'' + 11y' - 6y = 0 dengan y(0)=2, y'(0)=5, y''(0)=13. Transformasi: (s³-6s²+11s-6)·Y = 2s²+5s+13-6(2s+5)+11·2 = 2s²-7s+5. Faktorkan denominator: s³-6s²+11s-6 = (s-1)(s-2)(s-3). Pecahan parsial cover-up memberi A = (2-7+5)/((-1)(-2)) = 0, B = (8-14+5)/((1)(-1)) = 1, C = (18-21+5)/((2)(1)) = 1.</w:t>
       </w:r>
+      <w:r>
+        <w:rPr>
+          <w:rFonts w:ascii="Arial" w:hAnsi="Arial" w:cs="Arial"/>
+          <w:b w:val="0"/>
+          <w:i w:val="0"/>
+          <w:sz w:val="22"/>
+        </w:rPr>
+        <w:t xml:space="preserve"> Rangkuman kuantitatifnya tertulis pada Persamaan (8).</w:t>
+      </w:r>
     </w:p>
     <w:p>
       <w:pPr>
@@ -5608,7 +6656,112 @@
           <w:color w:val="305496"/>
           <w:sz w:val="22"/>
         </w:rPr>
-        <w:t>✓ Hasil:   y(t) = 0·e^t + 1·e^(2t) + 1·e^(3t) = e^(2t) + e^(3t)</w:t>
+        <w:t xml:space="preserve">✓ Hasil:   y(t) = 0·e</w:t>
+      </w:r>
+      <w:r>
+        <w:rPr>
+          <w:rFonts w:ascii="Arial" w:hAnsi="Arial" w:cs="Arial"/>
+          <w:b/>
+          <w:i/>
+          <w:color w:val="305496"/>
+          <w:sz w:val="22"/>
+          <w:vertAlign w:val="superscript"/>
+        </w:rPr>
+        <w:t xml:space="preserve">t</w:t>
+      </w:r>
+      <w:r>
+        <w:rPr>
+          <w:rFonts w:ascii="Arial" w:hAnsi="Arial" w:cs="Arial"/>
+          <w:b/>
+          <w:i/>
+          <w:color w:val="305496"/>
+          <w:sz w:val="22"/>
+        </w:rPr>
+        <w:t xml:space="preserve"> + 1·e</w:t>
+      </w:r>
+      <w:r>
+        <w:rPr>
+          <w:rFonts w:ascii="Arial" w:hAnsi="Arial" w:cs="Arial"/>
+          <w:b/>
+          <w:i/>
+          <w:color w:val="305496"/>
+          <w:sz w:val="22"/>
+          <w:vertAlign w:val="superscript"/>
+        </w:rPr>
+        <w:t xml:space="preserve">2t</w:t>
+      </w:r>
+      <w:r>
+        <w:rPr>
+          <w:rFonts w:ascii="Arial" w:hAnsi="Arial" w:cs="Arial"/>
+          <w:b/>
+          <w:i/>
+          <w:color w:val="305496"/>
+          <w:sz w:val="22"/>
+        </w:rPr>
+        <w:t xml:space="preserve"> + 1·e</w:t>
+      </w:r>
+      <w:r>
+        <w:rPr>
+          <w:rFonts w:ascii="Arial" w:hAnsi="Arial" w:cs="Arial"/>
+          <w:b/>
+          <w:i/>
+          <w:color w:val="305496"/>
+          <w:sz w:val="22"/>
+          <w:vertAlign w:val="superscript"/>
+        </w:rPr>
+        <w:t xml:space="preserve">3t</w:t>
+      </w:r>
+      <w:r>
+        <w:rPr>
+          <w:rFonts w:ascii="Arial" w:hAnsi="Arial" w:cs="Arial"/>
+          <w:b/>
+          <w:i/>
+          <w:color w:val="305496"/>
+          <w:sz w:val="22"/>
+        </w:rPr>
+        <w:t xml:space="preserve"> = e</w:t>
+      </w:r>
+      <w:r>
+        <w:rPr>
+          <w:rFonts w:ascii="Arial" w:hAnsi="Arial" w:cs="Arial"/>
+          <w:b/>
+          <w:i/>
+          <w:color w:val="305496"/>
+          <w:sz w:val="22"/>
+          <w:vertAlign w:val="superscript"/>
+        </w:rPr>
+        <w:t xml:space="preserve">2t</w:t>
+      </w:r>
+      <w:r>
+        <w:rPr>
+          <w:rFonts w:ascii="Arial" w:hAnsi="Arial" w:cs="Arial"/>
+          <w:b/>
+          <w:i/>
+          <w:color w:val="305496"/>
+          <w:sz w:val="22"/>
+        </w:rPr>
+        <w:t xml:space="preserve"> + e</w:t>
+      </w:r>
+      <w:r>
+        <w:rPr>
+          <w:rFonts w:ascii="Arial" w:hAnsi="Arial" w:cs="Arial"/>
+          <w:b/>
+          <w:i/>
+          <w:color w:val="305496"/>
+          <w:sz w:val="22"/>
+          <w:vertAlign w:val="superscript"/>
+        </w:rPr>
+        <w:t xml:space="preserve">3t</w:t>
+      </w:r>
+      <w:r>
+        <w:rPr>
+          <w:rFonts w:ascii="Arial" w:hAnsi="Arial" w:cs="Arial"/>
+          <w:b/>
+          <w:i/>
+          <w:color w:val="305496"/>
+          <w:sz w:val="22"/>
+        </w:rPr>
+        <w:t xml:space="preserve">   (8)</w:t>
       </w:r>
     </w:p>
     <w:p>
@@ -5623,7 +6776,45 @@
           <w:i w:val="0"/>
           <w:sz w:val="22"/>
         </w:rPr>
-        <w:t>Gambar 6 menunjukkan tiga pole real berbeda di s=1,2,3, tetapi koefisien A pada pole s=1 kebetulan bernilai nol akibat kombinasi khusus syarat awal, sehingga suku e^t tidak muncul di solusi akhir meski secara struktural PD orde 3 memiliki tiga basis. Kurva y(t) pada panel kanan didominasi e^(3t) untuk t besar, terlihat dari kemiringan konstan pada skala logaritmik, sesuai prinsip bahwa suku dengan pole terbesar selalu mendominasi pertumbuhan jangka panjang.</w:t>
+        <w:t xml:space="preserve">Gambar 6 menunjukkan tiga pole real berbeda di s=1,2,3, tetapi koefisien A pada pole s=1 kebetulan bernilai nol akibat kombinasi khusus syarat awal, sehingga suku e</w:t>
+      </w:r>
+      <w:r>
+        <w:rPr>
+          <w:rFonts w:ascii="Arial" w:hAnsi="Arial" w:cs="Arial"/>
+          <w:b w:val="0"/>
+          <w:i w:val="0"/>
+          <w:sz w:val="22"/>
+          <w:vertAlign w:val="superscript"/>
+        </w:rPr>
+        <w:t xml:space="preserve">t</w:t>
+      </w:r>
+      <w:r>
+        <w:rPr>
+          <w:rFonts w:ascii="Arial" w:hAnsi="Arial" w:cs="Arial"/>
+          <w:b w:val="0"/>
+          <w:i w:val="0"/>
+          <w:sz w:val="22"/>
+        </w:rPr>
+        <w:t xml:space="preserve"> tidak muncul di solusi akhir meski secara struktural PD orde 3 memiliki tiga basis. Kurva y(t) pada panel kanan didominasi e</w:t>
+      </w:r>
+      <w:r>
+        <w:rPr>
+          <w:rFonts w:ascii="Arial" w:hAnsi="Arial" w:cs="Arial"/>
+          <w:b w:val="0"/>
+          <w:i w:val="0"/>
+          <w:sz w:val="22"/>
+          <w:vertAlign w:val="superscript"/>
+        </w:rPr>
+        <w:t xml:space="preserve">3t</w:t>
+      </w:r>
+      <w:r>
+        <w:rPr>
+          <w:rFonts w:ascii="Arial" w:hAnsi="Arial" w:cs="Arial"/>
+          <w:b w:val="0"/>
+          <w:i w:val="0"/>
+          <w:sz w:val="22"/>
+        </w:rPr>
+        <w:t xml:space="preserve"> untuk t besar, terlihat dari kemiringan konstan pada skala logaritmik, sesuai prinsip bahwa suku dengan pole terbesar selalu mendominasi pertumbuhan jangka panjang.</w:t>
       </w:r>
     </w:p>
     <w:p>
@@ -5944,7 +7135,128 @@
           <w:i w:val="0"/>
           <w:sz w:val="22"/>
         </w:rPr>
-        <w:t>Selesaikan y''' - 3y'' + 4y = 0 dengan y(0)=2, y'(0)=3, y''(0)=13, memakai shortcut. Koefisien a3=1, a2=-3, a1=0, a0=4 (homogen, R(s)=0). Q(s) = s³-3s²+4 = (s-2)²(s+1), akar s=2 (berulang) dan s=-1. G(s) = (s²-3s)·2 + (s-3)·3 + 1·13 = 2s²-6s+3s-9+13 = 2s²-3s+4. Maka Y(s) = (2s²-3s+4)/[(s-2)²(s+1)]. Pecahan parsial dengan akar berulang: A/(s-2)+B/(s-2)²+C/(s+1), didapat A=0, B=2, C=1.</w:t>
+        <w:t xml:space="preserve">Selesaikan y''' - 3y'' + 4y = 0 dengan y(0)=2, y'(0)=3, y''(0)=13, memakai shortcut. Koefisien </w:t>
+      </w:r>
+      <w:r>
+        <w:rPr>
+          <w:rFonts w:ascii="Arial" w:hAnsi="Arial" w:cs="Arial"/>
+          <w:b w:val="0"/>
+          <w:i w:val="0"/>
+          <w:sz w:val="22"/>
+        </w:rPr>
+        <w:t xml:space="preserve">a</w:t>
+      </w:r>
+      <w:r>
+        <w:rPr>
+          <w:rFonts w:ascii="Arial" w:hAnsi="Arial" w:cs="Arial"/>
+          <w:b w:val="0"/>
+          <w:i w:val="0"/>
+          <w:sz w:val="22"/>
+          <w:vertAlign w:val="subscript"/>
+        </w:rPr>
+        <w:t xml:space="preserve">3</w:t>
+      </w:r>
+      <w:r>
+        <w:rPr>
+          <w:rFonts w:ascii="Arial" w:hAnsi="Arial" w:cs="Arial"/>
+          <w:b w:val="0"/>
+          <w:i w:val="0"/>
+          <w:sz w:val="22"/>
+        </w:rPr>
+        <w:t xml:space="preserve">=1, </w:t>
+      </w:r>
+      <w:r>
+        <w:rPr>
+          <w:rFonts w:ascii="Arial" w:hAnsi="Arial" w:cs="Arial"/>
+          <w:b w:val="0"/>
+          <w:i w:val="0"/>
+          <w:sz w:val="22"/>
+        </w:rPr>
+        <w:t xml:space="preserve">a</w:t>
+      </w:r>
+      <w:r>
+        <w:rPr>
+          <w:rFonts w:ascii="Arial" w:hAnsi="Arial" w:cs="Arial"/>
+          <w:b w:val="0"/>
+          <w:i w:val="0"/>
+          <w:sz w:val="22"/>
+          <w:vertAlign w:val="subscript"/>
+        </w:rPr>
+        <w:t xml:space="preserve">2</w:t>
+      </w:r>
+      <w:r>
+        <w:rPr>
+          <w:rFonts w:ascii="Arial" w:hAnsi="Arial" w:cs="Arial"/>
+          <w:b w:val="0"/>
+          <w:i w:val="0"/>
+          <w:sz w:val="22"/>
+        </w:rPr>
+        <w:t xml:space="preserve">=-3, </w:t>
+      </w:r>
+      <w:r>
+        <w:rPr>
+          <w:rFonts w:ascii="Arial" w:hAnsi="Arial" w:cs="Arial"/>
+          <w:b w:val="0"/>
+          <w:i w:val="0"/>
+          <w:sz w:val="22"/>
+        </w:rPr>
+        <w:t xml:space="preserve">a</w:t>
+      </w:r>
+      <w:r>
+        <w:rPr>
+          <w:rFonts w:ascii="Arial" w:hAnsi="Arial" w:cs="Arial"/>
+          <w:b w:val="0"/>
+          <w:i w:val="0"/>
+          <w:sz w:val="22"/>
+          <w:vertAlign w:val="subscript"/>
+        </w:rPr>
+        <w:t xml:space="preserve">1</w:t>
+      </w:r>
+      <w:r>
+        <w:rPr>
+          <w:rFonts w:ascii="Arial" w:hAnsi="Arial" w:cs="Arial"/>
+          <w:b w:val="0"/>
+          <w:i w:val="0"/>
+          <w:sz w:val="22"/>
+        </w:rPr>
+        <w:t xml:space="preserve">=0, </w:t>
+      </w:r>
+      <w:r>
+        <w:rPr>
+          <w:rFonts w:ascii="Arial" w:hAnsi="Arial" w:cs="Arial"/>
+          <w:b w:val="0"/>
+          <w:i w:val="0"/>
+          <w:sz w:val="22"/>
+        </w:rPr>
+        <w:t xml:space="preserve">a</w:t>
+      </w:r>
+      <w:r>
+        <w:rPr>
+          <w:rFonts w:ascii="Arial" w:hAnsi="Arial" w:cs="Arial"/>
+          <w:b w:val="0"/>
+          <w:i w:val="0"/>
+          <w:sz w:val="22"/>
+          <w:vertAlign w:val="subscript"/>
+        </w:rPr>
+        <w:t xml:space="preserve">0</w:t>
+      </w:r>
+      <w:r>
+        <w:rPr>
+          <w:rFonts w:ascii="Arial" w:hAnsi="Arial" w:cs="Arial"/>
+          <w:b w:val="0"/>
+          <w:i w:val="0"/>
+          <w:sz w:val="22"/>
+        </w:rPr>
+        <w:t xml:space="preserve">=4 (homogen, R(s)=0). Q(s) = s³-3s²+4 = (s-2)²(s+1), akar s=2 (berulang) dan s=-1. G(s) = (s²-3s)·2 + (s-3)·3 + 1·13 = 2s²-6s+3s-9+13 = 2s²-3s+4. Maka Y(s) = (2s²-3s+4)/[(s-2)²(s+1)]. Pecahan parsial dengan akar berulang: A/(s-2)+B/(s-2)²+C/(s+1), didapat A=0, B=2, C=1.</w:t>
+      </w:r>
+      <w:r>
+        <w:rPr>
+          <w:rFonts w:ascii="Arial" w:hAnsi="Arial" w:cs="Arial"/>
+          <w:b w:val="0"/>
+          <w:i w:val="0"/>
+          <w:sz w:val="22"/>
+        </w:rPr>
+        <w:t xml:space="preserve"> Hubungan ini dirangkum dalam Persamaan (9).</w:t>
       </w:r>
     </w:p>
     <w:p>
@@ -5960,7 +7272,49 @@
           <w:color w:val="305496"/>
           <w:sz w:val="22"/>
         </w:rPr>
-        <w:t>✓ Hasil:   y(t) = 2t·e^(2t) + e^(-t)</w:t>
+        <w:t xml:space="preserve">✓ Hasil:   y(t) = 2t·e</w:t>
+      </w:r>
+      <w:r>
+        <w:rPr>
+          <w:rFonts w:ascii="Arial" w:hAnsi="Arial" w:cs="Arial"/>
+          <w:b/>
+          <w:i/>
+          <w:color w:val="305496"/>
+          <w:sz w:val="22"/>
+          <w:vertAlign w:val="superscript"/>
+        </w:rPr>
+        <w:t xml:space="preserve">2t</w:t>
+      </w:r>
+      <w:r>
+        <w:rPr>
+          <w:rFonts w:ascii="Arial" w:hAnsi="Arial" w:cs="Arial"/>
+          <w:b/>
+          <w:i/>
+          <w:color w:val="305496"/>
+          <w:sz w:val="22"/>
+        </w:rPr>
+        <w:t xml:space="preserve"> + e</w:t>
+      </w:r>
+      <w:r>
+        <w:rPr>
+          <w:rFonts w:ascii="Arial" w:hAnsi="Arial" w:cs="Arial"/>
+          <w:b/>
+          <w:i/>
+          <w:color w:val="305496"/>
+          <w:sz w:val="22"/>
+          <w:vertAlign w:val="superscript"/>
+        </w:rPr>
+        <w:t xml:space="preserve">-t</w:t>
+      </w:r>
+      <w:r>
+        <w:rPr>
+          <w:rFonts w:ascii="Arial" w:hAnsi="Arial" w:cs="Arial"/>
+          <w:b/>
+          <w:i/>
+          <w:color w:val="305496"/>
+          <w:sz w:val="22"/>
+        </w:rPr>
+        <w:t xml:space="preserve">   (9)</w:t>
       </w:r>
     </w:p>
     <w:p>
@@ -6017,6 +7371,15 @@
         </w:rPr>
         <w:t>Banyak sistem engineering memiliki multiple state yang saling terkait: arus dan tegangan pada sirkuit multi-loop, posisi dan kecepatan pada sistem mekanik multi-DOF, konsentrasi reaktan pada reaktor kimia bertingkat. Sistem semacam ini dimodelkan sebagai sistem PD coupled, yaitu beberapa PD yang saling bergantung dan tidak dapat diselesaikan secara independen. Laplace mengubah sistem PD ini menjadi sistem aljabar linear di domain s yang dapat diselesaikan lewat metode matriks.</w:t>
       </w:r>
+      <w:r>
+        <w:rPr>
+          <w:rFonts w:ascii="Arial" w:hAnsi="Arial" w:cs="Arial"/>
+          <w:b w:val="0"/>
+          <w:i w:val="0"/>
+          <w:sz w:val="22"/>
+        </w:rPr>
+        <w:t xml:space="preserve"> Bentuk ringkasnya dituliskan pada Persamaan (10).</w:t>
+      </w:r>
     </w:p>
     <w:p>
       <w:pPr>
@@ -6032,6 +7395,16 @@
           <w:sz w:val="22"/>
         </w:rPr>
         <w:t>x' = ax+by+f(t), y' = cx+dy+g(t)  ⟹  [s-a, -b; -c, s-d]·[X;Y] = [F(s)+x(0); G(s)+y(0)]</w:t>
+      </w:r>
+      <w:r>
+        <w:rPr>
+          <w:rFonts w:ascii="Arial" w:hAnsi="Arial" w:cs="Arial"/>
+          <w:b/>
+          <w:i/>
+          <w:color w:val="305496"/>
+          <w:sz w:val="22"/>
+        </w:rPr>
+        <w:t xml:space="preserve">   (10)</w:t>
       </w:r>
     </w:p>
     <w:p>
@@ -6114,6 +7487,15 @@
         </w:rPr>
         <w:t>Selesaikan x' = 2x+y, y' = 3x+4y dengan x(0)=1, y(0)=0. Transformasi memberi (s-2)X - Y = 1 dan -3X + (s-4)Y = 0. Determinan sistem matriks: (s-2)(s-4)-3 = s²-6s+5 = (s-1)(s-5). Cramer memberi X(s) = (s-4)/[(s-1)(s-5)] dan Y(s) = 3/[(s-1)(s-5)]. Pecahan parsial cover-up untuk X(s): A=(1-4)/(1-5)=3/4, B=(5-4)/(5-1)=1/4. Untuk Y(s): A=3/(1-5)=-3/4, B=3/(5-1)=3/4.</w:t>
       </w:r>
+      <w:r>
+        <w:rPr>
+          <w:rFonts w:ascii="Arial" w:hAnsi="Arial" w:cs="Arial"/>
+          <w:b w:val="0"/>
+          <w:i w:val="0"/>
+          <w:sz w:val="22"/>
+        </w:rPr>
+        <w:t xml:space="preserve"> Persamaan (11) memadatkan aturan tersebut.</w:t>
+      </w:r>
     </w:p>
     <w:p>
       <w:pPr>
@@ -6128,7 +7510,91 @@
           <w:color w:val="305496"/>
           <w:sz w:val="22"/>
         </w:rPr>
-        <w:t>✓ Hasil:   x(t) = (3/4)e^t + (1/4)e^(5t);   y(t) = -(3/4)e^t + (3/4)e^(5t)</w:t>
+        <w:t xml:space="preserve">✓ Hasil:   x(t) = (3/4)e</w:t>
+      </w:r>
+      <w:r>
+        <w:rPr>
+          <w:rFonts w:ascii="Arial" w:hAnsi="Arial" w:cs="Arial"/>
+          <w:b/>
+          <w:i/>
+          <w:color w:val="305496"/>
+          <w:sz w:val="22"/>
+          <w:vertAlign w:val="superscript"/>
+        </w:rPr>
+        <w:t xml:space="preserve">t</w:t>
+      </w:r>
+      <w:r>
+        <w:rPr>
+          <w:rFonts w:ascii="Arial" w:hAnsi="Arial" w:cs="Arial"/>
+          <w:b/>
+          <w:i/>
+          <w:color w:val="305496"/>
+          <w:sz w:val="22"/>
+        </w:rPr>
+        <w:t xml:space="preserve"> + (1/4)e</w:t>
+      </w:r>
+      <w:r>
+        <w:rPr>
+          <w:rFonts w:ascii="Arial" w:hAnsi="Arial" w:cs="Arial"/>
+          <w:b/>
+          <w:i/>
+          <w:color w:val="305496"/>
+          <w:sz w:val="22"/>
+          <w:vertAlign w:val="superscript"/>
+        </w:rPr>
+        <w:t xml:space="preserve">5t</w:t>
+      </w:r>
+      <w:r>
+        <w:rPr>
+          <w:rFonts w:ascii="Arial" w:hAnsi="Arial" w:cs="Arial"/>
+          <w:b/>
+          <w:i/>
+          <w:color w:val="305496"/>
+          <w:sz w:val="22"/>
+        </w:rPr>
+        <w:t xml:space="preserve">;   y(t) = -(3/4)e</w:t>
+      </w:r>
+      <w:r>
+        <w:rPr>
+          <w:rFonts w:ascii="Arial" w:hAnsi="Arial" w:cs="Arial"/>
+          <w:b/>
+          <w:i/>
+          <w:color w:val="305496"/>
+          <w:sz w:val="22"/>
+          <w:vertAlign w:val="superscript"/>
+        </w:rPr>
+        <w:t xml:space="preserve">t</w:t>
+      </w:r>
+      <w:r>
+        <w:rPr>
+          <w:rFonts w:ascii="Arial" w:hAnsi="Arial" w:cs="Arial"/>
+          <w:b/>
+          <w:i/>
+          <w:color w:val="305496"/>
+          <w:sz w:val="22"/>
+        </w:rPr>
+        <w:t xml:space="preserve"> + (3/4)e</w:t>
+      </w:r>
+      <w:r>
+        <w:rPr>
+          <w:rFonts w:ascii="Arial" w:hAnsi="Arial" w:cs="Arial"/>
+          <w:b/>
+          <w:i/>
+          <w:color w:val="305496"/>
+          <w:sz w:val="22"/>
+          <w:vertAlign w:val="superscript"/>
+        </w:rPr>
+        <w:t xml:space="preserve">5t</w:t>
+      </w:r>
+      <w:r>
+        <w:rPr>
+          <w:rFonts w:ascii="Arial" w:hAnsi="Arial" w:cs="Arial"/>
+          <w:b/>
+          <w:i/>
+          <w:color w:val="305496"/>
+          <w:sz w:val="22"/>
+        </w:rPr>
+        <w:t xml:space="preserve">   (11)</w:t>
       </w:r>
     </w:p>
     <w:p>
@@ -6143,7 +7609,26 @@
           <w:i w:val="0"/>
           <w:sz w:val="22"/>
         </w:rPr>
-        <w:t>Gambar 7 menunjukkan bahwa kedua eigenvalue sistem ini (λ=1 dan λ=5, akar det(sI-A)=0) bernilai positif, sehingga sistem tergolong unstable, x(t) dan y(t) tumbuh tanpa batas seiring t. Panel kiri menampilkan signal-flow, x dan y saling memberi kontribusi (x' += y, y' += 3x) selain pertumbuhan mandiri masing-masing (x'=2x, y'=4y), sementara panel kanan mengonfirmasi pertumbuhan eksponensial cepat yang didominasi e^(5t).</w:t>
+        <w:t xml:space="preserve">Gambar 7 menunjukkan bahwa kedua eigenvalue sistem ini (λ=1 dan λ=5, akar det(sI-A)=0) bernilai positif, sehingga sistem tergolong unstable, x(t) dan y(t) tumbuh tanpa batas seiring t. Panel kiri menampilkan signal-flow, x dan y saling memberi kontribusi (x' += y, y' += 3x) selain pertumbuhan mandiri masing-masing (x'=2x, y'=4y), sementara panel kanan mengonfirmasi pertumbuhan eksponensial cepat yang didominasi e</w:t>
+      </w:r>
+      <w:r>
+        <w:rPr>
+          <w:rFonts w:ascii="Arial" w:hAnsi="Arial" w:cs="Arial"/>
+          <w:b w:val="0"/>
+          <w:i w:val="0"/>
+          <w:sz w:val="22"/>
+          <w:vertAlign w:val="superscript"/>
+        </w:rPr>
+        <w:t xml:space="preserve">5t</w:t>
+      </w:r>
+      <w:r>
+        <w:rPr>
+          <w:rFonts w:ascii="Arial" w:hAnsi="Arial" w:cs="Arial"/>
+          <w:b w:val="0"/>
+          <w:i w:val="0"/>
+          <w:sz w:val="22"/>
+        </w:rPr>
+        <w:t xml:space="preserve">.</w:t>
       </w:r>
     </w:p>
     <w:p>
@@ -6376,7 +7861,35 @@
                 <w:i w:val="0"/>
                 <w:sz w:val="19"/>
               </w:rPr>
-              <w:t>Arus i1(t), i2(t) tiap loop</w:t>
+              <w:t xml:space="preserve">Arus i1(t), </w:t>
+            </w:r>
+            <w:r>
+              <w:rPr>
+                <w:rFonts w:ascii="Arial" w:hAnsi="Arial" w:cs="Arial"/>
+                <w:b w:val="0"/>
+                <w:i w:val="0"/>
+                <w:sz w:val="19"/>
+              </w:rPr>
+              <w:t xml:space="preserve">i</w:t>
+            </w:r>
+            <w:r>
+              <w:rPr>
+                <w:rFonts w:ascii="Arial" w:hAnsi="Arial" w:cs="Arial"/>
+                <w:b w:val="0"/>
+                <w:i w:val="0"/>
+                <w:sz w:val="19"/>
+                <w:vertAlign w:val="subscript"/>
+              </w:rPr>
+              <w:t xml:space="preserve">2</w:t>
+            </w:r>
+            <w:r>
+              <w:rPr>
+                <w:rFonts w:ascii="Arial" w:hAnsi="Arial" w:cs="Arial"/>
+                <w:b w:val="0"/>
+                <w:i w:val="0"/>
+                <w:sz w:val="19"/>
+              </w:rPr>
+              <w:t xml:space="preserve">(t) tiap loop</w:t>
             </w:r>
           </w:p>
         </w:tc>
@@ -6841,7 +8354,7 @@
           <w:i w:val="0"/>
           <w:sz w:val="22"/>
         </w:rPr>
-        <w:t>genta atau lonceng gereja dipukul sekali (durasi kontak sangat singkat dibanding periode dengungnya) lalu berdering (ringing) yang meluruh perlahan; pukulan sesaat itu adalah Dirac delta, dengungnya adalah impulse response h(t) sistem genta.</w:t>
+        <w:t xml:space="preserve">genta atau lonceng gereja dipukul sekali (durasi kontak sangat singkat dibanding periode dengungnya) lalu berdering (ringing) yang meluruh perlahan; pukulan sesaat itu adalah Dirac δ, dengungnya adalah impulse response h(t) sistem genta.</w:t>
       </w:r>
     </w:p>
     <w:p>
@@ -6907,7 +8420,7 @@
           <w:i w:val="0"/>
           <w:sz w:val="22"/>
         </w:rPr>
-        <w:t>suara asli dari sumber (input) tercampur dengan gema pantulan dinding ruangan (impulse response ruangan h) menghasilkan suara yang terdengar telinga (output); pencampuran suara asli dengan karakter akustik ruangan itulah konvolusi y=h*u di dunia nyata.</w:t>
+        <w:t xml:space="preserve">suara asli dari sumber (input) tercampur dengan gema pantulan dinding ruangan (impulse response ruangan h) menghasilkan suara yang terdengar telinga (output); pencampuran suara asli dengan karakter akustik ruangan itulah konvolusi y=h·u di dunia nyata.</w:t>
       </w:r>
     </w:p>
     <w:p>
@@ -7092,7 +8605,167 @@
           <w:i w:val="0"/>
           <w:sz w:val="22"/>
         </w:rPr>
-        <w:t>Sinyal digital pada sirkuit elektronik adalah rangkaian pulse (sequence of pulses), dimodelkan dengan kombinasi Heaviside: u(t) = V0·Σ[H(t-nT) - H(t-nT-d)], yaitu pulse berulang setiap T detik dengan duty cycle d. Transformasi Laplace-nya U(s) = (V0/s)·(1-e^(-ds))·Σe^(-nTs), yang setelah dijumlahkan sebagai deret geometri menjadi (V0/s)·(1-e^(-ds))/(1-e^(-Ts)). Output sirkuit RC diperoleh Y(s) = U(s)/(τs+1), lalu invers Laplace memberi respons di domain waktu. Analisis ini penting untuk integrity sinyal pada integrated circuit, analisis switching power supply, dan koreksi distorsi sinyal digital.</w:t>
+        <w:t xml:space="preserve">Sinyal digital pada sirkuit elektronik adalah rangkaian pulse (sequence of pulses), dimodelkan dengan kombinasi Heaviside: u(t) = </w:t>
+      </w:r>
+      <w:r>
+        <w:rPr>
+          <w:rFonts w:ascii="Arial" w:hAnsi="Arial" w:cs="Arial"/>
+          <w:b w:val="0"/>
+          <w:i w:val="0"/>
+          <w:sz w:val="22"/>
+        </w:rPr>
+        <w:t xml:space="preserve">V</w:t>
+      </w:r>
+      <w:r>
+        <w:rPr>
+          <w:rFonts w:ascii="Arial" w:hAnsi="Arial" w:cs="Arial"/>
+          <w:b w:val="0"/>
+          <w:i w:val="0"/>
+          <w:sz w:val="22"/>
+          <w:vertAlign w:val="subscript"/>
+        </w:rPr>
+        <w:t xml:space="preserve">0</w:t>
+      </w:r>
+      <w:r>
+        <w:rPr>
+          <w:rFonts w:ascii="Arial" w:hAnsi="Arial" w:cs="Arial"/>
+          <w:b w:val="0"/>
+          <w:i w:val="0"/>
+          <w:sz w:val="22"/>
+        </w:rPr>
+        <w:t xml:space="preserve">·Σ[H(t-nT) - H(t-nT-d)], yaitu pulse berulang setiap T detik dengan duty cycle d. Transformasi Laplace-nya U(s) = (</w:t>
+      </w:r>
+      <w:r>
+        <w:rPr>
+          <w:rFonts w:ascii="Arial" w:hAnsi="Arial" w:cs="Arial"/>
+          <w:b w:val="0"/>
+          <w:i w:val="0"/>
+          <w:sz w:val="22"/>
+        </w:rPr>
+        <w:t xml:space="preserve">V</w:t>
+      </w:r>
+      <w:r>
+        <w:rPr>
+          <w:rFonts w:ascii="Arial" w:hAnsi="Arial" w:cs="Arial"/>
+          <w:b w:val="0"/>
+          <w:i w:val="0"/>
+          <w:sz w:val="22"/>
+          <w:vertAlign w:val="subscript"/>
+        </w:rPr>
+        <w:t xml:space="preserve">0</w:t>
+      </w:r>
+      <w:r>
+        <w:rPr>
+          <w:rFonts w:ascii="Arial" w:hAnsi="Arial" w:cs="Arial"/>
+          <w:b w:val="0"/>
+          <w:i w:val="0"/>
+          <w:sz w:val="22"/>
+        </w:rPr>
+        <w:t xml:space="preserve">/s)·(1-e</w:t>
+      </w:r>
+      <w:r>
+        <w:rPr>
+          <w:rFonts w:ascii="Arial" w:hAnsi="Arial" w:cs="Arial"/>
+          <w:b w:val="0"/>
+          <w:i w:val="0"/>
+          <w:sz w:val="22"/>
+          <w:vertAlign w:val="superscript"/>
+        </w:rPr>
+        <w:t xml:space="preserve">-ds</w:t>
+      </w:r>
+      <w:r>
+        <w:rPr>
+          <w:rFonts w:ascii="Arial" w:hAnsi="Arial" w:cs="Arial"/>
+          <w:b w:val="0"/>
+          <w:i w:val="0"/>
+          <w:sz w:val="22"/>
+        </w:rPr>
+        <w:t xml:space="preserve">)·Σe</w:t>
+      </w:r>
+      <w:r>
+        <w:rPr>
+          <w:rFonts w:ascii="Arial" w:hAnsi="Arial" w:cs="Arial"/>
+          <w:b w:val="0"/>
+          <w:i w:val="0"/>
+          <w:sz w:val="22"/>
+          <w:vertAlign w:val="superscript"/>
+        </w:rPr>
+        <w:t xml:space="preserve">-nTs</w:t>
+      </w:r>
+      <w:r>
+        <w:rPr>
+          <w:rFonts w:ascii="Arial" w:hAnsi="Arial" w:cs="Arial"/>
+          <w:b w:val="0"/>
+          <w:i w:val="0"/>
+          <w:sz w:val="22"/>
+        </w:rPr>
+        <w:t xml:space="preserve">, yang setelah dijumlahkan sebagai deret geometri menjadi (</w:t>
+      </w:r>
+      <w:r>
+        <w:rPr>
+          <w:rFonts w:ascii="Arial" w:hAnsi="Arial" w:cs="Arial"/>
+          <w:b w:val="0"/>
+          <w:i w:val="0"/>
+          <w:sz w:val="22"/>
+        </w:rPr>
+        <w:t xml:space="preserve">V</w:t>
+      </w:r>
+      <w:r>
+        <w:rPr>
+          <w:rFonts w:ascii="Arial" w:hAnsi="Arial" w:cs="Arial"/>
+          <w:b w:val="0"/>
+          <w:i w:val="0"/>
+          <w:sz w:val="22"/>
+          <w:vertAlign w:val="subscript"/>
+        </w:rPr>
+        <w:t xml:space="preserve">0</w:t>
+      </w:r>
+      <w:r>
+        <w:rPr>
+          <w:rFonts w:ascii="Arial" w:hAnsi="Arial" w:cs="Arial"/>
+          <w:b w:val="0"/>
+          <w:i w:val="0"/>
+          <w:sz w:val="22"/>
+        </w:rPr>
+        <w:t xml:space="preserve">/s)·(1-e</w:t>
+      </w:r>
+      <w:r>
+        <w:rPr>
+          <w:rFonts w:ascii="Arial" w:hAnsi="Arial" w:cs="Arial"/>
+          <w:b w:val="0"/>
+          <w:i w:val="0"/>
+          <w:sz w:val="22"/>
+          <w:vertAlign w:val="superscript"/>
+        </w:rPr>
+        <w:t xml:space="preserve">-ds</w:t>
+      </w:r>
+      <w:r>
+        <w:rPr>
+          <w:rFonts w:ascii="Arial" w:hAnsi="Arial" w:cs="Arial"/>
+          <w:b w:val="0"/>
+          <w:i w:val="0"/>
+          <w:sz w:val="22"/>
+        </w:rPr>
+        <w:t xml:space="preserve">)/(1-e</w:t>
+      </w:r>
+      <w:r>
+        <w:rPr>
+          <w:rFonts w:ascii="Arial" w:hAnsi="Arial" w:cs="Arial"/>
+          <w:b w:val="0"/>
+          <w:i w:val="0"/>
+          <w:sz w:val="22"/>
+          <w:vertAlign w:val="superscript"/>
+        </w:rPr>
+        <w:t xml:space="preserve">-Ts</w:t>
+      </w:r>
+      <w:r>
+        <w:rPr>
+          <w:rFonts w:ascii="Arial" w:hAnsi="Arial" w:cs="Arial"/>
+          <w:b w:val="0"/>
+          <w:i w:val="0"/>
+          <w:sz w:val="22"/>
+        </w:rPr>
+        <w:t xml:space="preserve">). Output sirkuit RC diperoleh Y(s) = U(s)/(τs+1), lalu invers Laplace memberi respons di domain waktu. Analisis ini penting untuk integrity sinyal pada integrated circuit, analisis switching power supply, dan koreksi distorsi sinyal digital.</w:t>
       </w:r>
     </w:p>
     <w:p>
@@ -7116,7 +8789,7 @@
           <w:i w:val="0"/>
           <w:sz w:val="22"/>
         </w:rPr>
-        <w:t>Engineer struktur menghitung respons bangunan terhadap earthquake ground motion u(t), rekaman dari accelerometer di lapangan. Bangunan dimodelkan sebagai sistem orde 2, mẍ + cẋ + kx = -m·üg(t). Karena u(t) adalah input arbitrary (tidak smooth, bukan eksponensial atau sinusoidal murni), konvolusi menjadi pendekatan ideal: x(t) = h(t)*u(t) = ∫₀ᵗh(τ)·u(t-τ)dτ, dengan h(t) impulse response struktur. Implementasi numerik memakai scipy.signal.convolve(h,u). Hasilnya, yaitu response history, dipakai untuk mengecek apakah amplitudo melebihi threshold safety, mendesain damper untuk mereduksi peak response, dan mengevaluasi kepatuhan terhadap building code.</w:t>
+        <w:t xml:space="preserve">Engineer struktur menghitung respons bangunan terhadap earthquake ground motion u(t), rekaman dari accelerometer di lapangan. Bangunan dimodelkan sebagai sistem orde 2, mẍ + cẋ + kx = -m·üg(t). Karena u(t) adalah input arbitrary (tidak smooth, bukan eksponensial atau sinusoidal murni), konvolusi menjadi pendekatan ideal: x(t) = h(t)·u(t) = ∫₀ᵗh(τ)·u(t-τ)dτ, dengan h(t) impulse response struktur. Implementasi numerik memakai scipy.signal.convolve(h,u). Hasilnya, yaitu response history, dipakai untuk mengecek apakah amplitudo melebihi threshold safety, mendesain damper untuk mereduksi peak response, dan mengevaluasi kepatuhan terhadap building code.</w:t>
       </w:r>
     </w:p>
     <w:p>
@@ -7268,7 +8941,7 @@
           <w:color w:val="444444"/>
           <w:sz w:val="20"/>
         </w:rPr>
-        <w:t xml:space="preserve">Gambar 8. Potongan Cell 1: transformasi Heaviside dan Dirac delta via sp.laplace_transform(), serta solve PD dengan input impulse via sp.dsolve() dengan ics.</w:t>
+        <w:t xml:space="preserve">Gambar 8. Potongan Cell 1: transformasi Heaviside dan Dirac δ via sp.laplace_transform(), serta solve PD dengan input impulse via sp.dsolve() dengan ics.</w:t>
       </w:r>
     </w:p>
     <w:p>
@@ -7292,7 +8965,64 @@
           <w:i w:val="0"/>
           <w:sz w:val="22"/>
         </w:rPr>
-        <w:t>Gambar 8 menunjukkan Cell 1: sp.laplace_transform(sp.Heaviside(t-3), t, s, noconds=True) memberi e^(-3s)/s secara otomatis, sp.laplace_transform(sp.DiracDelta(t-2), t, s, noconds=True) memberi e^(-2s), dan sp.dsolve() dengan ics langsung menyelesaikan y''+4y'+13y=δ(t) menjadi h(t)=(1/3)e^(-2t)sin(3t)Heaviside(t) tanpa perlu pecahan parsial manual.</w:t>
+        <w:t xml:space="preserve">Gambar 8 menunjukkan Cell 1: sp.laplace_transform(sp.Heaviside(t-3), t, s, noconds=True) memberi e</w:t>
+      </w:r>
+      <w:r>
+        <w:rPr>
+          <w:rFonts w:ascii="Arial" w:hAnsi="Arial" w:cs="Arial"/>
+          <w:b w:val="0"/>
+          <w:i w:val="0"/>
+          <w:sz w:val="22"/>
+          <w:vertAlign w:val="superscript"/>
+        </w:rPr>
+        <w:t xml:space="preserve">-3s</w:t>
+      </w:r>
+      <w:r>
+        <w:rPr>
+          <w:rFonts w:ascii="Arial" w:hAnsi="Arial" w:cs="Arial"/>
+          <w:b w:val="0"/>
+          <w:i w:val="0"/>
+          <w:sz w:val="22"/>
+        </w:rPr>
+        <w:t xml:space="preserve">/s secara otomatis, sp.laplace_transform(sp.DiracDelta(t-2), t, s, noconds=True) memberi e</w:t>
+      </w:r>
+      <w:r>
+        <w:rPr>
+          <w:rFonts w:ascii="Arial" w:hAnsi="Arial" w:cs="Arial"/>
+          <w:b w:val="0"/>
+          <w:i w:val="0"/>
+          <w:sz w:val="22"/>
+          <w:vertAlign w:val="superscript"/>
+        </w:rPr>
+        <w:t xml:space="preserve">-2s</w:t>
+      </w:r>
+      <w:r>
+        <w:rPr>
+          <w:rFonts w:ascii="Arial" w:hAnsi="Arial" w:cs="Arial"/>
+          <w:b w:val="0"/>
+          <w:i w:val="0"/>
+          <w:sz w:val="22"/>
+        </w:rPr>
+        <w:t xml:space="preserve">, dan sp.dsolve() dengan ics langsung menyelesaikan y''+4y'+13y=δ(t) menjadi h(t)=(1/3)e</w:t>
+      </w:r>
+      <w:r>
+        <w:rPr>
+          <w:rFonts w:ascii="Arial" w:hAnsi="Arial" w:cs="Arial"/>
+          <w:b w:val="0"/>
+          <w:i w:val="0"/>
+          <w:sz w:val="22"/>
+          <w:vertAlign w:val="superscript"/>
+        </w:rPr>
+        <w:t xml:space="preserve">-2t</w:t>
+      </w:r>
+      <w:r>
+        <w:rPr>
+          <w:rFonts w:ascii="Arial" w:hAnsi="Arial" w:cs="Arial"/>
+          <w:b w:val="0"/>
+          <w:i w:val="0"/>
+          <w:sz w:val="22"/>
+        </w:rPr>
+        <w:t xml:space="preserve">sin(3t)Heaviside(t) tanpa perlu pecahan parsial manual.</w:t>
       </w:r>
     </w:p>
     <w:p>
@@ -7325,7 +9055,7 @@
           <w:i w:val="0"/>
           <w:sz w:val="22"/>
         </w:rPr>
-        <w:t>definisikan t,s = sp.symbols('t s', positive=True); hitung L{H(t-3)}, L{pulse=H(t)-H(t-2)}, dan L{δ(t-2)} via sp.laplace_transform() dengan noconds=True; solve y''+4y'+13y=δ(t), IVP nol, via sp.dsolve() dengan ics={y(0):0, y(t).diff(t).subs(t,0):0}; verifikasi second shift theorem pada L{(t-2)²·H(t-2)}.</w:t>
+        <w:t xml:space="preserve">definisikan t,s = sp.symbols('t s', positive=True); hitung L{H(t-3)}, L{pulse=H(t)-H(t-2)}, dan L{δ(t-2)} via sp.laplace_transform() dengan noconds=True; solve y''+4y'+13y=δ(t), IVP nol, via sp.dsolve() dengan ics={y(0):0, y(t)·diff(t)·subs(t,0):0}; verifikasi second shift theorem pada L{(t-2)²·H(t-2)}.</w:t>
       </w:r>
     </w:p>
     <w:p>
@@ -7391,7 +9121,26 @@
           <w:i w:val="0"/>
           <w:sz w:val="22"/>
         </w:rPr>
-        <w:t>generate impulse response analitik h(t)=(1/3)e^(-2t)sin(3t) dan input arbitrary berupa pulse train 3 pulsa dengan amplitudo berbeda; hitung y=signal.convolve(h,u,mode='full')*dt lalu trim ke panjang t; plot tiga panel h(t), u(t), dan y(t); verifikasi hasil terhadap signal.lsim(sys,u,t) dan cetak error maksimum (harus sangat kecil, hanya numerical noise).</w:t>
+        <w:t xml:space="preserve">generate impulse response analitik h(t)=(1/3)e</w:t>
+      </w:r>
+      <w:r>
+        <w:rPr>
+          <w:rFonts w:ascii="Arial" w:hAnsi="Arial" w:cs="Arial"/>
+          <w:b w:val="0"/>
+          <w:i w:val="0"/>
+          <w:sz w:val="22"/>
+          <w:vertAlign w:val="superscript"/>
+        </w:rPr>
+        <w:t xml:space="preserve">-2t</w:t>
+      </w:r>
+      <w:r>
+        <w:rPr>
+          <w:rFonts w:ascii="Arial" w:hAnsi="Arial" w:cs="Arial"/>
+          <w:b w:val="0"/>
+          <w:i w:val="0"/>
+          <w:sz w:val="22"/>
+        </w:rPr>
+        <w:t xml:space="preserve">sin(3t) dan input arbitrary berupa pulse train 3 pulsa dengan amplitudo berbeda; hitung y=signal.convolve(h,u,mode='full')·dt lalu trim ke panjang t; plot tiga panel h(t), u(t), dan y(t); verifikasi hasil terhadap signal.lsim(sys,u,t) dan cetak error maksimum (harus sangat kecil, hanya numerical noise).</w:t>
       </w:r>
     </w:p>
     <w:p>
@@ -7424,7 +9173,7 @@
           <w:i w:val="0"/>
           <w:sz w:val="22"/>
         </w:rPr>
-        <w:t>definisikan sistem coupled x'=2x+y, y'=3x+4y, x(0)=1, y(0)=0; bangun matriks A=sp.Matrix([[s-2,-1],[-3,s-4]]) dan b=sp.Matrix([1,0]); solve sol=A.inv()*b untuk X(s) dan Y(s); hitung eigenvalue via sp.solve(A.det(),s); invers Laplace tiap komponen via sp.inverse_laplace_transform(); plot x(t) dan y(t); cetak kesimpulan stabilitas berdasarkan tanda eigenvalue.</w:t>
+        <w:t xml:space="preserve">definisikan sistem coupled x'=2x+y, y'=3x+4y, x(0)=1, y(0)=0; bangun matriks A=sp.Matrix([[s-2,-1],[-3,s-4]]) dan b=sp.Matrix([1,0]); solve sol=A·inv()·b untuk X(s) dan Y(s); hitung eigenvalue via sp.solve(A.det(),s); invers Laplace tiap komponen via sp.inverse_laplace_transform(); plot x(t) dan y(t); cetak kesimpulan stabilitas berdasarkan tanda eigenvalue.</w:t>
       </w:r>
     </w:p>
     <w:p>
@@ -7519,7 +9268,26 @@
           <w:i w:val="0"/>
           <w:sz w:val="22"/>
         </w:rPr>
-        <w:t>Dataset referensi yang dipakai berulang pada Bagian B adalah sistem orde 2 underdamped y''+4y'+13y=r(t) dengan transfer function H(s)=1/(s²+4s+13)=1/[(s+2)²+9], pole s=-2±3j, dan impulse response h(t)=(1/3)e^(-2t)sin(3t). Sistem ini sama dengan yang dibahas pada Contoh RLC dan Contoh Dirac delta di atas, sehingga hasil Bagian B dapat diverifikasi silang terhadap penurunan manual pada modul.</w:t>
+        <w:t xml:space="preserve">Dataset referensi yang dipakai berulang pada Bagian B adalah sistem orde 2 underdamped y''+4y'+13y=r(t) dengan transfer function H(s)=1/(s²+4s+13)=1/[(s+2)²+9], pole s=-2±3j, dan impulse response h(t)=(1/3)e</w:t>
+      </w:r>
+      <w:r>
+        <w:rPr>
+          <w:rFonts w:ascii="Arial" w:hAnsi="Arial" w:cs="Arial"/>
+          <w:b w:val="0"/>
+          <w:i w:val="0"/>
+          <w:sz w:val="22"/>
+          <w:vertAlign w:val="superscript"/>
+        </w:rPr>
+        <w:t xml:space="preserve">-2t</w:t>
+      </w:r>
+      <w:r>
+        <w:rPr>
+          <w:rFonts w:ascii="Arial" w:hAnsi="Arial" w:cs="Arial"/>
+          <w:b w:val="0"/>
+          <w:i w:val="0"/>
+          <w:sz w:val="22"/>
+        </w:rPr>
+        <w:t xml:space="preserve">sin(3t). Sistem ini sama dengan yang dibahas pada Contoh RLC dan Contoh Dirac δ di atas, sehingga hasil Bagian B dapat diverifikasi silang terhadap penurunan manual pada modul.</w:t>
       </w:r>
     </w:p>
     <w:p>
@@ -7835,7 +9603,28 @@
           <w:color w:val="333333"/>
           <w:sz w:val="21"/>
         </w:rPr>
-        <w:t>e^(-as)/s</w:t>
+        <w:t xml:space="preserve">e</w:t>
+      </w:r>
+      <w:r>
+        <w:rPr>
+          <w:rFonts w:ascii="Arial" w:hAnsi="Arial" w:cs="Arial"/>
+          <w:b w:val="0"/>
+          <w:i w:val="0"/>
+          <w:color w:val="333333"/>
+          <w:sz w:val="21"/>
+          <w:vertAlign w:val="superscript"/>
+        </w:rPr>
+        <w:t xml:space="preserve">-as</w:t>
+      </w:r>
+      <w:r>
+        <w:rPr>
+          <w:rFonts w:ascii="Arial" w:hAnsi="Arial" w:cs="Arial"/>
+          <w:b w:val="0"/>
+          <w:i w:val="0"/>
+          <w:color w:val="333333"/>
+          <w:sz w:val="21"/>
+        </w:rPr>
+        <w:t xml:space="preserve">/s</w:t>
       </w:r>
     </w:p>
     <w:p>
@@ -7907,7 +9696,28 @@
           <w:color w:val="333333"/>
           <w:sz w:val="21"/>
         </w:rPr>
-        <w:t>e^(as)/s</w:t>
+        <w:t xml:space="preserve">e</w:t>
+      </w:r>
+      <w:r>
+        <w:rPr>
+          <w:rFonts w:ascii="Arial" w:hAnsi="Arial" w:cs="Arial"/>
+          <w:b w:val="0"/>
+          <w:i w:val="0"/>
+          <w:color w:val="333333"/>
+          <w:sz w:val="21"/>
+          <w:vertAlign w:val="superscript"/>
+        </w:rPr>
+        <w:t xml:space="preserve">as</w:t>
+      </w:r>
+      <w:r>
+        <w:rPr>
+          <w:rFonts w:ascii="Arial" w:hAnsi="Arial" w:cs="Arial"/>
+          <w:b w:val="0"/>
+          <w:i w:val="0"/>
+          <w:color w:val="333333"/>
+          <w:sz w:val="21"/>
+        </w:rPr>
+        <w:t xml:space="preserve">/s</w:t>
       </w:r>
     </w:p>
     <w:p>
@@ -7943,7 +9753,18 @@
           <w:color w:val="333333"/>
           <w:sz w:val="21"/>
         </w:rPr>
-        <w:t>s/e^(as)</w:t>
+        <w:t xml:space="preserve">s/e</w:t>
+      </w:r>
+      <w:r>
+        <w:rPr>
+          <w:rFonts w:ascii="Arial" w:hAnsi="Arial" w:cs="Arial"/>
+          <w:b w:val="0"/>
+          <w:i w:val="0"/>
+          <w:color w:val="333333"/>
+          <w:sz w:val="21"/>
+          <w:vertAlign w:val="superscript"/>
+        </w:rPr>
+        <w:t xml:space="preserve">as</w:t>
       </w:r>
     </w:p>
     <w:p>
@@ -8039,7 +9860,28 @@
           <w:color w:val="333333"/>
           <w:sz w:val="21"/>
         </w:rPr>
-        <w:t>e^(-as)·F(s)</w:t>
+        <w:t xml:space="preserve">e</w:t>
+      </w:r>
+      <w:r>
+        <w:rPr>
+          <w:rFonts w:ascii="Arial" w:hAnsi="Arial" w:cs="Arial"/>
+          <w:b w:val="0"/>
+          <w:i w:val="0"/>
+          <w:color w:val="333333"/>
+          <w:sz w:val="21"/>
+          <w:vertAlign w:val="superscript"/>
+        </w:rPr>
+        <w:t xml:space="preserve">-as</w:t>
+      </w:r>
+      <w:r>
+        <w:rPr>
+          <w:rFonts w:ascii="Arial" w:hAnsi="Arial" w:cs="Arial"/>
+          <w:b w:val="0"/>
+          <w:i w:val="0"/>
+          <w:color w:val="333333"/>
+          <w:sz w:val="21"/>
+        </w:rPr>
+        <w:t xml:space="preserve">·F(s)</w:t>
       </w:r>
     </w:p>
     <w:p>
@@ -8075,7 +9917,28 @@
           <w:color w:val="333333"/>
           <w:sz w:val="21"/>
         </w:rPr>
-        <w:t>e^(as)·F(s)</w:t>
+        <w:t xml:space="preserve">e</w:t>
+      </w:r>
+      <w:r>
+        <w:rPr>
+          <w:rFonts w:ascii="Arial" w:hAnsi="Arial" w:cs="Arial"/>
+          <w:b w:val="0"/>
+          <w:i w:val="0"/>
+          <w:color w:val="333333"/>
+          <w:sz w:val="21"/>
+          <w:vertAlign w:val="superscript"/>
+        </w:rPr>
+        <w:t xml:space="preserve">as</w:t>
+      </w:r>
+      <w:r>
+        <w:rPr>
+          <w:rFonts w:ascii="Arial" w:hAnsi="Arial" w:cs="Arial"/>
+          <w:b w:val="0"/>
+          <w:i w:val="0"/>
+          <w:color w:val="333333"/>
+          <w:sz w:val="21"/>
+        </w:rPr>
+        <w:t xml:space="preserve">·F(s)</w:t>
       </w:r>
     </w:p>
     <w:p>
@@ -8135,7 +9998,7 @@
           <w:i w:val="0"/>
           <w:sz w:val="22"/>
         </w:rPr>
-        <w:t>Sifat sifting Dirac delta menyatakan bahwa ∫f(t)·δ(t-a)dt sama dengan...</w:t>
+        <w:t xml:space="preserve">Sifat sifting Dirac δ menyatakan bahwa ∫f(t)·δ(t-a)dt sama dengan...</w:t>
       </w:r>
     </w:p>
     <w:p>
@@ -8339,7 +10202,18 @@
           <w:color w:val="333333"/>
           <w:sz w:val="21"/>
         </w:rPr>
-        <w:t>e^(-as)</w:t>
+        <w:t xml:space="preserve">e</w:t>
+      </w:r>
+      <w:r>
+        <w:rPr>
+          <w:rFonts w:ascii="Arial" w:hAnsi="Arial" w:cs="Arial"/>
+          <w:b w:val="0"/>
+          <w:i w:val="0"/>
+          <w:color w:val="333333"/>
+          <w:sz w:val="21"/>
+          <w:vertAlign w:val="superscript"/>
+        </w:rPr>
+        <w:t xml:space="preserve">-as</w:t>
       </w:r>
     </w:p>
     <w:p>
@@ -8375,7 +10249,28 @@
           <w:color w:val="333333"/>
           <w:sz w:val="21"/>
         </w:rPr>
-        <w:t>e^(-as)/s</w:t>
+        <w:t xml:space="preserve">e</w:t>
+      </w:r>
+      <w:r>
+        <w:rPr>
+          <w:rFonts w:ascii="Arial" w:hAnsi="Arial" w:cs="Arial"/>
+          <w:b w:val="0"/>
+          <w:i w:val="0"/>
+          <w:color w:val="333333"/>
+          <w:sz w:val="21"/>
+          <w:vertAlign w:val="superscript"/>
+        </w:rPr>
+        <w:t xml:space="preserve">-as</w:t>
+      </w:r>
+      <w:r>
+        <w:rPr>
+          <w:rFonts w:ascii="Arial" w:hAnsi="Arial" w:cs="Arial"/>
+          <w:b w:val="0"/>
+          <w:i w:val="0"/>
+          <w:color w:val="333333"/>
+          <w:sz w:val="21"/>
+        </w:rPr>
+        <w:t xml:space="preserve">/s</w:t>
       </w:r>
     </w:p>
     <w:p>
@@ -8807,7 +10702,7 @@
           <w:i w:val="0"/>
           <w:sz w:val="22"/>
         </w:rPr>
-        <w:t>Teorema konvolusi menyatakan bahwa L{f*g} sama dengan...</w:t>
+        <w:t xml:space="preserve">Teorema konvolusi menyatakan bahwa L{f·g} sama dengan...</w:t>
       </w:r>
     </w:p>
     <w:p>
@@ -9318,7 +11213,35 @@
           <w:i w:val="0"/>
           <w:sz w:val="22"/>
         </w:rPr>
-        <w:t>Sistem referensi (dipakai C1-C10, definisikan sekali di Jupyter):</w:t>
+        <w:t xml:space="preserve">Sistem referensi (dipakai </w:t>
+      </w:r>
+      <w:r>
+        <w:rPr>
+          <w:rFonts w:ascii="Arial" w:hAnsi="Arial" w:cs="Arial"/>
+          <w:b w:val="0"/>
+          <w:i w:val="0"/>
+          <w:sz w:val="22"/>
+        </w:rPr>
+        <w:t xml:space="preserve">C</w:t>
+      </w:r>
+      <w:r>
+        <w:rPr>
+          <w:rFonts w:ascii="Arial" w:hAnsi="Arial" w:cs="Arial"/>
+          <w:b w:val="0"/>
+          <w:i w:val="0"/>
+          <w:sz w:val="22"/>
+          <w:vertAlign w:val="subscript"/>
+        </w:rPr>
+        <w:t xml:space="preserve">1</w:t>
+      </w:r>
+      <w:r>
+        <w:rPr>
+          <w:rFonts w:ascii="Arial" w:hAnsi="Arial" w:cs="Arial"/>
+          <w:b w:val="0"/>
+          <w:i w:val="0"/>
+          <w:sz w:val="22"/>
+        </w:rPr>
+        <w:t xml:space="preserve">-C10, definisikan sekali di Jupyter):</w:t>
       </w:r>
     </w:p>
     <w:p>
@@ -9382,7 +11305,45 @@
           <w:i w:val="0"/>
           <w:sz w:val="17"/>
         </w:rPr>
-        <w:t># H(s) = 1/(s^2+4s+13) = 1/[(s+2)^2+9], pole s=-2+-3j</w:t>
+        <w:t xml:space="preserve"># H(s) = 1/(s</w:t>
+      </w:r>
+      <w:r>
+        <w:rPr>
+          <w:rFonts w:ascii="Consolas" w:hAnsi="Consolas" w:cs="Consolas"/>
+          <w:b w:val="0"/>
+          <w:i w:val="0"/>
+          <w:sz w:val="17"/>
+          <w:vertAlign w:val="superscript"/>
+        </w:rPr>
+        <w:t xml:space="preserve">2</w:t>
+      </w:r>
+      <w:r>
+        <w:rPr>
+          <w:rFonts w:ascii="Consolas" w:hAnsi="Consolas" w:cs="Consolas"/>
+          <w:b w:val="0"/>
+          <w:i w:val="0"/>
+          <w:sz w:val="17"/>
+        </w:rPr>
+        <w:t xml:space="preserve">+4s+13) = 1/[(s+2)</w:t>
+      </w:r>
+      <w:r>
+        <w:rPr>
+          <w:rFonts w:ascii="Consolas" w:hAnsi="Consolas" w:cs="Consolas"/>
+          <w:b w:val="0"/>
+          <w:i w:val="0"/>
+          <w:sz w:val="17"/>
+          <w:vertAlign w:val="superscript"/>
+        </w:rPr>
+        <w:t xml:space="preserve">2</w:t>
+      </w:r>
+      <w:r>
+        <w:rPr>
+          <w:rFonts w:ascii="Consolas" w:hAnsi="Consolas" w:cs="Consolas"/>
+          <w:b w:val="0"/>
+          <w:i w:val="0"/>
+          <w:sz w:val="17"/>
+        </w:rPr>
+        <w:t xml:space="preserve">+9], pole s=-2±3j</w:t>
       </w:r>
     </w:p>
     <w:p>
@@ -9398,7 +11359,7 @@
           <w:i w:val="0"/>
           <w:sz w:val="17"/>
         </w:rPr>
-        <w:t># h(t) = (1/3)*exp(-2t)*sin(3t)  (impulse response)</w:t>
+        <w:t xml:space="preserve"># h(t) = (1/3)·exp(-2t)·sin(3t)  (impulse response)</w:t>
       </w:r>
     </w:p>
     <w:p>
@@ -9422,7 +11383,26 @@
           <w:i w:val="0"/>
           <w:sz w:val="22"/>
         </w:rPr>
-        <w:t>Hitung L{H(t-3)} memakai sp.laplace_transform(sp.Heaviside(t-3), t, s, noconds=True). Cetak hasilnya dan verifikasi sama dengan e^(-3s)/s.</w:t>
+        <w:t xml:space="preserve">Hitung L{H(t-3)} memakai sp.laplace_transform(sp.Heaviside(t-3), t, s, noconds=True). Cetak hasilnya dan verifikasi sama dengan e</w:t>
+      </w:r>
+      <w:r>
+        <w:rPr>
+          <w:rFonts w:ascii="Arial" w:hAnsi="Arial" w:cs="Arial"/>
+          <w:b w:val="0"/>
+          <w:i w:val="0"/>
+          <w:sz w:val="22"/>
+          <w:vertAlign w:val="superscript"/>
+        </w:rPr>
+        <w:t xml:space="preserve">-3s</w:t>
+      </w:r>
+      <w:r>
+        <w:rPr>
+          <w:rFonts w:ascii="Arial" w:hAnsi="Arial" w:cs="Arial"/>
+          <w:b w:val="0"/>
+          <w:i w:val="0"/>
+          <w:sz w:val="22"/>
+        </w:rPr>
+        <w:t xml:space="preserve">/s.</w:t>
       </w:r>
     </w:p>
     <w:p>
@@ -9518,7 +11498,7 @@
           <w:color w:val="333333"/>
           <w:sz w:val="21"/>
         </w:rPr>
-        <w:t>Linieritas: L{5*H(t-3)} = 5*L{H(t-3)}; verifikasi kedua hasil identik dengan sp.simplify(hasil1 - hasil2) == 0.</w:t>
+        <w:t xml:space="preserve">Linieritas: L{5·H(t-3)} = 5·L{H(t-3)}; verifikasi kedua hasil identik dengan sp.simplify(hasil1 - hasil2) == 0.</w:t>
       </w:r>
     </w:p>
     <w:p>
@@ -9542,7 +11522,26 @@
           <w:i w:val="0"/>
           <w:sz w:val="22"/>
         </w:rPr>
-        <w:t>Hitung L{δ(t-2)} memakai sp.laplace_transform(sp.DiracDelta(t-2), t, s, noconds=True). Cetak hasilnya dan verifikasi sama dengan e^(-2s).</w:t>
+        <w:t xml:space="preserve">Hitung L{δ(t-2)} memakai sp.laplace_transform(sp.DiracDelta(t-2), t, s, noconds=True). Cetak hasilnya dan verifikasi sama dengan e</w:t>
+      </w:r>
+      <w:r>
+        <w:rPr>
+          <w:rFonts w:ascii="Arial" w:hAnsi="Arial" w:cs="Arial"/>
+          <w:b w:val="0"/>
+          <w:i w:val="0"/>
+          <w:sz w:val="22"/>
+          <w:vertAlign w:val="superscript"/>
+        </w:rPr>
+        <w:t xml:space="preserve">-2s</w:t>
+      </w:r>
+      <w:r>
+        <w:rPr>
+          <w:rFonts w:ascii="Arial" w:hAnsi="Arial" w:cs="Arial"/>
+          <w:b w:val="0"/>
+          <w:i w:val="0"/>
+          <w:sz w:val="22"/>
+        </w:rPr>
+        <w:t xml:space="preserve">.</w:t>
       </w:r>
     </w:p>
     <w:p>
@@ -9662,7 +11661,7 @@
           <w:i w:val="0"/>
           <w:sz w:val="22"/>
         </w:rPr>
-        <w:t>Hitung nilai impulse response h(t)=(1/3)*exp(-2t)*sin(3t) pada t=0,5 secara numerik dengan NumPy. Cetak nilainya.</w:t>
+        <w:t xml:space="preserve">Hitung nilai impulse response h(t)=(1/3)·exp(-2t)·sin(3t) pada t=0,5 secara numerik dengan NumPy. Cetak nilainya.</w:t>
       </w:r>
     </w:p>
     <w:p>
@@ -9782,7 +11781,45 @@
           <w:i w:val="0"/>
           <w:sz w:val="22"/>
         </w:rPr>
-        <w:t>Hitung konvolusi numerik antara h(t)=e^(-t) dan step u(t)=1 pada domain t=np.arange(0,4,0.01) memakai scipy.signal.convolve(h,u,mode='full')*dt. Cetak nilai y pada indeks yang berkorespondensi dengan t≈2 (bandingkan terhadap formula analitik 1-e^(-2)).</w:t>
+        <w:t xml:space="preserve">Hitung konvolusi numerik antara h(t)=e</w:t>
+      </w:r>
+      <w:r>
+        <w:rPr>
+          <w:rFonts w:ascii="Arial" w:hAnsi="Arial" w:cs="Arial"/>
+          <w:b w:val="0"/>
+          <w:i w:val="0"/>
+          <w:sz w:val="22"/>
+          <w:vertAlign w:val="superscript"/>
+        </w:rPr>
+        <w:t xml:space="preserve">-t</w:t>
+      </w:r>
+      <w:r>
+        <w:rPr>
+          <w:rFonts w:ascii="Arial" w:hAnsi="Arial" w:cs="Arial"/>
+          <w:b w:val="0"/>
+          <w:i w:val="0"/>
+          <w:sz w:val="22"/>
+        </w:rPr>
+        <w:t xml:space="preserve"> dan step u(t)=1 pada domain t=np.arange(0,4,0.01) memakai scipy.signal.convolve(h,u,mode='full')·dt. Cetak nilai y pada indeks yang berkorespondensi dengan t≈2 (bandingkan terhadap formula analitik 1-e</w:t>
+      </w:r>
+      <w:r>
+        <w:rPr>
+          <w:rFonts w:ascii="Arial" w:hAnsi="Arial" w:cs="Arial"/>
+          <w:b w:val="0"/>
+          <w:i w:val="0"/>
+          <w:sz w:val="22"/>
+          <w:vertAlign w:val="superscript"/>
+        </w:rPr>
+        <w:t xml:space="preserve">-2</w:t>
+      </w:r>
+      <w:r>
+        <w:rPr>
+          <w:rFonts w:ascii="Arial" w:hAnsi="Arial" w:cs="Arial"/>
+          <w:b w:val="0"/>
+          <w:i w:val="0"/>
+          <w:sz w:val="22"/>
+        </w:rPr>
+        <w:t xml:space="preserve">).</w:t>
       </w:r>
     </w:p>
     <w:p>
@@ -9962,7 +11999,83 @@
           <w:i w:val="0"/>
           <w:sz w:val="22"/>
         </w:rPr>
-        <w:t>Hitung nilai x(t) dan y(t) pada t=0,5 dari solusi analitik x(t)=(3/4)e^t+(1/4)e^(5t) dan y(t)=-(3/4)e^t+(3/4)e^(5t). Cetak keduanya.</w:t>
+        <w:t xml:space="preserve">Hitung nilai x(t) dan y(t) pada t=0,5 dari solusi analitik x(t)=(3/4)e</w:t>
+      </w:r>
+      <w:r>
+        <w:rPr>
+          <w:rFonts w:ascii="Arial" w:hAnsi="Arial" w:cs="Arial"/>
+          <w:b w:val="0"/>
+          <w:i w:val="0"/>
+          <w:sz w:val="22"/>
+          <w:vertAlign w:val="superscript"/>
+        </w:rPr>
+        <w:t xml:space="preserve">t</w:t>
+      </w:r>
+      <w:r>
+        <w:rPr>
+          <w:rFonts w:ascii="Arial" w:hAnsi="Arial" w:cs="Arial"/>
+          <w:b w:val="0"/>
+          <w:i w:val="0"/>
+          <w:sz w:val="22"/>
+        </w:rPr>
+        <w:t xml:space="preserve">+(1/4)e</w:t>
+      </w:r>
+      <w:r>
+        <w:rPr>
+          <w:rFonts w:ascii="Arial" w:hAnsi="Arial" w:cs="Arial"/>
+          <w:b w:val="0"/>
+          <w:i w:val="0"/>
+          <w:sz w:val="22"/>
+          <w:vertAlign w:val="superscript"/>
+        </w:rPr>
+        <w:t xml:space="preserve">5t</w:t>
+      </w:r>
+      <w:r>
+        <w:rPr>
+          <w:rFonts w:ascii="Arial" w:hAnsi="Arial" w:cs="Arial"/>
+          <w:b w:val="0"/>
+          <w:i w:val="0"/>
+          <w:sz w:val="22"/>
+        </w:rPr>
+        <w:t xml:space="preserve"> dan y(t)=-(3/4)e</w:t>
+      </w:r>
+      <w:r>
+        <w:rPr>
+          <w:rFonts w:ascii="Arial" w:hAnsi="Arial" w:cs="Arial"/>
+          <w:b w:val="0"/>
+          <w:i w:val="0"/>
+          <w:sz w:val="22"/>
+          <w:vertAlign w:val="superscript"/>
+        </w:rPr>
+        <w:t xml:space="preserve">t</w:t>
+      </w:r>
+      <w:r>
+        <w:rPr>
+          <w:rFonts w:ascii="Arial" w:hAnsi="Arial" w:cs="Arial"/>
+          <w:b w:val="0"/>
+          <w:i w:val="0"/>
+          <w:sz w:val="22"/>
+        </w:rPr>
+        <w:t xml:space="preserve">+(3/4)e</w:t>
+      </w:r>
+      <w:r>
+        <w:rPr>
+          <w:rFonts w:ascii="Arial" w:hAnsi="Arial" w:cs="Arial"/>
+          <w:b w:val="0"/>
+          <w:i w:val="0"/>
+          <w:sz w:val="22"/>
+          <w:vertAlign w:val="superscript"/>
+        </w:rPr>
+        <w:t xml:space="preserve">5t</w:t>
+      </w:r>
+      <w:r>
+        <w:rPr>
+          <w:rFonts w:ascii="Arial" w:hAnsi="Arial" w:cs="Arial"/>
+          <w:b w:val="0"/>
+          <w:i w:val="0"/>
+          <w:sz w:val="22"/>
+        </w:rPr>
+        <w:t xml:space="preserve">. Cetak keduanya.</w:t>
       </w:r>
     </w:p>
     <w:p>
@@ -10053,7 +12166,120 @@
           <w:i w:val="0"/>
           <w:sz w:val="22"/>
         </w:rPr>
-        <w:t>Implementasikan fungsi Python heaviside_pulse(t_array, segments) yang menghitung sinyal pulse train sembarang dari daftar segmen [(mulai, akhir, amplitudo), ...] TANPA memakai sp.Heaviside (pakai np.where atau boolean masking manual). Uji pada segments=[(1,4,3),(6,7.5,-1)] dan t_array=np.linspace(0,10,1000). Lalu hitung transformasi Laplace numerik pada s=1,2,3 via integral numerik scipy.integrate.quad terhadap e^(-s*t)*f(t), bandingkan dengan formula analitik closed-form (jumlah dari (amplitudo/s)*(e^(-s*mulai)-e^(-s*akhir)) tiap segmen). Cetak error maksimum antara integral numerik dan formula analitik.</w:t>
+        <w:t xml:space="preserve">Implementasikan fungsi Python heaviside_pulse(</w:t>
+      </w:r>
+      <w:r>
+        <w:rPr>
+          <w:rFonts w:ascii="Arial" w:hAnsi="Arial" w:cs="Arial"/>
+          <w:b w:val="0"/>
+          <w:i w:val="0"/>
+          <w:sz w:val="22"/>
+        </w:rPr>
+        <w:t xml:space="preserve">t</w:t>
+      </w:r>
+      <w:r>
+        <w:rPr>
+          <w:rFonts w:ascii="Arial" w:hAnsi="Arial" w:cs="Arial"/>
+          <w:b w:val="0"/>
+          <w:i w:val="0"/>
+          <w:sz w:val="22"/>
+          <w:vertAlign w:val="subscript"/>
+        </w:rPr>
+        <w:t xml:space="preserve">array</w:t>
+      </w:r>
+      <w:r>
+        <w:rPr>
+          <w:rFonts w:ascii="Arial" w:hAnsi="Arial" w:cs="Arial"/>
+          <w:b w:val="0"/>
+          <w:i w:val="0"/>
+          <w:sz w:val="22"/>
+        </w:rPr>
+        <w:t xml:space="preserve">, segments) yang menghitung sinyal pulse train sembarang dari daftar segmen [(mulai, akhir, amplitudo), ...] TANPA memakai sp.Heaviside (pakai np.where atau boolean masking manual). Uji pada segments=[(1,4,3),(6,7.5,-1)] dan </w:t>
+      </w:r>
+      <w:r>
+        <w:rPr>
+          <w:rFonts w:ascii="Arial" w:hAnsi="Arial" w:cs="Arial"/>
+          <w:b w:val="0"/>
+          <w:i w:val="0"/>
+          <w:sz w:val="22"/>
+        </w:rPr>
+        <w:t xml:space="preserve">t</w:t>
+      </w:r>
+      <w:r>
+        <w:rPr>
+          <w:rFonts w:ascii="Arial" w:hAnsi="Arial" w:cs="Arial"/>
+          <w:b w:val="0"/>
+          <w:i w:val="0"/>
+          <w:sz w:val="22"/>
+          <w:vertAlign w:val="subscript"/>
+        </w:rPr>
+        <w:t xml:space="preserve">array</w:t>
+      </w:r>
+      <w:r>
+        <w:rPr>
+          <w:rFonts w:ascii="Arial" w:hAnsi="Arial" w:cs="Arial"/>
+          <w:b w:val="0"/>
+          <w:i w:val="0"/>
+          <w:sz w:val="22"/>
+        </w:rPr>
+        <w:t xml:space="preserve">=np.linspace(0,10,1000). Lalu hitung transformasi Laplace numerik pada s=1,2,3 via integral numerik scipy.integrate.quad terhadap e</w:t>
+      </w:r>
+      <w:r>
+        <w:rPr>
+          <w:rFonts w:ascii="Arial" w:hAnsi="Arial" w:cs="Arial"/>
+          <w:b w:val="0"/>
+          <w:i w:val="0"/>
+          <w:sz w:val="22"/>
+          <w:vertAlign w:val="superscript"/>
+        </w:rPr>
+        <w:t xml:space="preserve">-s·t</w:t>
+      </w:r>
+      <w:r>
+        <w:rPr>
+          <w:rFonts w:ascii="Arial" w:hAnsi="Arial" w:cs="Arial"/>
+          <w:b w:val="0"/>
+          <w:i w:val="0"/>
+          <w:sz w:val="22"/>
+        </w:rPr>
+        <w:t xml:space="preserve">·f(t), bandingkan dengan formula analitik closed-form (jumlah dari (amplitudo/s)·(e</w:t>
+      </w:r>
+      <w:r>
+        <w:rPr>
+          <w:rFonts w:ascii="Arial" w:hAnsi="Arial" w:cs="Arial"/>
+          <w:b w:val="0"/>
+          <w:i w:val="0"/>
+          <w:sz w:val="22"/>
+          <w:vertAlign w:val="superscript"/>
+        </w:rPr>
+        <w:t xml:space="preserve">-s·mulai</w:t>
+      </w:r>
+      <w:r>
+        <w:rPr>
+          <w:rFonts w:ascii="Arial" w:hAnsi="Arial" w:cs="Arial"/>
+          <w:b w:val="0"/>
+          <w:i w:val="0"/>
+          <w:sz w:val="22"/>
+        </w:rPr>
+        <w:t xml:space="preserve">-e</w:t>
+      </w:r>
+      <w:r>
+        <w:rPr>
+          <w:rFonts w:ascii="Arial" w:hAnsi="Arial" w:cs="Arial"/>
+          <w:b w:val="0"/>
+          <w:i w:val="0"/>
+          <w:sz w:val="22"/>
+          <w:vertAlign w:val="superscript"/>
+        </w:rPr>
+        <w:t xml:space="preserve">-s·akhir</w:t>
+      </w:r>
+      <w:r>
+        <w:rPr>
+          <w:rFonts w:ascii="Arial" w:hAnsi="Arial" w:cs="Arial"/>
+          <w:b w:val="0"/>
+          <w:i w:val="0"/>
+          <w:sz w:val="22"/>
+        </w:rPr>
+        <w:t xml:space="preserve">) tiap segmen). Cetak error maksimum antara integral numerik dan formula analitik.</w:t>
       </w:r>
     </w:p>
     <w:p>
@@ -10113,7 +12339,7 @@
           <w:i w:val="0"/>
           <w:sz w:val="22"/>
         </w:rPr>
-        <w:t>Implementasikan fungsi impulse_response(a, b, c) yang menghitung impulse response h(t) untuk PD umum a*y''+b*y'+c*y=δ(t), IVP nol, dari koefisien a, b, c input. Deteksi otomatis tiga kasus berdasarkan diskriminan D=b²-4ac: overdamped (D&gt;0, dua akar real berbeda), critically damped (D=0, akar berulang), underdamped (D&lt;0, akar kompleks), dan kembalikan h(t) sebagai fungsi Python yang dapat dievaluasi pada array t. Uji pada a=1,b=4,c=13 (harus underdamped) dan verifikasi h(0,5) mendekati hasil formula manual (1/3)*exp(-2*0.5)*sin(3*0.5).</w:t>
+        <w:t xml:space="preserve">Implementasikan fungsi impulse_response(a, b, c) yang menghitung impulse response h(t) untuk PD umum a·y''+b·y'+c·y=δ(t), IVP nol, dari koefisien a, b, c input. Deteksi otomatis tiga kasus berdasarkan diskriminan D=b²-4ac: overdamped (D&gt;0, dua akar real berbeda), critically damped (D=0, akar berulang), underdamped (D&lt;0, akar kompleks), dan kembalikan h(t) sebagai fungsi Python yang dapat dievaluasi pada array t. Uji pada a=1,b=4,c=13 (harus underdamped) dan verifikasi h(0,5) mendekati hasil formula manual (1/3)·exp(-2·0.5)·sin(3·0.5).</w:t>
       </w:r>
     </w:p>
     <w:p>
@@ -10149,7 +12375,49 @@
           <w:color w:val="333333"/>
           <w:sz w:val="21"/>
         </w:rPr>
-        <w:t>Hitung akar via rumus abc atau np.roots([a,b,c]); untuk kasus underdamped h(t)=(1/(a*omega_d))*exp(alpha*t)*sin(omega_d*t) dengan alpha=-b/(2a), omega_d=sqrt(4ac-b^2)/(2a); untuk overdamped dan critically damped turunkan formula serupa dari pecahan parsial 1/(a*s^2+b*s+c).</w:t>
+        <w:t xml:space="preserve">Hitung akar via rumus abc atau np.roots([a,b,c]); untuk kasus underdamped h(t)=(1/(a·omega_d))·exp(α·t)·sin(omega_d·t) dengan α=-b/(2a), omega_d=√(4ac-b</w:t>
+      </w:r>
+      <w:r>
+        <w:rPr>
+          <w:rFonts w:ascii="Arial" w:hAnsi="Arial" w:cs="Arial"/>
+          <w:b w:val="0"/>
+          <w:i w:val="0"/>
+          <w:color w:val="333333"/>
+          <w:sz w:val="21"/>
+          <w:vertAlign w:val="superscript"/>
+        </w:rPr>
+        <w:t xml:space="preserve">2</w:t>
+      </w:r>
+      <w:r>
+        <w:rPr>
+          <w:rFonts w:ascii="Arial" w:hAnsi="Arial" w:cs="Arial"/>
+          <w:b w:val="0"/>
+          <w:i w:val="0"/>
+          <w:color w:val="333333"/>
+          <w:sz w:val="21"/>
+        </w:rPr>
+        <w:t xml:space="preserve">)/(2a); untuk overdamped dan critically damped turunkan formula serupa dari pecahan parsial 1/(a·s</w:t>
+      </w:r>
+      <w:r>
+        <w:rPr>
+          <w:rFonts w:ascii="Arial" w:hAnsi="Arial" w:cs="Arial"/>
+          <w:b w:val="0"/>
+          <w:i w:val="0"/>
+          <w:color w:val="333333"/>
+          <w:sz w:val="21"/>
+          <w:vertAlign w:val="superscript"/>
+        </w:rPr>
+        <w:t xml:space="preserve">2</w:t>
+      </w:r>
+      <w:r>
+        <w:rPr>
+          <w:rFonts w:ascii="Arial" w:hAnsi="Arial" w:cs="Arial"/>
+          <w:b w:val="0"/>
+          <w:i w:val="0"/>
+          <w:color w:val="333333"/>
+          <w:sz w:val="21"/>
+        </w:rPr>
+        <w:t xml:space="preserve">+b·s+c).</w:t>
       </w:r>
     </w:p>
     <w:p>
@@ -10173,7 +12441,26 @@
           <w:i w:val="0"/>
           <w:sz w:val="22"/>
         </w:rPr>
-        <w:t>Implementasikan konvolusi manual convolve_manual(h, u, dt) TANPA memakai scipy.signal.convolve, memakai Riemann sum diskret y[n] = dt * sum(h[k]*u[n-k] untuk k=0..n). Uji pada h=e^(-t) dan u=step (u=1 untuk semua t≥0) dengan dt=0.01, t maksimum 4. Bandingkan hasil convolve_manual dengan scipy.signal.convolve(h,u,mode='full')[:len(t)]*dt, cetak error maksimum absolut di antara keduanya.</w:t>
+        <w:t xml:space="preserve">Implementasikan konvolusi manual convolve_manual(h, u, dt) TANPA memakai scipy.signal.convolve, memakai Riemann sum diskret y[n] = dt·sum(h[k]·u[n-k] untuk k=0..n). Uji pada h=e</w:t>
+      </w:r>
+      <w:r>
+        <w:rPr>
+          <w:rFonts w:ascii="Arial" w:hAnsi="Arial" w:cs="Arial"/>
+          <w:b w:val="0"/>
+          <w:i w:val="0"/>
+          <w:sz w:val="22"/>
+          <w:vertAlign w:val="superscript"/>
+        </w:rPr>
+        <w:t xml:space="preserve">-t</w:t>
+      </w:r>
+      <w:r>
+        <w:rPr>
+          <w:rFonts w:ascii="Arial" w:hAnsi="Arial" w:cs="Arial"/>
+          <w:b w:val="0"/>
+          <w:i w:val="0"/>
+          <w:sz w:val="22"/>
+        </w:rPr>
+        <w:t xml:space="preserve"> dan u=step (u=1 untuk semua t≥0) dengan dt=0.01, t maksimum 4. Bandingkan hasil convolve_manual dengan scipy.signal.convolve(h,u,mode='full')[:len(t)]·dt, cetak error maksimum absolut di antara keduanya.</w:t>
       </w:r>
     </w:p>
     <w:p>
@@ -10209,7 +12496,7 @@
           <w:color w:val="333333"/>
           <w:sz w:val="21"/>
         </w:rPr>
-        <w:t>Loop n dari 0 sampai len(t)-1, untuk tiap n loop k dari 0 sampai n dan akumulasikan h[k]*u[n-k], lalu kalikan dt; bandingkan hasil array dengan scipy.signal.convolve mode='full' yang di-trim ke panjang t dan dikalikan dt.</w:t>
+        <w:t xml:space="preserve">Loop n dari 0 sampai len(t)-1, untuk tiap n loop k dari 0 sampai n dan akumulasikan h[k]·u[n-k], lalu kalikan dt; bandingkan hasil array dengan scipy.signal.convolve mode='full' yang di-trim ke panjang t dan dikalikan dt.</w:t>
       </w:r>
     </w:p>
     <w:p>
@@ -10233,7 +12520,45 @@
           <w:i w:val="0"/>
           <w:sz w:val="22"/>
         </w:rPr>
-        <w:t>Implementasikan solver PD orde-3 generik solve_pd_orde3(koef, ivp) yang menerima koef=[a3,a2,a1,a0] dan ivp=[y0,y0p,y0pp], membangun Q(s) dan G(s) otomatis sesuai rumus shortcut Tabel 4 pada modul (PD homogen, R(s)=0), memakai sp.apart() untuk pecahan parsial otomatis dan sp.inverse_laplace_transform() untuk mendapatkan y(t) simbolik. Uji pada koef=[1,-6,11,-6], ivp=[2,5,13] (harus menghasilkan y(t)=e^(2t)+e^(3t) sesuai Contoh PD Orde 3 pada modul).</w:t>
+        <w:t xml:space="preserve">Implementasikan solver PD orde-3 generik solve_pd_orde3(koef, ivp) yang menerima koef=[a3,a2,a1,a0] dan ivp=[y0,y0p,y0pp], membangun Q(s) dan G(s) otomatis sesuai rumus shortcut Tabel 4 pada modul (PD homogen, R(s)=0), memakai sp.apart() untuk pecahan parsial otomatis dan sp.inverse_laplace_transform() untuk mendapatkan y(t) simbolik. Uji pada koef=[1,-6,11,-6], ivp=[2,5,13] (harus menghasilkan y(t)=e</w:t>
+      </w:r>
+      <w:r>
+        <w:rPr>
+          <w:rFonts w:ascii="Arial" w:hAnsi="Arial" w:cs="Arial"/>
+          <w:b w:val="0"/>
+          <w:i w:val="0"/>
+          <w:sz w:val="22"/>
+          <w:vertAlign w:val="superscript"/>
+        </w:rPr>
+        <w:t xml:space="preserve">2t</w:t>
+      </w:r>
+      <w:r>
+        <w:rPr>
+          <w:rFonts w:ascii="Arial" w:hAnsi="Arial" w:cs="Arial"/>
+          <w:b w:val="0"/>
+          <w:i w:val="0"/>
+          <w:sz w:val="22"/>
+        </w:rPr>
+        <w:t xml:space="preserve">+e</w:t>
+      </w:r>
+      <w:r>
+        <w:rPr>
+          <w:rFonts w:ascii="Arial" w:hAnsi="Arial" w:cs="Arial"/>
+          <w:b w:val="0"/>
+          <w:i w:val="0"/>
+          <w:sz w:val="22"/>
+          <w:vertAlign w:val="superscript"/>
+        </w:rPr>
+        <w:t xml:space="preserve">3t</w:t>
+      </w:r>
+      <w:r>
+        <w:rPr>
+          <w:rFonts w:ascii="Arial" w:hAnsi="Arial" w:cs="Arial"/>
+          <w:b w:val="0"/>
+          <w:i w:val="0"/>
+          <w:sz w:val="22"/>
+        </w:rPr>
+        <w:t xml:space="preserve"> sesuai Contoh PD Orde 3 pada modul).</w:t>
       </w:r>
     </w:p>
     <w:p>
@@ -10269,7 +12594,7 @@
           <w:color w:val="333333"/>
           <w:sz w:val="21"/>
         </w:rPr>
-        <w:t>Bangun Q(s)=a3*s**3+a2*s**2+a1*s+a0 dan G(s)=(a3*s**2+a2*s+a1)*y0+(a3*s+a2)*y0p+a3*y0pp memakai sp.symbols; Y_s=sp.apart(G/Q, s); y_t=sp.inverse_laplace_transform(Y_s, s, t); sp.simplify hasil akhir untuk verifikasi.</w:t>
+        <w:t xml:space="preserve">Bangun Q(s)=a3·s**3+a2·s**2+a1·s+a0 dan G(s)=(a3·s**2+a2·s+a1)·y0+(a3·s+a2)·y0p+a3·y0pp memakai sp.symbols; Y_s=sp.apart(G/Q, s); y_t=sp.inverse_laplace_transform(Y_s, s, t); sp.simplify hasil akhir untuk verifikasi.</w:t>
       </w:r>
     </w:p>
     <w:p>
@@ -10293,7 +12618,7 @@
           <w:i w:val="0"/>
           <w:sz w:val="22"/>
         </w:rPr>
-        <w:t>Implementasikan solver sistem PD coupled berdimensi n umum solve_coupled(A, x0) yang menerima matriks koefisien A (n x n, sebagai list of list atau np.array) dan vektor syarat awal x0 (bukan hardcode 2x2), membangun (sI-A) via sp.Matrix, solve X(s)=(sI-A).inv()*sp.Matrix(x0) secara simbolik, lalu inverse_laplace_transform tiap komponen menjadi x(t) simbolik. Uji pada sistem 3x3 buatan sendiri (boleh diagonal dominan negatif supaya stabil, mis. A=[[-2,0.5,0],[0.3,-3,0.2],[0,0.4,-1.5]], x0=[1,0,0]), lalu verifikasi numerik hasil simbolik pada beberapa titik waktu terhadap scipy.integrate.solve_ivp yang menyelesaikan sistem yang sama secara numerik langsung dari persamaan diferensialnya.</w:t>
+        <w:t xml:space="preserve">Implementasikan solver sistem PD coupled berdimensi n umum solve_coupled(A, x0) yang menerima matriks koefisien A (n x n, sebagai list of list atau np.array) dan vektor syarat awal x0 (bukan hardcode 2x2), membangun (sI-A) via sp.Matrix, solve X(s)=(sI-A)·inv()·sp.Matrix(x0) secara simbolik, lalu inverse_laplace_transform tiap komponen menjadi x(t) simbolik. Uji pada sistem 3x3 buatan sendiri (boleh diagonal dominan negatif supaya stabil, mis. A=[[-2,0.5,0],[0.3,-3,0.2],[0,0.4,-1.5]], x0=[1,0,0]), lalu verifikasi numerik hasil simbolik pada beberapa titik waktu terhadap scipy.integrate.solve_ivp yang menyelesaikan sistem yang sama secara numerik langsung dari persamaan diferensialnya.</w:t>
       </w:r>
     </w:p>
     <w:p>
@@ -10329,7 +12654,7 @@
           <w:color w:val="333333"/>
           <w:sz w:val="21"/>
         </w:rPr>
-        <w:t>sp.eye(n)*s - sp.Matrix(A) membangun (sI-A); .inv()*sp.Matrix(x0) menyelesaikan X(s); loop tiap komponen dengan sp.inverse_laplace_transform(X_s[i], s, t); untuk verifikasi numerik, definisikan fungsi vector field lambda t,x: A@x untuk scipy.integrate.solve_ivp dan bandingkan hasil pada t=0,0.5,1.</w:t>
+        <w:t xml:space="preserve">sp.eye(n)·s - sp.Matrix(A) membangun (sI-A); .inv()·sp.Matrix(x0) menyelesaikan X(s); loop tiap komponen dengan sp.inverse_laplace_transform(X_s[i], s, t); untuk verifikasi numerik, definisikan fungsi vector field λ t,x: A@x untuk scipy.integrate.solve_ivp dan bandingkan hasil pada t=0,0.5,1.</w:t>
       </w:r>
     </w:p>
     <w:p>
@@ -10367,7 +12692,7 @@
           <w:i w:val="0"/>
           <w:sz w:val="22"/>
         </w:rPr>
-        <w:t>Ozga, A., Sulewski, M., &amp; Frankowska, N. (2026). Beyond the Dirac delta: Experimental challenges in modelling random impulse responses of discrete systems. Advances in Science and Technology Research Journal, 20(1), 193-202.</w:t>
+        <w:t xml:space="preserve">Ozga, A., Sulewski, M., &amp; Frankowska, N. (2026). Beyond the Dirac δ: Experimental challenges in modelling random impulse responses of discrete systems. Advances in Science and Technology Research Journal, 20(1), 193-202.</w:t>
       </w:r>
       <w:r>
         <w:rPr>

--- a/Engineering-Mathematics/Modul-Word/Modul-11-Penerapan-Laplace-pada-PD.docx
+++ b/Engineering-Mathematics/Modul-Word/Modul-11-Penerapan-Laplace-pada-PD.docx
@@ -6310,7 +6310,7 @@
           <w:i w:val="0"/>
           <w:sz w:val="22"/>
         </w:rPr>
-        <w:t xml:space="preserve">Sifat konvolusi meliputi komutatif (f·g = g·f), asosiatif, dan distributif terhadap penjumlahan, sehingga manipulasi aljabar tetap berlaku seperti perkalian biasa. Konvolusi dengan Dirac δ menghasilkan identitas: f·δ = f. Untuk data diskrit (time series), scipy.signal.convolve(h_array, u_array, mode='full') menghitung konvolusi numerik; mode 'full' memberi panjang N+M-1, sementara mode 'same' memberi panjang sama dengan input pertama. Untuk sinyal kontinu, dt harus dikalikan pada hasil konvolusi diskret agar skala integral tetap benar.</w:t>
+        <w:t xml:space="preserve">Sifat konvolusi meliputi komutatif (f*g = g*f), asosiatif, dan distributif terhadap penjumlahan, sehingga manipulasi aljabar tetap berlaku seperti perkalian biasa. Konvolusi dengan Dirac δ menghasilkan identitas: f*δ = f. Untuk data diskrit (time series), scipy.signal.convolve(h_array, u_array, mode='full') menghitung konvolusi numerik; mode 'full' memberi panjang N+M-1, sementara mode 'same' memberi panjang sama dengan input pertama. Untuk sinyal kontinu, dt harus dikalikan pada hasil konvolusi diskret agar skala integral tetap benar.</w:t>
       </w:r>
     </w:p>
     <w:p>
@@ -8789,7 +8789,7 @@
           <w:i w:val="0"/>
           <w:sz w:val="22"/>
         </w:rPr>
-        <w:t xml:space="preserve">Engineer struktur menghitung respons bangunan terhadap earthquake ground motion u(t), rekaman dari accelerometer di lapangan. Bangunan dimodelkan sebagai sistem orde 2, mẍ + cẋ + kx = -m·üg(t). Karena u(t) adalah input arbitrary (tidak smooth, bukan eksponensial atau sinusoidal murni), konvolusi menjadi pendekatan ideal: x(t) = h(t)·u(t) = ∫₀ᵗh(τ)·u(t-τ)dτ, dengan h(t) impulse response struktur. Implementasi numerik memakai scipy.signal.convolve(h,u). Hasilnya, yaitu response history, dipakai untuk mengecek apakah amplitudo melebihi threshold safety, mendesain damper untuk mereduksi peak response, dan mengevaluasi kepatuhan terhadap building code.</w:t>
+        <w:t>Engineer struktur menghitung respons bangunan terhadap earthquake ground motion u(t), rekaman dari accelerometer di lapangan. Bangunan dimodelkan sebagai sistem orde 2, mẍ + cẋ + kx = -m·üg(t). Karena u(t) adalah input arbitrary (tidak smooth, bukan eksponensial atau sinusoidal murni), konvolusi menjadi pendekatan ideal: x(t) = h(t)*u(t) = ∫₀ᵗh(τ)·u(t-τ)dτ, dengan h(t) impulse response struktur. Implementasi numerik memakai scipy.signal.convolve(h,u). Hasilnya, yaitu response history, dipakai untuk mengecek apakah amplitudo melebihi threshold safety, mendesain damper untuk mereduksi peak response, dan mengevaluasi kepatuhan terhadap building code.</w:t>
       </w:r>
     </w:p>
     <w:p>
@@ -9055,7 +9055,7 @@
           <w:i w:val="0"/>
           <w:sz w:val="22"/>
         </w:rPr>
-        <w:t xml:space="preserve">definisikan t,s = sp.symbols('t s', positive=True); hitung L{H(t-3)}, L{pulse=H(t)-H(t-2)}, dan L{δ(t-2)} via sp.laplace_transform() dengan noconds=True; solve y''+4y'+13y=δ(t), IVP nol, via sp.dsolve() dengan ics={y(0):0, y(t)·diff(t)·subs(t,0):0}; verifikasi second shift theorem pada L{(t-2)²·H(t-2)}.</w:t>
+        <w:t>definisikan t,s = sp.symbols('t s', positive=True); hitung L{H(t-3)}, L{pulse=H(t)-H(t-2)}, dan L{δ(t-2)} via sp.laplace_transform() dengan noconds=True; solve y''+4y'+13y=δ(t), IVP nol, via sp.dsolve() dengan ics={y(0):0, y(t).diff(t).subs(t,0):0}; verifikasi second shift theorem pada L{(t-2)²·H(t-2)}.</w:t>
       </w:r>
     </w:p>
     <w:p>
@@ -9140,7 +9140,7 @@
           <w:i w:val="0"/>
           <w:sz w:val="22"/>
         </w:rPr>
-        <w:t xml:space="preserve">sin(3t) dan input arbitrary berupa pulse train 3 pulsa dengan amplitudo berbeda; hitung y=signal.convolve(h,u,mode='full')·dt lalu trim ke panjang t; plot tiga panel h(t), u(t), dan y(t); verifikasi hasil terhadap signal.lsim(sys,u,t) dan cetak error maksimum (harus sangat kecil, hanya numerical noise).</w:t>
+        <w:t xml:space="preserve">sin(3t) dan input arbitrary berupa pulse train 3 pulsa dengan amplitudo berbeda; hitung y=signal.convolve(h,u,mode='full')*dt lalu trim ke panjang t; plot tiga panel h(t), u(t), dan y(t); verifikasi hasil terhadap signal.lsim(sys,u,t) dan cetak error maksimum (harus sangat kecil, hanya numerical noise).</w:t>
       </w:r>
     </w:p>
     <w:p>
@@ -9173,7 +9173,7 @@
           <w:i w:val="0"/>
           <w:sz w:val="22"/>
         </w:rPr>
-        <w:t xml:space="preserve">definisikan sistem coupled x'=2x+y, y'=3x+4y, x(0)=1, y(0)=0; bangun matriks A=sp.Matrix([[s-2,-1],[-3,s-4]]) dan b=sp.Matrix([1,0]); solve sol=A·inv()·b untuk X(s) dan Y(s); hitung eigenvalue via sp.solve(A.det(),s); invers Laplace tiap komponen via sp.inverse_laplace_transform(); plot x(t) dan y(t); cetak kesimpulan stabilitas berdasarkan tanda eigenvalue.</w:t>
+        <w:t>definisikan sistem coupled x'=2x+y, y'=3x+4y, x(0)=1, y(0)=0; bangun matriks A=sp.Matrix([[s-2,-1],[-3,s-4]]) dan b=sp.Matrix([1,0]); solve sol=A.inv()*b untuk X(s) dan Y(s); hitung eigenvalue via sp.solve(A.det(),s); invers Laplace tiap komponen via sp.inverse_laplace_transform(); plot x(t) dan y(t); cetak kesimpulan stabilitas berdasarkan tanda eigenvalue.</w:t>
       </w:r>
     </w:p>
     <w:p>
@@ -11498,7 +11498,7 @@
           <w:color w:val="333333"/>
           <w:sz w:val="21"/>
         </w:rPr>
-        <w:t xml:space="preserve">Linieritas: L{5·H(t-3)} = 5·L{H(t-3)}; verifikasi kedua hasil identik dengan sp.simplify(hasil1 - hasil2) == 0.</w:t>
+        <w:t>Linieritas: L{5*H(t-3)} = 5*L{H(t-3)}; verifikasi kedua hasil identik dengan sp.simplify(hasil1 - hasil2) == 0.</w:t>
       </w:r>
     </w:p>
     <w:p>
@@ -11800,7 +11800,7 @@
           <w:i w:val="0"/>
           <w:sz w:val="22"/>
         </w:rPr>
-        <w:t xml:space="preserve"> dan step u(t)=1 pada domain t=np.arange(0,4,0.01) memakai scipy.signal.convolve(h,u,mode='full')·dt. Cetak nilai y pada indeks yang berkorespondensi dengan t≈2 (bandingkan terhadap formula analitik 1-e</w:t>
+        <w:t xml:space="preserve"> dan step u(t)=1 pada domain t=np.arange(0,4,0.01) memakai scipy.signal.convolve(h,u,mode='full')*dt. Cetak nilai y pada indeks yang berkorespondensi dengan t≈2 (bandingkan terhadap formula analitik 1-e</w:t>
       </w:r>
       <w:r>
         <w:rPr>
@@ -12241,7 +12241,7 @@
           <w:i w:val="0"/>
           <w:sz w:val="22"/>
         </w:rPr>
-        <w:t xml:space="preserve">·f(t), bandingkan dengan formula analitik closed-form (jumlah dari (amplitudo/s)·(e</w:t>
+        <w:t xml:space="preserve">*f(t), bandingkan dengan formula analitik closed-form (jumlah dari (amplitudo/s)*(e</w:t>
       </w:r>
       <w:r>
         <w:rPr>
@@ -12339,7 +12339,7 @@
           <w:i w:val="0"/>
           <w:sz w:val="22"/>
         </w:rPr>
-        <w:t xml:space="preserve">Implementasikan fungsi impulse_response(a, b, c) yang menghitung impulse response h(t) untuk PD umum a·y''+b·y'+c·y=δ(t), IVP nol, dari koefisien a, b, c input. Deteksi otomatis tiga kasus berdasarkan diskriminan D=b²-4ac: overdamped (D&gt;0, dua akar real berbeda), critically damped (D=0, akar berulang), underdamped (D&lt;0, akar kompleks), dan kembalikan h(t) sebagai fungsi Python yang dapat dievaluasi pada array t. Uji pada a=1,b=4,c=13 (harus underdamped) dan verifikasi h(0,5) mendekati hasil formula manual (1/3)·exp(-2·0.5)·sin(3·0.5).</w:t>
+        <w:t>Implementasikan fungsi impulse_response(a, b, c) yang menghitung impulse response h(t) untuk PD umum a*y''+b*y'+c*y=δ(t), IVP nol, dari koefisien a, b, c input. Deteksi otomatis tiga kasus berdasarkan diskriminan D=b²-4ac: overdamped (D&gt;0, dua akar real berbeda), critically damped (D=0, akar berulang), underdamped (D&lt;0, akar kompleks), dan kembalikan h(t) sebagai fungsi Python yang dapat dievaluasi pada array t. Uji pada a=1,b=4,c=13 (harus underdamped) dan verifikasi h(0,5) mendekati hasil formula manual (1/3)*exp(-2*0.5)*sin(3*0.5).</w:t>
       </w:r>
     </w:p>
     <w:p>
@@ -12375,7 +12375,7 @@
           <w:color w:val="333333"/>
           <w:sz w:val="21"/>
         </w:rPr>
-        <w:t xml:space="preserve">Hitung akar via rumus abc atau np.roots([a,b,c]); untuk kasus underdamped h(t)=(1/(a·omega_d))·exp(α·t)·sin(omega_d·t) dengan α=-b/(2a), omega_d=√(4ac-b</w:t>
+        <w:t xml:space="preserve">Hitung akar via rumus abc atau np.roots([a,b,c]); untuk kasus underdamped h(t)=(1/(a*omega_d))*exp(α*t)*sin(omega_d*t) dengan α=-b/(2a), omega_d=√(4ac-b</w:t>
       </w:r>
       <w:r>
         <w:rPr>
@@ -12396,7 +12396,7 @@
           <w:color w:val="333333"/>
           <w:sz w:val="21"/>
         </w:rPr>
-        <w:t xml:space="preserve">)/(2a); untuk overdamped dan critically damped turunkan formula serupa dari pecahan parsial 1/(a·s</w:t>
+        <w:t xml:space="preserve">)/(2a); untuk overdamped dan critically damped turunkan formula serupa dari pecahan parsial 1/(a*s</w:t>
       </w:r>
       <w:r>
         <w:rPr>
@@ -12417,7 +12417,7 @@
           <w:color w:val="333333"/>
           <w:sz w:val="21"/>
         </w:rPr>
-        <w:t xml:space="preserve">+b·s+c).</w:t>
+        <w:t xml:space="preserve">+b*s+c).</w:t>
       </w:r>
     </w:p>
     <w:p>
@@ -12441,7 +12441,7 @@
           <w:i w:val="0"/>
           <w:sz w:val="22"/>
         </w:rPr>
-        <w:t xml:space="preserve">Implementasikan konvolusi manual convolve_manual(h, u, dt) TANPA memakai scipy.signal.convolve, memakai Riemann sum diskret y[n] = dt·sum(h[k]·u[n-k] untuk k=0..n). Uji pada h=e</w:t>
+        <w:t xml:space="preserve">Implementasikan konvolusi manual convolve_manual(h, u, dt) TANPA memakai scipy.signal.convolve, memakai Riemann sum diskret y[n] = dt * sum(h[k]*u[n-k] untuk k=0..n). Uji pada h=e</w:t>
       </w:r>
       <w:r>
         <w:rPr>
@@ -12460,7 +12460,7 @@
           <w:i w:val="0"/>
           <w:sz w:val="22"/>
         </w:rPr>
-        <w:t xml:space="preserve"> dan u=step (u=1 untuk semua t≥0) dengan dt=0.01, t maksimum 4. Bandingkan hasil convolve_manual dengan scipy.signal.convolve(h,u,mode='full')[:len(t)]·dt, cetak error maksimum absolut di antara keduanya.</w:t>
+        <w:t xml:space="preserve"> dan u=step (u=1 untuk semua t≥0) dengan dt=0.01, t maksimum 4. Bandingkan hasil convolve_manual dengan scipy.signal.convolve(h,u,mode='full')[:len(t)]*dt, cetak error maksimum absolut di antara keduanya.</w:t>
       </w:r>
     </w:p>
     <w:p>
@@ -12594,7 +12594,7 @@
           <w:color w:val="333333"/>
           <w:sz w:val="21"/>
         </w:rPr>
-        <w:t xml:space="preserve">Bangun Q(s)=a3·s**3+a2·s**2+a1·s+a0 dan G(s)=(a3·s**2+a2·s+a1)·y0+(a3·s+a2)·y0p+a3·y0pp memakai sp.symbols; Y_s=sp.apart(G/Q, s); y_t=sp.inverse_laplace_transform(Y_s, s, t); sp.simplify hasil akhir untuk verifikasi.</w:t>
+        <w:t>Bangun Q(s)=a3*s**3+a2*s**2+a1*s+a0 dan G(s)=(a3*s**2+a2*s+a1)*y0+(a3*s+a2)*y0p+a3*y0pp memakai sp.symbols; Y_s=sp.apart(G/Q, s); y_t=sp.inverse_laplace_transform(Y_s, s, t); sp.simplify hasil akhir untuk verifikasi.</w:t>
       </w:r>
     </w:p>
     <w:p>
@@ -12618,7 +12618,7 @@
           <w:i w:val="0"/>
           <w:sz w:val="22"/>
         </w:rPr>
-        <w:t xml:space="preserve">Implementasikan solver sistem PD coupled berdimensi n umum solve_coupled(A, x0) yang menerima matriks koefisien A (n x n, sebagai list of list atau np.array) dan vektor syarat awal x0 (bukan hardcode 2x2), membangun (sI-A) via sp.Matrix, solve X(s)=(sI-A)·inv()·sp.Matrix(x0) secara simbolik, lalu inverse_laplace_transform tiap komponen menjadi x(t) simbolik. Uji pada sistem 3x3 buatan sendiri (boleh diagonal dominan negatif supaya stabil, mis. A=[[-2,0.5,0],[0.3,-3,0.2],[0,0.4,-1.5]], x0=[1,0,0]), lalu verifikasi numerik hasil simbolik pada beberapa titik waktu terhadap scipy.integrate.solve_ivp yang menyelesaikan sistem yang sama secara numerik langsung dari persamaan diferensialnya.</w:t>
+        <w:t>Implementasikan solver sistem PD coupled berdimensi n umum solve_coupled(A, x0) yang menerima matriks koefisien A (n x n, sebagai list of list atau np.array) dan vektor syarat awal x0 (bukan hardcode 2x2), membangun (sI-A) via sp.Matrix, solve X(s)=(sI-A).inv()*sp.Matrix(x0) secara simbolik, lalu inverse_laplace_transform tiap komponen menjadi x(t) simbolik. Uji pada sistem 3x3 buatan sendiri (boleh diagonal dominan negatif supaya stabil, mis. A=[[-2,0.5,0],[0.3,-3,0.2],[0,0.4,-1.5]], x0=[1,0,0]), lalu verifikasi numerik hasil simbolik pada beberapa titik waktu terhadap scipy.integrate.solve_ivp yang menyelesaikan sistem yang sama secara numerik langsung dari persamaan diferensialnya.</w:t>
       </w:r>
     </w:p>
     <w:p>
@@ -12654,7 +12654,7 @@
           <w:color w:val="333333"/>
           <w:sz w:val="21"/>
         </w:rPr>
-        <w:t xml:space="preserve">sp.eye(n)·s - sp.Matrix(A) membangun (sI-A); .inv()·sp.Matrix(x0) menyelesaikan X(s); loop tiap komponen dengan sp.inverse_laplace_transform(X_s[i], s, t); untuk verifikasi numerik, definisikan fungsi vector field λ t,x: A@x untuk scipy.integrate.solve_ivp dan bandingkan hasil pada t=0,0.5,1.</w:t>
+        <w:t xml:space="preserve">sp.eye(n)*s - sp.Matrix(A) membangun (sI-A); .inv()*sp.Matrix(x0) menyelesaikan X(s); loop tiap komponen dengan sp.inverse_laplace_transform(X_s[i], s, t); untuk verifikasi numerik, definisikan fungsi vector field λ t,x: A@x untuk scipy.integrate.solve_ivp dan bandingkan hasil pada t=0,0.5,1.</w:t>
       </w:r>
     </w:p>
     <w:p>

--- a/Engineering-Mathematics/Modul-Word/Modul-11-Penerapan-Laplace-pada-PD.docx
+++ b/Engineering-Mathematics/Modul-Word/Modul-11-Penerapan-Laplace-pada-PD.docx
@@ -5094,6 +5094,15 @@
         </w:rPr>
         <w:t>Transfer function adalah konsep terpenting dalam analisis sistem dinamis: rasio Laplace output terhadap Laplace input pada syarat awal nol, H(s) = Y(s)/U(s). Untuk PD L(D)·y = u(t) dengan IVP nol, transformasi Laplace langsung memberi L(s)·Y(s) = U(s), sehingga H(s) = 1/L(s). Bentuk umum H(s) = N(s)/D(s) adalah rasio dua polinomial: akar denominator D(s) disebut pole, akar numerator N(s) disebut zero.</w:t>
       </w:r>
+      <w:r>
+        <w:rPr>
+          <w:rFonts w:ascii="Arial" w:hAnsi="Arial" w:cs="Arial"/>
+          <w:b w:val="0"/>
+          <w:i w:val="0"/>
+          <w:sz w:val="22"/>
+        </w:rPr>
+        <w:t xml:space="preserve"> Bentuk ringkasnya dituliskan pada Persamaan (6).</w:t>
+      </w:r>
     </w:p>
     <w:p>
       <w:pPr>
@@ -5109,6 +5118,16 @@
           <w:sz w:val="22"/>
         </w:rPr>
         <w:t>H(s) = Y(s)/U(s)  (IVP nol);   H(s) = N(s)/D(s);   pole = akar D(s), zero = akar N(s)</w:t>
+      </w:r>
+      <w:r>
+        <w:rPr>
+          <w:rFonts w:ascii="Arial" w:hAnsi="Arial" w:cs="Arial"/>
+          <w:b/>
+          <w:i/>
+          <w:color w:val="305496"/>
+          <w:sz w:val="22"/>
+        </w:rPr>
+        <w:t xml:space="preserve">   (6)</w:t>
       </w:r>
     </w:p>
     <w:p>
@@ -5823,7 +5842,7 @@
           <w:i w:val="0"/>
           <w:sz w:val="22"/>
         </w:rPr>
-        <w:t xml:space="preserve"> Bentuk ringkasnya dituliskan pada Persamaan (6).</w:t>
+        <w:t xml:space="preserve"> Persamaan (7) memadatkan aturan tersebut.</w:t>
       </w:r>
     </w:p>
     <w:p>
@@ -5849,7 +5868,7 @@
           <w:color w:val="305496"/>
           <w:sz w:val="22"/>
         </w:rPr>
-        <w:t xml:space="preserve">   (6)</w:t>
+        <w:t xml:space="preserve">   (7)</w:t>
       </w:r>
     </w:p>
     <w:p>
@@ -6397,7 +6416,7 @@
           <w:i w:val="0"/>
           <w:sz w:val="22"/>
         </w:rPr>
-        <w:t xml:space="preserve"> Persamaan (7) memadatkan aturan tersebut.</w:t>
+        <w:t xml:space="preserve"> Rangkuman kuantitatifnya tertulis pada Persamaan (8).</w:t>
       </w:r>
     </w:p>
     <w:p>
@@ -6465,7 +6484,7 @@
           <w:color w:val="305496"/>
           <w:sz w:val="22"/>
         </w:rPr>
-        <w:t xml:space="preserve">   (7)</w:t>
+        <w:t xml:space="preserve">   (8)</w:t>
       </w:r>
     </w:p>
     <w:p>
@@ -6640,7 +6659,7 @@
           <w:i w:val="0"/>
           <w:sz w:val="22"/>
         </w:rPr>
-        <w:t xml:space="preserve"> Rangkuman kuantitatifnya tertulis pada Persamaan (8).</w:t>
+        <w:t xml:space="preserve"> Hubungan ini dirangkum dalam Persamaan (9).</w:t>
       </w:r>
     </w:p>
     <w:p>
@@ -6761,7 +6780,7 @@
           <w:color w:val="305496"/>
           <w:sz w:val="22"/>
         </w:rPr>
-        <w:t xml:space="preserve">   (8)</w:t>
+        <w:t xml:space="preserve">   (9)</w:t>
       </w:r>
     </w:p>
     <w:p>
@@ -7256,7 +7275,7 @@
           <w:i w:val="0"/>
           <w:sz w:val="22"/>
         </w:rPr>
-        <w:t xml:space="preserve"> Hubungan ini dirangkum dalam Persamaan (9).</w:t>
+        <w:t xml:space="preserve"> Bentuk ringkasnya dituliskan pada Persamaan (10).</w:t>
       </w:r>
     </w:p>
     <w:p>
@@ -7314,7 +7333,7 @@
           <w:color w:val="305496"/>
           <w:sz w:val="22"/>
         </w:rPr>
-        <w:t xml:space="preserve">   (9)</w:t>
+        <w:t xml:space="preserve">   (10)</w:t>
       </w:r>
     </w:p>
     <w:p>
@@ -7378,7 +7397,7 @@
           <w:i w:val="0"/>
           <w:sz w:val="22"/>
         </w:rPr>
-        <w:t xml:space="preserve"> Bentuk ringkasnya dituliskan pada Persamaan (10).</w:t>
+        <w:t xml:space="preserve"> Persamaan (11) memadatkan aturan tersebut.</w:t>
       </w:r>
     </w:p>
     <w:p>
@@ -7404,7 +7423,7 @@
           <w:color w:val="305496"/>
           <w:sz w:val="22"/>
         </w:rPr>
-        <w:t xml:space="preserve">   (10)</w:t>
+        <w:t xml:space="preserve">   (11)</w:t>
       </w:r>
     </w:p>
     <w:p>
@@ -7494,7 +7513,7 @@
           <w:i w:val="0"/>
           <w:sz w:val="22"/>
         </w:rPr>
-        <w:t xml:space="preserve"> Persamaan (11) memadatkan aturan tersebut.</w:t>
+        <w:t xml:space="preserve"> Rangkuman kuantitatifnya tertulis pada Persamaan (12).</w:t>
       </w:r>
     </w:p>
     <w:p>
@@ -7594,7 +7613,7 @@
           <w:color w:val="305496"/>
           <w:sz w:val="22"/>
         </w:rPr>
-        <w:t xml:space="preserve">   (11)</w:t>
+        <w:t xml:space="preserve">   (12)</w:t>
       </w:r>
     </w:p>
     <w:p>

--- a/Engineering-Mathematics/Modul-Word/Modul-11-Penerapan-Laplace-pada-PD.docx
+++ b/Engineering-Mathematics/Modul-Word/Modul-11-Penerapan-Laplace-pada-PD.docx
@@ -2944,8 +2944,11 @@
     </w:p>
     <w:p>
       <w:pPr>
+        <w:tabs>
+          <w:tab w:val="center" w:pos="4393"/>
+          <w:tab w:val="right" w:pos="8787"/>
+        </w:tabs>
         <w:spacing w:before="40" w:after="120"/>
-        <w:jc w:val="center"/>
       </w:pPr>
       <w:r>
         <w:rPr>
@@ -2955,7 +2958,7 @@
           <w:color w:val="305496"/>
           <w:sz w:val="22"/>
         </w:rPr>
-        <w:t xml:space="preserve">H(t-a) = 0 (t&lt;a), 1 (t≥a)  ⟹  L{H(t-a)} = e</w:t>
+        <w:tab/>
       </w:r>
       <w:r>
         <w:rPr>
@@ -2964,9 +2967,8 @@
           <w:i/>
           <w:color w:val="305496"/>
           <w:sz w:val="22"/>
-          <w:vertAlign w:val="superscript"/>
-        </w:rPr>
-        <w:t xml:space="preserve">-as</w:t>
+        </w:rPr>
+        <w:t xml:space="preserve">H(t-a) = 0 (t&lt;a), 1 (t≥a)  ⟹  L{H(t-a)} = e</w:t>
       </w:r>
       <w:r>
         <w:rPr>
@@ -2975,8 +2977,9 @@
           <w:i/>
           <w:color w:val="305496"/>
           <w:sz w:val="22"/>
-        </w:rPr>
-        <w:t xml:space="preserve">/s</w:t>
+          <w:vertAlign w:val="superscript"/>
+        </w:rPr>
+        <w:t xml:space="preserve">-as</w:t>
       </w:r>
       <w:r>
         <w:rPr>
@@ -2986,7 +2989,18 @@
           <w:color w:val="305496"/>
           <w:sz w:val="22"/>
         </w:rPr>
-        <w:t xml:space="preserve">   (1)</w:t>
+        <w:t xml:space="preserve">/s</w:t>
+      </w:r>
+      <w:r>
+        <w:rPr>
+          <w:rFonts w:ascii="Arial" w:hAnsi="Arial" w:cs="Arial"/>
+          <w:b/>
+          <w:i/>
+          <w:color w:val="305496"/>
+          <w:sz w:val="22"/>
+        </w:rPr>
+        <w:tab/>
+        <w:t xml:space="preserve">(1)</w:t>
       </w:r>
     </w:p>
     <w:p>
@@ -3043,8 +3057,11 @@
     </w:p>
     <w:p>
       <w:pPr>
+        <w:tabs>
+          <w:tab w:val="center" w:pos="4393"/>
+          <w:tab w:val="right" w:pos="8787"/>
+        </w:tabs>
         <w:spacing w:before="40" w:after="120"/>
-        <w:jc w:val="center"/>
       </w:pPr>
       <w:r>
         <w:rPr>
@@ -3054,7 +3071,7 @@
           <w:color w:val="305496"/>
           <w:sz w:val="22"/>
         </w:rPr>
-        <w:t xml:space="preserve">L{f(t-a)·H(t-a)} = e</w:t>
+        <w:tab/>
       </w:r>
       <w:r>
         <w:rPr>
@@ -3063,9 +3080,8 @@
           <w:i/>
           <w:color w:val="305496"/>
           <w:sz w:val="22"/>
-          <w:vertAlign w:val="superscript"/>
-        </w:rPr>
-        <w:t xml:space="preserve">-as</w:t>
+        </w:rPr>
+        <w:t xml:space="preserve">L{f(t-a)·H(t-a)} = e</w:t>
       </w:r>
       <w:r>
         <w:rPr>
@@ -3074,8 +3090,9 @@
           <w:i/>
           <w:color w:val="305496"/>
           <w:sz w:val="22"/>
-        </w:rPr>
-        <w:t xml:space="preserve">·F(s)</w:t>
+          <w:vertAlign w:val="superscript"/>
+        </w:rPr>
+        <w:t xml:space="preserve">-as</w:t>
       </w:r>
       <w:r>
         <w:rPr>
@@ -3085,7 +3102,18 @@
           <w:color w:val="305496"/>
           <w:sz w:val="22"/>
         </w:rPr>
-        <w:t xml:space="preserve">   (2)</w:t>
+        <w:t xml:space="preserve">·F(s)</w:t>
+      </w:r>
+      <w:r>
+        <w:rPr>
+          <w:rFonts w:ascii="Arial" w:hAnsi="Arial" w:cs="Arial"/>
+          <w:b/>
+          <w:i/>
+          <w:color w:val="305496"/>
+          <w:sz w:val="22"/>
+        </w:rPr>
+        <w:tab/>
+        <w:t xml:space="preserve">(2)</w:t>
       </w:r>
     </w:p>
     <w:p>
@@ -4032,8 +4060,11 @@
     </w:p>
     <w:p>
       <w:pPr>
+        <w:tabs>
+          <w:tab w:val="center" w:pos="4393"/>
+          <w:tab w:val="right" w:pos="8787"/>
+        </w:tabs>
         <w:spacing w:before="40" w:after="120"/>
-        <w:jc w:val="center"/>
       </w:pPr>
       <w:r>
         <w:rPr>
@@ -4043,7 +4074,7 @@
           <w:color w:val="305496"/>
           <w:sz w:val="22"/>
         </w:rPr>
-        <w:t xml:space="preserve">∫f(t)·δ(t-a)dt = f(a) (sifting)  ⟹  L{δ(t-a)} = e</w:t>
+        <w:tab/>
       </w:r>
       <w:r>
         <w:rPr>
@@ -4052,9 +4083,8 @@
           <w:i/>
           <w:color w:val="305496"/>
           <w:sz w:val="22"/>
-          <w:vertAlign w:val="superscript"/>
-        </w:rPr>
-        <w:t xml:space="preserve">-as</w:t>
+        </w:rPr>
+        <w:t xml:space="preserve">∫f(t)·δ(t-a)dt = f(a) (sifting)  ⟹  L{δ(t-a)} = e</w:t>
       </w:r>
       <w:r>
         <w:rPr>
@@ -4063,8 +4093,9 @@
           <w:i/>
           <w:color w:val="305496"/>
           <w:sz w:val="22"/>
-        </w:rPr>
-        <w:t xml:space="preserve">;  L{δ(t)} = 1</w:t>
+          <w:vertAlign w:val="superscript"/>
+        </w:rPr>
+        <w:t xml:space="preserve">-as</w:t>
       </w:r>
       <w:r>
         <w:rPr>
@@ -4074,7 +4105,18 @@
           <w:color w:val="305496"/>
           <w:sz w:val="22"/>
         </w:rPr>
-        <w:t xml:space="preserve">   (3)</w:t>
+        <w:t xml:space="preserve">;  L{δ(t)} = 1</w:t>
+      </w:r>
+      <w:r>
+        <w:rPr>
+          <w:rFonts w:ascii="Arial" w:hAnsi="Arial" w:cs="Arial"/>
+          <w:b/>
+          <w:i/>
+          <w:color w:val="305496"/>
+          <w:sz w:val="22"/>
+        </w:rPr>
+        <w:tab/>
+        <w:t xml:space="preserve">(3)</w:t>
       </w:r>
     </w:p>
     <w:p>
@@ -4257,8 +4299,11 @@
     </w:p>
     <w:p>
       <w:pPr>
+        <w:tabs>
+          <w:tab w:val="center" w:pos="4393"/>
+          <w:tab w:val="right" w:pos="8787"/>
+        </w:tabs>
         <w:spacing w:before="40" w:after="120"/>
-        <w:jc w:val="center"/>
       </w:pPr>
       <w:r>
         <w:rPr>
@@ -4268,7 +4313,7 @@
           <w:color w:val="305496"/>
           <w:sz w:val="22"/>
         </w:rPr>
-        <w:t xml:space="preserve">✓ Impulse Response:   h(t) = (1/3)·e</w:t>
+        <w:tab/>
       </w:r>
       <w:r>
         <w:rPr>
@@ -4277,9 +4322,8 @@
           <w:i/>
           <w:color w:val="305496"/>
           <w:sz w:val="22"/>
-          <w:vertAlign w:val="superscript"/>
-        </w:rPr>
-        <w:t xml:space="preserve">-2t</w:t>
+        </w:rPr>
+        <w:t xml:space="preserve">✓ Impulse Response:   h(t) = (1/3)·e</w:t>
       </w:r>
       <w:r>
         <w:rPr>
@@ -4288,8 +4332,9 @@
           <w:i/>
           <w:color w:val="305496"/>
           <w:sz w:val="22"/>
-        </w:rPr>
-        <w:t xml:space="preserve">·sin(3t)</w:t>
+          <w:vertAlign w:val="superscript"/>
+        </w:rPr>
+        <w:t xml:space="preserve">-2t</w:t>
       </w:r>
       <w:r>
         <w:rPr>
@@ -4299,7 +4344,18 @@
           <w:color w:val="305496"/>
           <w:sz w:val="22"/>
         </w:rPr>
-        <w:t xml:space="preserve">   (4)</w:t>
+        <w:t xml:space="preserve">·sin(3t)</w:t>
+      </w:r>
+      <w:r>
+        <w:rPr>
+          <w:rFonts w:ascii="Arial" w:hAnsi="Arial" w:cs="Arial"/>
+          <w:b/>
+          <w:i/>
+          <w:color w:val="305496"/>
+          <w:sz w:val="22"/>
+        </w:rPr>
+        <w:tab/>
+        <w:t xml:space="preserve">(4)</w:t>
       </w:r>
     </w:p>
     <w:p>
@@ -4394,8 +4450,11 @@
     </w:p>
     <w:p>
       <w:pPr>
+        <w:tabs>
+          <w:tab w:val="center" w:pos="4393"/>
+          <w:tab w:val="right" w:pos="8787"/>
+        </w:tabs>
         <w:spacing w:before="40" w:after="120"/>
-        <w:jc w:val="center"/>
       </w:pPr>
       <w:r>
         <w:rPr>
@@ -4405,7 +4464,7 @@
           <w:color w:val="305496"/>
           <w:sz w:val="22"/>
         </w:rPr>
-        <w:t>✓ Solusi:   y(t) = (1/3)·sin(3(t-2))·H(t-2)</w:t>
+        <w:tab/>
       </w:r>
       <w:r>
         <w:rPr>
@@ -4415,7 +4474,18 @@
           <w:color w:val="305496"/>
           <w:sz w:val="22"/>
         </w:rPr>
-        <w:t xml:space="preserve">   (5)</w:t>
+        <w:t>✓ Solusi:   y(t) = (1/3)·sin(3(t-2))·H(t-2)</w:t>
+      </w:r>
+      <w:r>
+        <w:rPr>
+          <w:rFonts w:ascii="Arial" w:hAnsi="Arial" w:cs="Arial"/>
+          <w:b/>
+          <w:i/>
+          <w:color w:val="305496"/>
+          <w:sz w:val="22"/>
+        </w:rPr>
+        <w:tab/>
+        <w:t xml:space="preserve">(5)</w:t>
       </w:r>
     </w:p>
     <w:p>
@@ -5106,8 +5176,11 @@
     </w:p>
     <w:p>
       <w:pPr>
+        <w:tabs>
+          <w:tab w:val="center" w:pos="4393"/>
+          <w:tab w:val="right" w:pos="8787"/>
+        </w:tabs>
         <w:spacing w:before="40" w:after="120"/>
-        <w:jc w:val="center"/>
       </w:pPr>
       <w:r>
         <w:rPr>
@@ -5117,7 +5190,7 @@
           <w:color w:val="305496"/>
           <w:sz w:val="22"/>
         </w:rPr>
-        <w:t>H(s) = Y(s)/U(s)  (IVP nol);   H(s) = N(s)/D(s);   pole = akar D(s), zero = akar N(s)</w:t>
+        <w:tab/>
       </w:r>
       <w:r>
         <w:rPr>
@@ -5127,7 +5200,18 @@
           <w:color w:val="305496"/>
           <w:sz w:val="22"/>
         </w:rPr>
-        <w:t xml:space="preserve">   (6)</w:t>
+        <w:t>H(s) = Y(s)/U(s)  (IVP nol);   H(s) = N(s)/D(s);   pole = akar D(s), zero = akar N(s)</w:t>
+      </w:r>
+      <w:r>
+        <w:rPr>
+          <w:rFonts w:ascii="Arial" w:hAnsi="Arial" w:cs="Arial"/>
+          <w:b/>
+          <w:i/>
+          <w:color w:val="305496"/>
+          <w:sz w:val="22"/>
+        </w:rPr>
+        <w:tab/>
+        <w:t xml:space="preserve">(6)</w:t>
       </w:r>
     </w:p>
     <w:p>
@@ -5847,8 +5931,11 @@
     </w:p>
     <w:p>
       <w:pPr>
+        <w:tabs>
+          <w:tab w:val="center" w:pos="4393"/>
+          <w:tab w:val="right" w:pos="8787"/>
+        </w:tabs>
         <w:spacing w:before="40" w:after="120"/>
-        <w:jc w:val="center"/>
       </w:pPr>
       <w:r>
         <w:rPr>
@@ -5858,7 +5945,7 @@
           <w:color w:val="305496"/>
           <w:sz w:val="22"/>
         </w:rPr>
-        <w:t xml:space="preserve">(f·g)(t) = ∫₀ᵗ f(τ)·g(t-τ)·dτ;   L{f·g} = F(s)·G(s);   y(t) = h(t)·u(t)</w:t>
+        <w:tab/>
       </w:r>
       <w:r>
         <w:rPr>
@@ -5868,7 +5955,18 @@
           <w:color w:val="305496"/>
           <w:sz w:val="22"/>
         </w:rPr>
-        <w:t xml:space="preserve">   (7)</w:t>
+        <w:t xml:space="preserve">(f·g)(t) = ∫₀ᵗ f(τ)·g(t-τ)·dτ;   L{f·g} = F(s)·G(s);   y(t) = h(t)·u(t)</w:t>
+      </w:r>
+      <w:r>
+        <w:rPr>
+          <w:rFonts w:ascii="Arial" w:hAnsi="Arial" w:cs="Arial"/>
+          <w:b/>
+          <w:i/>
+          <w:color w:val="305496"/>
+          <w:sz w:val="22"/>
+        </w:rPr>
+        <w:tab/>
+        <w:t xml:space="preserve">(7)</w:t>
       </w:r>
     </w:p>
     <w:p>
@@ -6421,8 +6519,11 @@
     </w:p>
     <w:p>
       <w:pPr>
+        <w:tabs>
+          <w:tab w:val="center" w:pos="4393"/>
+          <w:tab w:val="right" w:pos="8787"/>
+        </w:tabs>
         <w:spacing w:before="40" w:after="120"/>
-        <w:jc w:val="center"/>
       </w:pPr>
       <w:r>
         <w:rPr>
@@ -6432,7 +6533,7 @@
           <w:color w:val="305496"/>
           <w:sz w:val="22"/>
         </w:rPr>
-        <w:t xml:space="preserve">L{f</w:t>
+        <w:tab/>
       </w:r>
       <w:r>
         <w:rPr>
@@ -6441,9 +6542,8 @@
           <w:i/>
           <w:color w:val="305496"/>
           <w:sz w:val="22"/>
-          <w:vertAlign w:val="superscript"/>
-        </w:rPr>
-        <w:t xml:space="preserve">n</w:t>
+        </w:rPr>
+        <w:t xml:space="preserve">L{f</w:t>
       </w:r>
       <w:r>
         <w:rPr>
@@ -6452,8 +6552,9 @@
           <w:i/>
           <w:color w:val="305496"/>
           <w:sz w:val="22"/>
-        </w:rPr>
-        <w:t xml:space="preserve">}(t) = sⁿF(s) - sⁿ⁻¹f(0) - sⁿ⁻²f'(0) - ... - f</w:t>
+          <w:vertAlign w:val="superscript"/>
+        </w:rPr>
+        <w:t xml:space="preserve">n</w:t>
       </w:r>
       <w:r>
         <w:rPr>
@@ -6462,9 +6563,8 @@
           <w:i/>
           <w:color w:val="305496"/>
           <w:sz w:val="22"/>
-          <w:vertAlign w:val="superscript"/>
-        </w:rPr>
-        <w:t xml:space="preserve">n-1</w:t>
+        </w:rPr>
+        <w:t xml:space="preserve">}(t) = sⁿF(s) - sⁿ⁻¹f(0) - sⁿ⁻²f'(0) - ... - f</w:t>
       </w:r>
       <w:r>
         <w:rPr>
@@ -6473,8 +6573,9 @@
           <w:i/>
           <w:color w:val="305496"/>
           <w:sz w:val="22"/>
-        </w:rPr>
-        <w:t xml:space="preserve">(0);   n syarat awal dibutuhkan</w:t>
+          <w:vertAlign w:val="superscript"/>
+        </w:rPr>
+        <w:t xml:space="preserve">n-1</w:t>
       </w:r>
       <w:r>
         <w:rPr>
@@ -6484,7 +6585,18 @@
           <w:color w:val="305496"/>
           <w:sz w:val="22"/>
         </w:rPr>
-        <w:t xml:space="preserve">   (8)</w:t>
+        <w:t xml:space="preserve">(0);   n syarat awal dibutuhkan</w:t>
+      </w:r>
+      <w:r>
+        <w:rPr>
+          <w:rFonts w:ascii="Arial" w:hAnsi="Arial" w:cs="Arial"/>
+          <w:b/>
+          <w:i/>
+          <w:color w:val="305496"/>
+          <w:sz w:val="22"/>
+        </w:rPr>
+        <w:tab/>
+        <w:t xml:space="preserve">(8)</w:t>
       </w:r>
     </w:p>
     <w:p>
@@ -6664,8 +6776,11 @@
     </w:p>
     <w:p>
       <w:pPr>
+        <w:tabs>
+          <w:tab w:val="center" w:pos="4393"/>
+          <w:tab w:val="right" w:pos="8787"/>
+        </w:tabs>
         <w:spacing w:before="40" w:after="120"/>
-        <w:jc w:val="center"/>
       </w:pPr>
       <w:r>
         <w:rPr>
@@ -6675,7 +6790,7 @@
           <w:color w:val="305496"/>
           <w:sz w:val="22"/>
         </w:rPr>
-        <w:t xml:space="preserve">✓ Hasil:   y(t) = 0·e</w:t>
+        <w:tab/>
       </w:r>
       <w:r>
         <w:rPr>
@@ -6684,9 +6799,8 @@
           <w:i/>
           <w:color w:val="305496"/>
           <w:sz w:val="22"/>
-          <w:vertAlign w:val="superscript"/>
-        </w:rPr>
-        <w:t xml:space="preserve">t</w:t>
+        </w:rPr>
+        <w:t xml:space="preserve">✓ Hasil:   y(t) = 0·e</w:t>
       </w:r>
       <w:r>
         <w:rPr>
@@ -6695,8 +6809,9 @@
           <w:i/>
           <w:color w:val="305496"/>
           <w:sz w:val="22"/>
-        </w:rPr>
-        <w:t xml:space="preserve"> + 1·e</w:t>
+          <w:vertAlign w:val="superscript"/>
+        </w:rPr>
+        <w:t xml:space="preserve">t</w:t>
       </w:r>
       <w:r>
         <w:rPr>
@@ -6705,9 +6820,8 @@
           <w:i/>
           <w:color w:val="305496"/>
           <w:sz w:val="22"/>
-          <w:vertAlign w:val="superscript"/>
-        </w:rPr>
-        <w:t xml:space="preserve">2t</w:t>
+        </w:rPr>
+        <w:t xml:space="preserve"> + 1·e</w:t>
       </w:r>
       <w:r>
         <w:rPr>
@@ -6716,8 +6830,9 @@
           <w:i/>
           <w:color w:val="305496"/>
           <w:sz w:val="22"/>
-        </w:rPr>
-        <w:t xml:space="preserve"> + 1·e</w:t>
+          <w:vertAlign w:val="superscript"/>
+        </w:rPr>
+        <w:t xml:space="preserve">2t</w:t>
       </w:r>
       <w:r>
         <w:rPr>
@@ -6726,9 +6841,8 @@
           <w:i/>
           <w:color w:val="305496"/>
           <w:sz w:val="22"/>
-          <w:vertAlign w:val="superscript"/>
-        </w:rPr>
-        <w:t xml:space="preserve">3t</w:t>
+        </w:rPr>
+        <w:t xml:space="preserve"> + 1·e</w:t>
       </w:r>
       <w:r>
         <w:rPr>
@@ -6737,8 +6851,9 @@
           <w:i/>
           <w:color w:val="305496"/>
           <w:sz w:val="22"/>
-        </w:rPr>
-        <w:t xml:space="preserve"> = e</w:t>
+          <w:vertAlign w:val="superscript"/>
+        </w:rPr>
+        <w:t xml:space="preserve">3t</w:t>
       </w:r>
       <w:r>
         <w:rPr>
@@ -6747,9 +6862,8 @@
           <w:i/>
           <w:color w:val="305496"/>
           <w:sz w:val="22"/>
-          <w:vertAlign w:val="superscript"/>
-        </w:rPr>
-        <w:t xml:space="preserve">2t</w:t>
+        </w:rPr>
+        <w:t xml:space="preserve"> = e</w:t>
       </w:r>
       <w:r>
         <w:rPr>
@@ -6758,8 +6872,9 @@
           <w:i/>
           <w:color w:val="305496"/>
           <w:sz w:val="22"/>
-        </w:rPr>
-        <w:t xml:space="preserve"> + e</w:t>
+          <w:vertAlign w:val="superscript"/>
+        </w:rPr>
+        <w:t xml:space="preserve">2t</w:t>
       </w:r>
       <w:r>
         <w:rPr>
@@ -6768,9 +6883,8 @@
           <w:i/>
           <w:color w:val="305496"/>
           <w:sz w:val="22"/>
-          <w:vertAlign w:val="superscript"/>
-        </w:rPr>
-        <w:t xml:space="preserve">3t</w:t>
+        </w:rPr>
+        <w:t xml:space="preserve"> + e</w:t>
       </w:r>
       <w:r>
         <w:rPr>
@@ -6779,8 +6893,20 @@
           <w:i/>
           <w:color w:val="305496"/>
           <w:sz w:val="22"/>
-        </w:rPr>
-        <w:t xml:space="preserve">   (9)</w:t>
+          <w:vertAlign w:val="superscript"/>
+        </w:rPr>
+        <w:t xml:space="preserve">3t</w:t>
+      </w:r>
+      <w:r>
+        <w:rPr>
+          <w:rFonts w:ascii="Arial" w:hAnsi="Arial" w:cs="Arial"/>
+          <w:b/>
+          <w:i/>
+          <w:color w:val="305496"/>
+          <w:sz w:val="22"/>
+        </w:rPr>
+        <w:tab/>
+        <w:t xml:space="preserve">(9)</w:t>
       </w:r>
     </w:p>
     <w:p>
@@ -7280,8 +7406,11 @@
     </w:p>
     <w:p>
       <w:pPr>
+        <w:tabs>
+          <w:tab w:val="center" w:pos="4393"/>
+          <w:tab w:val="right" w:pos="8787"/>
+        </w:tabs>
         <w:spacing w:before="40" w:after="120"/>
-        <w:jc w:val="center"/>
       </w:pPr>
       <w:r>
         <w:rPr>
@@ -7291,7 +7420,7 @@
           <w:color w:val="305496"/>
           <w:sz w:val="22"/>
         </w:rPr>
-        <w:t xml:space="preserve">✓ Hasil:   y(t) = 2t·e</w:t>
+        <w:tab/>
       </w:r>
       <w:r>
         <w:rPr>
@@ -7300,9 +7429,8 @@
           <w:i/>
           <w:color w:val="305496"/>
           <w:sz w:val="22"/>
-          <w:vertAlign w:val="superscript"/>
-        </w:rPr>
-        <w:t xml:space="preserve">2t</w:t>
+        </w:rPr>
+        <w:t xml:space="preserve">✓ Hasil:   y(t) = 2t·e</w:t>
       </w:r>
       <w:r>
         <w:rPr>
@@ -7311,8 +7439,9 @@
           <w:i/>
           <w:color w:val="305496"/>
           <w:sz w:val="22"/>
-        </w:rPr>
-        <w:t xml:space="preserve"> + e</w:t>
+          <w:vertAlign w:val="superscript"/>
+        </w:rPr>
+        <w:t xml:space="preserve">2t</w:t>
       </w:r>
       <w:r>
         <w:rPr>
@@ -7321,9 +7450,8 @@
           <w:i/>
           <w:color w:val="305496"/>
           <w:sz w:val="22"/>
-          <w:vertAlign w:val="superscript"/>
-        </w:rPr>
-        <w:t xml:space="preserve">-t</w:t>
+        </w:rPr>
+        <w:t xml:space="preserve"> + e</w:t>
       </w:r>
       <w:r>
         <w:rPr>
@@ -7332,8 +7460,20 @@
           <w:i/>
           <w:color w:val="305496"/>
           <w:sz w:val="22"/>
-        </w:rPr>
-        <w:t xml:space="preserve">   (10)</w:t>
+          <w:vertAlign w:val="superscript"/>
+        </w:rPr>
+        <w:t xml:space="preserve">-t</w:t>
+      </w:r>
+      <w:r>
+        <w:rPr>
+          <w:rFonts w:ascii="Arial" w:hAnsi="Arial" w:cs="Arial"/>
+          <w:b/>
+          <w:i/>
+          <w:color w:val="305496"/>
+          <w:sz w:val="22"/>
+        </w:rPr>
+        <w:tab/>
+        <w:t xml:space="preserve">(10)</w:t>
       </w:r>
     </w:p>
     <w:p>
@@ -7402,8 +7542,11 @@
     </w:p>
     <w:p>
       <w:pPr>
+        <w:tabs>
+          <w:tab w:val="center" w:pos="4393"/>
+          <w:tab w:val="right" w:pos="8787"/>
+        </w:tabs>
         <w:spacing w:before="40" w:after="120"/>
-        <w:jc w:val="center"/>
       </w:pPr>
       <w:r>
         <w:rPr>
@@ -7413,7 +7556,7 @@
           <w:color w:val="305496"/>
           <w:sz w:val="22"/>
         </w:rPr>
-        <w:t>x' = ax+by+f(t), y' = cx+dy+g(t)  ⟹  [s-a, -b; -c, s-d]·[X;Y] = [F(s)+x(0); G(s)+y(0)]</w:t>
+        <w:tab/>
       </w:r>
       <w:r>
         <w:rPr>
@@ -7423,7 +7566,18 @@
           <w:color w:val="305496"/>
           <w:sz w:val="22"/>
         </w:rPr>
-        <w:t xml:space="preserve">   (11)</w:t>
+        <w:t>x' = ax+by+f(t), y' = cx+dy+g(t)  ⟹  [s-a, -b; -c, s-d]·[X;Y] = [F(s)+x(0); G(s)+y(0)]</w:t>
+      </w:r>
+      <w:r>
+        <w:rPr>
+          <w:rFonts w:ascii="Arial" w:hAnsi="Arial" w:cs="Arial"/>
+          <w:b/>
+          <w:i/>
+          <w:color w:val="305496"/>
+          <w:sz w:val="22"/>
+        </w:rPr>
+        <w:tab/>
+        <w:t xml:space="preserve">(11)</w:t>
       </w:r>
     </w:p>
     <w:p>
@@ -7518,8 +7672,11 @@
     </w:p>
     <w:p>
       <w:pPr>
+        <w:tabs>
+          <w:tab w:val="center" w:pos="4393"/>
+          <w:tab w:val="right" w:pos="8787"/>
+        </w:tabs>
         <w:spacing w:before="40" w:after="120"/>
-        <w:jc w:val="center"/>
       </w:pPr>
       <w:r>
         <w:rPr>
@@ -7529,7 +7686,7 @@
           <w:color w:val="305496"/>
           <w:sz w:val="22"/>
         </w:rPr>
-        <w:t xml:space="preserve">✓ Hasil:   x(t) = (3/4)e</w:t>
+        <w:tab/>
       </w:r>
       <w:r>
         <w:rPr>
@@ -7538,9 +7695,8 @@
           <w:i/>
           <w:color w:val="305496"/>
           <w:sz w:val="22"/>
-          <w:vertAlign w:val="superscript"/>
-        </w:rPr>
-        <w:t xml:space="preserve">t</w:t>
+        </w:rPr>
+        <w:t xml:space="preserve">✓ Hasil:   x(t) = (3/4)e</w:t>
       </w:r>
       <w:r>
         <w:rPr>
@@ -7549,8 +7705,9 @@
           <w:i/>
           <w:color w:val="305496"/>
           <w:sz w:val="22"/>
-        </w:rPr>
-        <w:t xml:space="preserve"> + (1/4)e</w:t>
+          <w:vertAlign w:val="superscript"/>
+        </w:rPr>
+        <w:t xml:space="preserve">t</w:t>
       </w:r>
       <w:r>
         <w:rPr>
@@ -7559,9 +7716,8 @@
           <w:i/>
           <w:color w:val="305496"/>
           <w:sz w:val="22"/>
-          <w:vertAlign w:val="superscript"/>
-        </w:rPr>
-        <w:t xml:space="preserve">5t</w:t>
+        </w:rPr>
+        <w:t xml:space="preserve"> + (1/4)e</w:t>
       </w:r>
       <w:r>
         <w:rPr>
@@ -7570,8 +7726,9 @@
           <w:i/>
           <w:color w:val="305496"/>
           <w:sz w:val="22"/>
-        </w:rPr>
-        <w:t xml:space="preserve">;   y(t) = -(3/4)e</w:t>
+          <w:vertAlign w:val="superscript"/>
+        </w:rPr>
+        <w:t xml:space="preserve">5t</w:t>
       </w:r>
       <w:r>
         <w:rPr>
@@ -7580,9 +7737,8 @@
           <w:i/>
           <w:color w:val="305496"/>
           <w:sz w:val="22"/>
-          <w:vertAlign w:val="superscript"/>
-        </w:rPr>
-        <w:t xml:space="preserve">t</w:t>
+        </w:rPr>
+        <w:t xml:space="preserve">;   y(t) = -(3/4)e</w:t>
       </w:r>
       <w:r>
         <w:rPr>
@@ -7591,8 +7747,9 @@
           <w:i/>
           <w:color w:val="305496"/>
           <w:sz w:val="22"/>
-        </w:rPr>
-        <w:t xml:space="preserve"> + (3/4)e</w:t>
+          <w:vertAlign w:val="superscript"/>
+        </w:rPr>
+        <w:t xml:space="preserve">t</w:t>
       </w:r>
       <w:r>
         <w:rPr>
@@ -7601,9 +7758,8 @@
           <w:i/>
           <w:color w:val="305496"/>
           <w:sz w:val="22"/>
-          <w:vertAlign w:val="superscript"/>
-        </w:rPr>
-        <w:t xml:space="preserve">5t</w:t>
+        </w:rPr>
+        <w:t xml:space="preserve"> + (3/4)e</w:t>
       </w:r>
       <w:r>
         <w:rPr>
@@ -7612,8 +7768,20 @@
           <w:i/>
           <w:color w:val="305496"/>
           <w:sz w:val="22"/>
-        </w:rPr>
-        <w:t xml:space="preserve">   (12)</w:t>
+          <w:vertAlign w:val="superscript"/>
+        </w:rPr>
+        <w:t xml:space="preserve">5t</w:t>
+      </w:r>
+      <w:r>
+        <w:rPr>
+          <w:rFonts w:ascii="Arial" w:hAnsi="Arial" w:cs="Arial"/>
+          <w:b/>
+          <w:i/>
+          <w:color w:val="305496"/>
+          <w:sz w:val="22"/>
+        </w:rPr>
+        <w:tab/>
+        <w:t xml:space="preserve">(12)</w:t>
       </w:r>
     </w:p>
     <w:p>

--- a/Engineering-Mathematics/Modul-Word/Modul-11-Penerapan-Laplace-pada-PD.docx
+++ b/Engineering-Mathematics/Modul-Word/Modul-11-Penerapan-Laplace-pada-PD.docx
@@ -2579,45 +2579,65 @@
     <w:p>
       <w:pPr>
         <w:pBdr>
-          <w:top w:val="single" w:sz="8" w:space="6" w:color="2E9E6B"/>
-          <w:left w:val="single" w:sz="8" w:space="6" w:color="2E9E6B"/>
-          <w:bottom w:val="single" w:sz="8" w:space="6" w:color="2E9E6B"/>
-          <w:right w:val="single" w:sz="8" w:space="6" w:color="2E9E6B"/>
+          <w:top w:val="single" w:sz="6" w:space="10" w:color="BFE3D0"/>
+          <w:left w:val="single" w:sz="24" w:space="12" w:color="1F7A55"/>
+          <w:bottom w:val="single" w:sz="6" w:space="10" w:color="BFE3D0"/>
+          <w:right w:val="single" w:sz="6" w:space="10" w:color="BFE3D0"/>
         </w:pBdr>
-        <w:shd w:val="clear" w:fill="EAF7F0"/>
-        <w:spacing w:before="80" w:after="240"/>
-      </w:pPr>
-      <w:r>
-        <w:rPr>
-          <w:rFonts w:ascii="Arial" w:hAnsi="Arial" w:cs="Arial"/>
-          <w:b/>
-          <w:i w:val="0"/>
-          <w:color w:val="1F3864"/>
-          <w:sz w:val="21"/>
-        </w:rPr>
-        <w:t xml:space="preserve">🔗 Modul Interaktif: </w:t>
+        <w:shd w:val="clear" w:fill="F1FAF5"/>
+        <w:spacing w:before="140" w:after="60" w:line="264" w:lineRule="auto"/>
+        <w:ind w:left="170" w:right="170"/>
+        <w:jc w:val="left"/>
+      </w:pPr>
+      <w:r>
+        <w:rPr>
+          <w:rFonts w:ascii="Arial" w:hAnsi="Arial" w:cs="Arial"/>
+          <w:b/>
+          <w:i w:val="0"/>
+          <w:color w:val="1F7A55"/>
+          <w:sz w:val="17"/>
+          <w:spacing w:val="30"/>
+        </w:rPr>
+        <w:t xml:space="preserve">🔗 MODUL INTERAKTIF</w:t>
+      </w:r>
+      <w:r>
+        <w:br/>
       </w:r>
       <w:hyperlink r:id="rId19">
         <w:r>
           <w:rPr>
             <w:rFonts w:ascii="Arial" w:hAnsi="Arial" w:cs="Arial"/>
-            <w:sz w:val="22"/>
+            <w:b/>
             <w:color w:val="0563C1"/>
+            <w:sz w:val="20"/>
             <w:u w:val="single"/>
-            <w:b/>
           </w:rPr>
           <w:t xml:space="preserve">https://dedik-romahadi.github.io/Mechanical-Engineering-Courses/Engineering-Mathematics/Modul/Modul-11.html</w:t>
         </w:r>
       </w:hyperlink>
-      <w:r>
-        <w:rPr>
-          <w:rFonts w:ascii="Arial" w:hAnsi="Arial" w:cs="Arial"/>
-          <w:b w:val="0"/>
-          <w:i w:val="0"/>
-          <w:color w:val="333333"/>
-          <w:sz w:val="20"/>
-        </w:rPr>
-        <w:t>. Pada layar masuk, pilih tombol “👁️ Mode Preview (Tanpa Login)” untuk melihat modul lengkap (animasi, kalkulator interaktif, editor kode Python langsung di browser) tanpa perlu akun. Soal pada Mode Preview bersifat tampilan saja; jawaban benar/salah dan poin tidak aktif.</w:t>
+    </w:p>
+    <w:p>
+      <w:pPr>
+        <w:pBdr>
+          <w:top w:val="single" w:sz="6" w:space="10" w:color="BFE3D0"/>
+          <w:left w:val="single" w:sz="24" w:space="12" w:color="1F7A55"/>
+          <w:bottom w:val="single" w:sz="6" w:space="10" w:color="BFE3D0"/>
+          <w:right w:val="single" w:sz="6" w:space="10" w:color="BFE3D0"/>
+        </w:pBdr>
+        <w:shd w:val="clear" w:fill="F1FAF5"/>
+        <w:spacing w:before="0" w:after="140" w:line="264" w:lineRule="auto"/>
+        <w:ind w:left="170" w:right="170"/>
+        <w:jc w:val="left"/>
+      </w:pPr>
+      <w:r>
+        <w:rPr>
+          <w:rFonts w:ascii="Arial" w:hAnsi="Arial" w:cs="Arial"/>
+          <w:b w:val="0"/>
+          <w:i w:val="0"/>
+          <w:color w:val="44525F"/>
+          <w:sz w:val="19"/>
+        </w:rPr>
+        <w:t xml:space="preserve">Pada layar masuk, pilih tombol “👁️ Mode Preview (Tanpa Login)” untuk melihat modul lengkap (animasi, kalkulator interaktif, editor kode Python langsung di browser) tanpa perlu akun. Soal pada Mode Preview bersifat tampilan saja; jawaban benar/salah dan poin tidak aktif.</w:t>
       </w:r>
     </w:p>
     <w:p>
